--- a/src/assets/resume.docx
+++ b/src/assets/resume.docx
@@ -8,16 +8,14 @@
         <w:rPr>
           <w:rFonts w:ascii="Arial" w:hAnsi="Arial" w:cs="Arial"/>
           <w:b/>
-          <w:sz w:val="40"/>
-          <w:szCs w:val="24"/>
+          <w:sz w:val="36"/>
         </w:rPr>
       </w:pPr>
       <w:r>
         <w:rPr>
           <w:rFonts w:ascii="Arial" w:hAnsi="Arial" w:cs="Arial"/>
           <w:b/>
-          <w:sz w:val="40"/>
-          <w:szCs w:val="24"/>
+          <w:sz w:val="36"/>
         </w:rPr>
         <w:t>LYLE JOHN G. DUMAYAS</w:t>
       </w:r>
@@ -25,41 +23,41 @@
     <w:p>
       <w:pPr>
         <w:pStyle w:val="NoSpacing"/>
-        <w:spacing w:before="120" w:after="120"/>
-        <w:rPr>
-          <w:rFonts w:ascii="Arial" w:hAnsi="Arial" w:cs="Arial"/>
-        </w:rPr>
-      </w:pPr>
-      <w:r>
         <w:rPr>
           <w:rFonts w:ascii="Arial" w:hAnsi="Arial" w:cs="Arial"/>
           <w:b/>
           <w:bCs/>
         </w:rPr>
-        <w:t>Address:</w:t>
+      </w:pPr>
+      <w:r>
+        <w:rPr>
+          <w:rFonts w:ascii="Arial" w:hAnsi="Arial" w:cs="Arial"/>
+          <w:b/>
+          <w:bCs/>
+        </w:rPr>
+        <w:t>Rodriguez, Rizal, Philippines</w:t>
       </w:r>
       <w:r>
         <w:rPr>
           <w:rFonts w:ascii="Arial" w:hAnsi="Arial" w:cs="Arial"/>
-        </w:rPr>
-        <w:t xml:space="preserve"> Rodriguez Rizal</w:t>
+          <w:b/>
+          <w:bCs/>
+        </w:rPr>
+        <w:br/>
       </w:r>
       <w:r>
         <w:rPr>
-          <w:rFonts w:ascii="Arial" w:hAnsi="Arial" w:cs="Arial"/>
-        </w:rPr>
-        <w:tab/>
+          <w:rFonts w:ascii="Segoe UI Emoji" w:hAnsi="Segoe UI Emoji" w:cs="Segoe UI Emoji"/>
+          <w:b/>
+          <w:bCs/>
+        </w:rPr>
+        <w:t>📧</w:t>
       </w:r>
       <w:r>
         <w:rPr>
           <w:rFonts w:ascii="Arial" w:hAnsi="Arial" w:cs="Arial"/>
           <w:b/>
-        </w:rPr>
-        <w:t>Email Add:</w:t>
-      </w:r>
-      <w:r>
-        <w:rPr>
-          <w:rFonts w:ascii="Arial" w:hAnsi="Arial" w:cs="Arial"/>
+          <w:bCs/>
         </w:rPr>
         <w:t xml:space="preserve"> </w:t>
       </w:r>
@@ -67,29 +65,65 @@
         <w:r>
           <w:rPr>
             <w:rStyle w:val="Hyperlink"/>
+            <w:rFonts w:ascii="Arial" w:hAnsi="Arial" w:cs="Arial"/>
+            <w:b/>
+            <w:bCs/>
           </w:rPr>
           <w:t>layljandee@gmail.com</w:t>
         </w:r>
       </w:hyperlink>
       <w:r>
-        <w:t xml:space="preserve"> </w:t>
+        <w:rPr>
+          <w:rFonts w:ascii="Arial" w:hAnsi="Arial" w:cs="Arial"/>
+          <w:b/>
+          <w:bCs/>
+        </w:rPr>
+        <w:br/>
       </w:r>
       <w:r>
-        <w:tab/>
+        <w:rPr>
+          <w:rFonts w:ascii="Segoe UI Emoji" w:hAnsi="Segoe UI Emoji" w:cs="Segoe UI Emoji"/>
+          <w:b/>
+          <w:bCs/>
+        </w:rPr>
+        <w:t>📱</w:t>
       </w:r>
       <w:r>
         <w:rPr>
           <w:rFonts w:ascii="Arial" w:hAnsi="Arial" w:cs="Arial"/>
           <w:b/>
-        </w:rPr>
-        <w:t>Contact:</w:t>
+          <w:bCs/>
+        </w:rPr>
+        <w:t xml:space="preserve"> +63 930 997 2143</w:t>
       </w:r>
+    </w:p>
+    <w:p>
+      <w:pPr>
+        <w:pStyle w:val="NoSpacing"/>
+        <w:rPr>
+          <w:rFonts w:ascii="Arial" w:hAnsi="Arial" w:cs="Arial"/>
+          <w:b/>
+          <w:bCs/>
+        </w:rPr>
+      </w:pPr>
       <w:r>
         <w:rPr>
           <w:rFonts w:ascii="Arial" w:hAnsi="Arial" w:cs="Arial"/>
-        </w:rPr>
-        <w:t xml:space="preserve"> +639309972143</w:t>
+          <w:b/>
+          <w:bCs/>
+        </w:rPr>
+        <w:t>Available for Full-Time / Part-Time Remote Work</w:t>
       </w:r>
+    </w:p>
+    <w:p>
+      <w:pPr>
+        <w:pStyle w:val="NoSpacing"/>
+        <w:rPr>
+          <w:rFonts w:ascii="Arial" w:hAnsi="Arial" w:cs="Arial"/>
+          <w:b/>
+          <w:bCs/>
+        </w:rPr>
+      </w:pPr>
     </w:p>
     <w:p>
       <w:pPr>
@@ -180,10 +214,11 @@
         <w:rPr>
           <w:rFonts w:ascii="Arial" w:hAnsi="Arial" w:cs="Arial"/>
           <w:b/>
+          <w:noProof/>
           <w:sz w:val="24"/>
           <w:szCs w:val="24"/>
         </w:rPr>
-        <w:t>IT Support</w:t>
+        <w:t>Virtual Assistant with IT Support Experience</w:t>
       </w:r>
     </w:p>
     <w:p>
@@ -210,56 +245,26 @@
         <w:rPr>
           <w:rFonts w:ascii="Arial" w:hAnsi="Arial" w:cs="Arial"/>
         </w:rPr>
-        <w:t xml:space="preserve">Passionate programmer with hands-on experience in </w:t>
+        <w:t xml:space="preserve">Detail-oriented Virtual Assistant with hands-on experience in IT support, administrative assistance, remote troubleshooting, and digital task management. </w:t>
       </w:r>
+      <w:proofErr w:type="gramStart"/>
       <w:r>
         <w:rPr>
           <w:rFonts w:ascii="Arial" w:hAnsi="Arial" w:cs="Arial"/>
         </w:rPr>
-        <w:t>Web Development</w:t>
+        <w:t>Skilled</w:t>
       </w:r>
+      <w:proofErr w:type="gramEnd"/>
       <w:r>
         <w:rPr>
           <w:rFonts w:ascii="Arial" w:hAnsi="Arial" w:cs="Arial"/>
         </w:rPr>
-        <w:t>, and full-stack troubleshooting. Adept at rapidly mastering new tech stacks and solving complex challenges across both software and hardware systems.</w:t>
+        <w:t xml:space="preserve"> in handling email communication, scheduling, data organization, customer support, and productivity tools. Tech-savvy, adaptable, and able to manage tasks efficiently with minimal supervision.</w:t>
       </w:r>
     </w:p>
     <w:p>
       <w:pPr>
         <w:pStyle w:val="NoSpacing"/>
-        <w:spacing w:after="120"/>
-        <w:jc w:val="both"/>
-      </w:pPr>
-      <w:r>
-        <w:rPr>
-          <w:rFonts w:ascii="Arial" w:hAnsi="Arial" w:cs="Arial"/>
-          <w:b/>
-          <w:bCs/>
-        </w:rPr>
-        <w:t>Portfolio:</w:t>
-      </w:r>
-      <w:r>
-        <w:rPr>
-          <w:rFonts w:ascii="Arial" w:hAnsi="Arial" w:cs="Arial"/>
-        </w:rPr>
-        <w:t> </w:t>
-      </w:r>
-      <w:hyperlink r:id="rId6" w:tgtFrame="_blank" w:history="1">
-        <w:r>
-          <w:rPr>
-            <w:rStyle w:val="Hyperlink"/>
-            <w:rFonts w:ascii="Arial" w:hAnsi="Arial" w:cs="Arial"/>
-          </w:rPr>
-          <w:t>https://me-eta-ashen.vercel.app/</w:t>
-        </w:r>
-      </w:hyperlink>
-    </w:p>
-    <w:p>
-      <w:pPr>
-        <w:pStyle w:val="NoSpacing"/>
-        <w:spacing w:after="120"/>
-        <w:jc w:val="both"/>
         <w:rPr>
           <w:rFonts w:ascii="Arial" w:hAnsi="Arial" w:cs="Arial"/>
           <w:b/>
@@ -278,7 +283,7 @@
         <mc:AlternateContent>
           <mc:Choice Requires="wps">
             <w:drawing>
-              <wp:anchor distT="0" distB="0" distL="114300" distR="114300" simplePos="0" relativeHeight="251673600" behindDoc="0" locked="0" layoutInCell="1" allowOverlap="1" wp14:anchorId="4B465855" wp14:editId="64B7A32C">
+              <wp:anchor distT="0" distB="0" distL="114300" distR="114300" simplePos="0" relativeHeight="251673600" behindDoc="0" locked="0" layoutInCell="1" allowOverlap="1" wp14:anchorId="722A18ED" wp14:editId="540B3AF3">
                 <wp:simplePos x="0" y="0"/>
                 <wp:positionH relativeFrom="margin">
                   <wp:align>center</wp:align>
@@ -289,7 +294,7 @@
                 <wp:extent cx="6311900" cy="38100"/>
                 <wp:effectExtent l="0" t="0" r="31750" b="19050"/>
                 <wp:wrapNone/>
-                <wp:docPr id="1110706067" name="Straight Connector 2"/>
+                <wp:docPr id="440024422" name="Straight Connector 2"/>
                 <wp:cNvGraphicFramePr/>
                 <a:graphic xmlns:a="http://schemas.openxmlformats.org/drawingml/2006/main">
                   <a:graphicData uri="http://schemas.microsoft.com/office/word/2010/wordprocessingShape">
@@ -334,7 +339,7 @@
           </mc:Choice>
           <mc:Fallback>
             <w:pict>
-              <v:line w14:anchorId="446BA942" id="Straight Connector 2" o:spid="_x0000_s1026" style="position:absolute;flip:y;z-index:251673600;visibility:visible;mso-wrap-style:square;mso-width-percent:0;mso-height-percent:0;mso-wrap-distance-left:9pt;mso-wrap-distance-top:0;mso-wrap-distance-right:9pt;mso-wrap-distance-bottom:0;mso-position-horizontal:center;mso-position-horizontal-relative:margin;mso-position-vertical:absolute;mso-position-vertical-relative:text;mso-width-percent:0;mso-height-percent:0;mso-width-relative:margin;mso-height-relative:margin" from="0,14.2pt" to="497pt,17.2pt" o:gfxdata="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" strokecolor="black [3200]" strokeweight="1.5pt">
+              <v:line w14:anchorId="69A57584" id="Straight Connector 2" o:spid="_x0000_s1026" style="position:absolute;flip:y;z-index:251673600;visibility:visible;mso-wrap-style:square;mso-width-percent:0;mso-height-percent:0;mso-wrap-distance-left:9pt;mso-wrap-distance-top:0;mso-wrap-distance-right:9pt;mso-wrap-distance-bottom:0;mso-position-horizontal:center;mso-position-horizontal-relative:margin;mso-position-vertical:absolute;mso-position-vertical-relative:text;mso-width-percent:0;mso-height-percent:0;mso-width-relative:margin;mso-height-relative:margin" from="0,14.2pt" to="497pt,17.2pt" o:gfxdata="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" strokecolor="black [3200]" strokeweight="1.5pt">
                 <v:stroke joinstyle="miter"/>
                 <w10:wrap anchorx="margin"/>
               </v:line>
@@ -349,206 +354,336 @@
           <w:sz w:val="24"/>
           <w:szCs w:val="24"/>
         </w:rPr>
-        <w:t>CREDENTIALS</w:t>
-      </w:r>
-      <w:r>
-        <w:rPr>
-          <w:rFonts w:ascii="Arial" w:hAnsi="Arial" w:cs="Arial"/>
-          <w:b/>
-          <w:sz w:val="24"/>
-          <w:szCs w:val="24"/>
-        </w:rPr>
-        <w:t>:</w:t>
+        <w:t>SKILLS:</w:t>
       </w:r>
     </w:p>
     <w:p>
       <w:pPr>
-        <w:pStyle w:val="ds-markdown-paragraph"/>
-        <w:numPr>
-          <w:ilvl w:val="0"/>
-          <w:numId w:val="5"/>
-        </w:numPr>
-        <w:shd w:val="clear" w:color="auto" w:fill="FFFFFF"/>
-        <w:spacing w:before="0" w:beforeAutospacing="0" w:after="0" w:afterAutospacing="0" w:line="429" w:lineRule="atLeast"/>
+        <w:pStyle w:val="NoSpacing"/>
         <w:rPr>
           <w:rFonts w:ascii="Arial" w:hAnsi="Arial" w:cs="Arial"/>
-          <w:color w:val="000000" w:themeColor="text1"/>
-        </w:rPr>
-      </w:pPr>
-      <w:r>
-        <w:rPr>
-          <w:rStyle w:val="Strong"/>
-          <w:rFonts w:ascii="Arial" w:hAnsi="Arial" w:cs="Arial"/>
-          <w:color w:val="000000" w:themeColor="text1"/>
-        </w:rPr>
-        <w:t>Professional Certification</w:t>
-      </w:r>
-      <w:r>
-        <w:rPr>
-          <w:rFonts w:ascii="Arial" w:hAnsi="Arial" w:cs="Arial"/>
-          <w:color w:val="000000" w:themeColor="text1"/>
-        </w:rPr>
-        <w:t>:</w:t>
-      </w:r>
-      <w:r>
-        <w:rPr>
-          <w:rFonts w:ascii="Arial" w:hAnsi="Arial" w:cs="Arial"/>
-          <w:color w:val="404040"/>
-        </w:rPr>
-        <w:t xml:space="preserve"> </w:t>
-      </w:r>
-      <w:r>
-        <w:rPr>
-          <w:rFonts w:ascii="Arial" w:hAnsi="Arial" w:cs="Arial"/>
-          <w:color w:val="404040"/>
-        </w:rPr>
-        <w:tab/>
-      </w:r>
-      <w:r>
-        <w:rPr>
-          <w:rFonts w:ascii="Arial" w:hAnsi="Arial" w:cs="Arial"/>
-          <w:color w:val="404040"/>
-        </w:rPr>
-        <w:tab/>
-      </w:r>
-      <w:r>
-        <w:rPr>
-          <w:rFonts w:ascii="Arial" w:hAnsi="Arial" w:cs="Arial"/>
-          <w:color w:val="404040"/>
-        </w:rPr>
-        <w:tab/>
-      </w:r>
-      <w:r>
-        <w:rPr>
-          <w:rStyle w:val="Strong"/>
-          <w:rFonts w:ascii="Arial" w:hAnsi="Arial" w:cs="Arial"/>
-          <w:b w:val="0"/>
-          <w:bCs w:val="0"/>
-          <w:color w:val="000000" w:themeColor="text1"/>
-        </w:rPr>
-        <w:t>Civil Service Exam Passer</w:t>
-      </w:r>
-      <w:r>
-        <w:rPr>
-          <w:rFonts w:ascii="Arial" w:hAnsi="Arial" w:cs="Arial"/>
-          <w:color w:val="000000" w:themeColor="text1"/>
-        </w:rPr>
-        <w:t> (2025)</w:t>
-      </w:r>
+          <w:bCs/>
+          <w:sz w:val="24"/>
+          <w:szCs w:val="24"/>
+        </w:rPr>
+      </w:pPr>
     </w:p>
-    <w:p>
-      <w:pPr>
-        <w:pStyle w:val="NoSpacing"/>
-        <w:numPr>
-          <w:ilvl w:val="0"/>
-          <w:numId w:val="5"/>
-        </w:numPr>
-        <w:jc w:val="both"/>
-        <w:rPr>
-          <w:rFonts w:ascii="Arial" w:hAnsi="Arial" w:cs="Arial"/>
-        </w:rPr>
-      </w:pPr>
-      <w:r>
-        <w:rPr>
-          <w:rFonts w:ascii="Arial" w:hAnsi="Arial" w:cs="Arial"/>
-          <w:b/>
-          <w:bCs/>
-        </w:rPr>
-        <w:t>Associate in Computer Technologies</w:t>
-      </w:r>
-      <w:r>
-        <w:rPr>
-          <w:rFonts w:ascii="Arial" w:hAnsi="Arial" w:cs="Arial"/>
-        </w:rPr>
-        <w:t>:</w:t>
-      </w:r>
-      <w:r>
-        <w:rPr>
-          <w:rFonts w:ascii="Arial" w:hAnsi="Arial" w:cs="Arial"/>
-        </w:rPr>
-        <w:tab/>
-      </w:r>
-      <w:r>
-        <w:rPr>
-          <w:rFonts w:ascii="Arial" w:hAnsi="Arial" w:cs="Arial"/>
-        </w:rPr>
-        <w:tab/>
-      </w:r>
-      <w:r>
-        <w:rPr>
-          <w:rFonts w:ascii="Arial" w:hAnsi="Arial" w:cs="Arial"/>
-        </w:rPr>
-        <w:t>STI College Marikina</w:t>
-      </w:r>
-    </w:p>
-    <w:p>
-      <w:pPr>
-        <w:pStyle w:val="NoSpacing"/>
-        <w:numPr>
-          <w:ilvl w:val="0"/>
-          <w:numId w:val="5"/>
-        </w:numPr>
-        <w:spacing w:after="120"/>
-        <w:jc w:val="both"/>
-        <w:rPr>
-          <w:rFonts w:ascii="Arial" w:hAnsi="Arial" w:cs="Arial"/>
-        </w:rPr>
-      </w:pPr>
-      <w:r>
-        <w:rPr>
-          <w:rFonts w:ascii="Arial" w:hAnsi="Arial" w:cs="Arial"/>
-          <w:b/>
-          <w:bCs/>
-        </w:rPr>
-        <w:t>Senior High School</w:t>
-      </w:r>
-      <w:r>
-        <w:rPr>
-          <w:rFonts w:ascii="Arial" w:hAnsi="Arial" w:cs="Arial"/>
-          <w:b/>
-          <w:bCs/>
-        </w:rPr>
-        <w:t xml:space="preserve"> - </w:t>
-      </w:r>
-      <w:r>
-        <w:rPr>
-          <w:rFonts w:ascii="Arial" w:hAnsi="Arial" w:cs="Arial"/>
-          <w:b/>
-          <w:bCs/>
-        </w:rPr>
-        <w:t>ICT Strand</w:t>
-      </w:r>
-      <w:r>
-        <w:rPr>
-          <w:rFonts w:ascii="Arial" w:hAnsi="Arial" w:cs="Arial"/>
-        </w:rPr>
-        <w:t>:</w:t>
-      </w:r>
-      <w:r>
-        <w:rPr>
-          <w:rFonts w:ascii="Arial" w:hAnsi="Arial" w:cs="Arial"/>
-        </w:rPr>
-        <w:t xml:space="preserve"> </w:t>
-      </w:r>
-      <w:r>
-        <w:rPr>
-          <w:rFonts w:ascii="Arial" w:hAnsi="Arial" w:cs="Arial"/>
-        </w:rPr>
-        <w:tab/>
-      </w:r>
-      <w:r>
-        <w:rPr>
-          <w:rFonts w:ascii="Arial" w:hAnsi="Arial" w:cs="Arial"/>
-        </w:rPr>
-        <w:tab/>
-      </w:r>
-      <w:r>
-        <w:rPr>
-          <w:rFonts w:ascii="Arial" w:hAnsi="Arial" w:cs="Arial"/>
-        </w:rPr>
-        <w:t>New Era University</w:t>
-      </w:r>
-    </w:p>
+    <w:tbl>
+      <w:tblPr>
+        <w:tblW w:w="0" w:type="auto"/>
+        <w:tblInd w:w="-270" w:type="dxa"/>
+        <w:tblLook w:val="04A0" w:firstRow="1" w:lastRow="0" w:firstColumn="1" w:lastColumn="0" w:noHBand="0" w:noVBand="1"/>
+      </w:tblPr>
+      <w:tblGrid>
+        <w:gridCol w:w="5066"/>
+        <w:gridCol w:w="5284"/>
+      </w:tblGrid>
+      <w:tr>
+        <w:tc>
+          <w:tcPr>
+            <w:tcW w:w="5066" w:type="dxa"/>
+          </w:tcPr>
+          <w:p>
+            <w:pPr>
+              <w:pStyle w:val="NormalWeb"/>
+              <w:numPr>
+                <w:ilvl w:val="0"/>
+                <w:numId w:val="16"/>
+              </w:numPr>
+              <w:spacing w:before="0" w:beforeAutospacing="0" w:after="0" w:afterAutospacing="0"/>
+              <w:rPr>
+                <w:rFonts w:ascii="Arial" w:hAnsi="Arial" w:cs="Arial"/>
+                <w:bCs/>
+                <w:color w:val="000000" w:themeColor="text1"/>
+              </w:rPr>
+            </w:pPr>
+            <w:r>
+              <w:rPr>
+                <w:rFonts w:ascii="Arial" w:hAnsi="Arial" w:cs="Arial"/>
+                <w:bCs/>
+                <w:color w:val="000000" w:themeColor="text1"/>
+              </w:rPr>
+              <w:t>Virtual Assistance</w:t>
+            </w:r>
+          </w:p>
+          <w:p>
+            <w:pPr>
+              <w:pStyle w:val="NormalWeb"/>
+              <w:numPr>
+                <w:ilvl w:val="0"/>
+                <w:numId w:val="16"/>
+              </w:numPr>
+              <w:spacing w:before="0" w:beforeAutospacing="0" w:after="0" w:afterAutospacing="0"/>
+              <w:rPr>
+                <w:rFonts w:ascii="Arial" w:hAnsi="Arial" w:cs="Arial"/>
+                <w:bCs/>
+                <w:color w:val="000000" w:themeColor="text1"/>
+              </w:rPr>
+            </w:pPr>
+            <w:r>
+              <w:rPr>
+                <w:rFonts w:ascii="Arial" w:hAnsi="Arial" w:cs="Arial"/>
+                <w:bCs/>
+                <w:color w:val="000000" w:themeColor="text1"/>
+              </w:rPr>
+              <w:t>Email &amp; Calendar Management</w:t>
+            </w:r>
+          </w:p>
+          <w:p>
+            <w:pPr>
+              <w:pStyle w:val="NormalWeb"/>
+              <w:numPr>
+                <w:ilvl w:val="0"/>
+                <w:numId w:val="16"/>
+              </w:numPr>
+              <w:spacing w:before="0" w:beforeAutospacing="0" w:after="0" w:afterAutospacing="0"/>
+              <w:jc w:val="both"/>
+              <w:rPr>
+                <w:rFonts w:ascii="Arial" w:hAnsi="Arial" w:cs="Arial"/>
+                <w:bCs/>
+                <w:color w:val="000000" w:themeColor="text1"/>
+                <w:sz w:val="22"/>
+                <w:szCs w:val="22"/>
+              </w:rPr>
+            </w:pPr>
+            <w:r>
+              <w:rPr>
+                <w:rFonts w:ascii="Arial" w:hAnsi="Arial" w:cs="Arial"/>
+                <w:bCs/>
+                <w:color w:val="000000" w:themeColor="text1"/>
+              </w:rPr>
+              <w:t>Data Entry &amp; Organization</w:t>
+            </w:r>
+          </w:p>
+          <w:p>
+            <w:pPr>
+              <w:pStyle w:val="NormalWeb"/>
+              <w:numPr>
+                <w:ilvl w:val="0"/>
+                <w:numId w:val="16"/>
+              </w:numPr>
+              <w:spacing w:before="0" w:beforeAutospacing="0" w:after="0" w:afterAutospacing="0"/>
+              <w:jc w:val="both"/>
+              <w:rPr>
+                <w:rFonts w:ascii="Arial" w:hAnsi="Arial" w:cs="Arial"/>
+                <w:bCs/>
+                <w:color w:val="000000" w:themeColor="text1"/>
+                <w:sz w:val="22"/>
+                <w:szCs w:val="22"/>
+              </w:rPr>
+            </w:pPr>
+            <w:r>
+              <w:rPr>
+                <w:rFonts w:ascii="Arial" w:hAnsi="Arial" w:cs="Arial"/>
+                <w:bCs/>
+                <w:color w:val="000000" w:themeColor="text1"/>
+              </w:rPr>
+              <w:t>Customer Support</w:t>
+            </w:r>
+          </w:p>
+          <w:p>
+            <w:pPr>
+              <w:pStyle w:val="NormalWeb"/>
+              <w:numPr>
+                <w:ilvl w:val="0"/>
+                <w:numId w:val="16"/>
+              </w:numPr>
+              <w:spacing w:before="0" w:beforeAutospacing="0" w:after="0" w:afterAutospacing="0"/>
+              <w:jc w:val="both"/>
+              <w:rPr>
+                <w:rStyle w:val="Strong"/>
+                <w:rFonts w:ascii="Arial" w:hAnsi="Arial" w:cs="Arial"/>
+                <w:b w:val="0"/>
+                <w:color w:val="000000" w:themeColor="text1"/>
+                <w:sz w:val="22"/>
+                <w:szCs w:val="22"/>
+              </w:rPr>
+            </w:pPr>
+            <w:r>
+              <w:rPr>
+                <w:rFonts w:ascii="Arial" w:hAnsi="Arial" w:cs="Arial"/>
+                <w:bCs/>
+                <w:color w:val="000000" w:themeColor="text1"/>
+                <w:sz w:val="22"/>
+                <w:szCs w:val="22"/>
+              </w:rPr>
+              <w:t>Basic Photo &amp; Video Editing (Canva, CapCut)</w:t>
+            </w:r>
+          </w:p>
+        </w:tc>
+        <w:tc>
+          <w:tcPr>
+            <w:tcW w:w="5284" w:type="dxa"/>
+          </w:tcPr>
+          <w:p>
+            <w:pPr>
+              <w:pStyle w:val="NormalWeb"/>
+              <w:numPr>
+                <w:ilvl w:val="0"/>
+                <w:numId w:val="13"/>
+              </w:numPr>
+              <w:rPr>
+                <w:rFonts w:ascii="Arial" w:hAnsi="Arial" w:cs="Arial"/>
+                <w:bCs/>
+                <w:color w:val="000000" w:themeColor="text1"/>
+              </w:rPr>
+            </w:pPr>
+            <w:r>
+              <w:rPr>
+                <w:rFonts w:ascii="Arial" w:hAnsi="Arial" w:cs="Arial"/>
+                <w:bCs/>
+                <w:color w:val="000000" w:themeColor="text1"/>
+              </w:rPr>
+              <w:t>Administrative Support</w:t>
+            </w:r>
+          </w:p>
+          <w:p>
+            <w:pPr>
+              <w:pStyle w:val="NormalWeb"/>
+              <w:numPr>
+                <w:ilvl w:val="0"/>
+                <w:numId w:val="13"/>
+              </w:numPr>
+              <w:spacing w:before="0" w:beforeAutospacing="0" w:after="0" w:afterAutospacing="0"/>
+              <w:jc w:val="both"/>
+              <w:rPr>
+                <w:rFonts w:ascii="Arial" w:hAnsi="Arial" w:cs="Arial"/>
+                <w:bCs/>
+                <w:color w:val="000000" w:themeColor="text1"/>
+                <w:sz w:val="22"/>
+                <w:szCs w:val="22"/>
+              </w:rPr>
+            </w:pPr>
+            <w:r>
+              <w:rPr>
+                <w:rFonts w:ascii="Arial" w:hAnsi="Arial" w:cs="Arial"/>
+                <w:bCs/>
+                <w:color w:val="000000" w:themeColor="text1"/>
+                <w:sz w:val="22"/>
+                <w:szCs w:val="22"/>
+              </w:rPr>
+              <w:t>Internet Research</w:t>
+            </w:r>
+          </w:p>
+          <w:p>
+            <w:pPr>
+              <w:pStyle w:val="NormalWeb"/>
+              <w:numPr>
+                <w:ilvl w:val="0"/>
+                <w:numId w:val="13"/>
+              </w:numPr>
+              <w:rPr>
+                <w:rFonts w:ascii="Arial" w:hAnsi="Arial" w:cs="Arial"/>
+                <w:bCs/>
+                <w:color w:val="000000" w:themeColor="text1"/>
+              </w:rPr>
+            </w:pPr>
+            <w:r>
+              <w:rPr>
+                <w:rFonts w:ascii="Arial" w:hAnsi="Arial" w:cs="Arial"/>
+                <w:bCs/>
+                <w:color w:val="000000" w:themeColor="text1"/>
+              </w:rPr>
+              <w:t>Microsoft Office &amp; Google Workspace</w:t>
+            </w:r>
+          </w:p>
+          <w:p>
+            <w:pPr>
+              <w:pStyle w:val="NormalWeb"/>
+              <w:numPr>
+                <w:ilvl w:val="0"/>
+                <w:numId w:val="13"/>
+              </w:numPr>
+              <w:spacing w:before="0" w:beforeAutospacing="0" w:after="0" w:afterAutospacing="0"/>
+              <w:rPr>
+                <w:rFonts w:ascii="Arial" w:hAnsi="Arial" w:cs="Arial"/>
+                <w:bCs/>
+                <w:color w:val="000000" w:themeColor="text1"/>
+                <w:sz w:val="22"/>
+                <w:szCs w:val="22"/>
+              </w:rPr>
+            </w:pPr>
+            <w:r>
+              <w:rPr>
+                <w:rFonts w:ascii="Arial" w:hAnsi="Arial" w:cs="Arial"/>
+                <w:bCs/>
+                <w:color w:val="000000" w:themeColor="text1"/>
+              </w:rPr>
+              <w:t>Trello / Notion / Task Management</w:t>
+            </w:r>
+          </w:p>
+          <w:p>
+            <w:pPr>
+              <w:pStyle w:val="NormalWeb"/>
+              <w:numPr>
+                <w:ilvl w:val="0"/>
+                <w:numId w:val="13"/>
+              </w:numPr>
+              <w:spacing w:before="0" w:beforeAutospacing="0" w:after="0" w:afterAutospacing="0"/>
+              <w:rPr>
+                <w:rFonts w:ascii="Arial" w:hAnsi="Arial" w:cs="Arial"/>
+                <w:bCs/>
+                <w:color w:val="000000" w:themeColor="text1"/>
+                <w:sz w:val="22"/>
+                <w:szCs w:val="22"/>
+              </w:rPr>
+            </w:pPr>
+            <w:r>
+              <w:rPr>
+                <w:rFonts w:ascii="Arial" w:hAnsi="Arial" w:cs="Arial"/>
+                <w:bCs/>
+                <w:color w:val="000000" w:themeColor="text1"/>
+              </w:rPr>
+              <w:t>Remote Support (</w:t>
+            </w:r>
+            <w:proofErr w:type="spellStart"/>
+            <w:r>
+              <w:rPr>
+                <w:rFonts w:ascii="Arial" w:hAnsi="Arial" w:cs="Arial"/>
+                <w:bCs/>
+                <w:color w:val="000000" w:themeColor="text1"/>
+              </w:rPr>
+              <w:t>AnyDesk</w:t>
+            </w:r>
+            <w:proofErr w:type="spellEnd"/>
+            <w:r>
+              <w:rPr>
+                <w:rFonts w:ascii="Arial" w:hAnsi="Arial" w:cs="Arial"/>
+                <w:bCs/>
+                <w:color w:val="000000" w:themeColor="text1"/>
+              </w:rPr>
+              <w:t>)</w:t>
+            </w:r>
+          </w:p>
+          <w:p>
+            <w:pPr>
+              <w:pStyle w:val="NormalWeb"/>
+              <w:spacing w:before="0" w:beforeAutospacing="0" w:after="0" w:afterAutospacing="0"/>
+              <w:rPr>
+                <w:rStyle w:val="Strong"/>
+                <w:rFonts w:ascii="Arial" w:hAnsi="Arial" w:cs="Arial"/>
+                <w:b w:val="0"/>
+                <w:color w:val="000000" w:themeColor="text1"/>
+              </w:rPr>
+            </w:pPr>
+          </w:p>
+          <w:p>
+            <w:pPr>
+              <w:pStyle w:val="NormalWeb"/>
+              <w:spacing w:before="0" w:beforeAutospacing="0" w:after="0" w:afterAutospacing="0"/>
+              <w:rPr>
+                <w:rStyle w:val="Strong"/>
+                <w:rFonts w:ascii="Arial" w:hAnsi="Arial" w:cs="Arial"/>
+                <w:b w:val="0"/>
+                <w:color w:val="000000" w:themeColor="text1"/>
+                <w:sz w:val="22"/>
+                <w:szCs w:val="22"/>
+              </w:rPr>
+            </w:pPr>
+          </w:p>
+        </w:tc>
+      </w:tr>
+    </w:tbl>
     <w:p>
       <w:pPr>
         <w:pStyle w:val="NoSpacing"/>
@@ -646,494 +781,348 @@
     </w:p>
     <w:p>
       <w:pPr>
-        <w:pStyle w:val="NormalWeb"/>
-        <w:spacing w:after="0" w:afterAutospacing="0"/>
-        <w:rPr>
-          <w:rFonts w:ascii="Arial" w:hAnsi="Arial" w:cs="Arial"/>
-          <w:color w:val="000000" w:themeColor="text1"/>
-          <w:sz w:val="22"/>
-          <w:szCs w:val="22"/>
-        </w:rPr>
-      </w:pPr>
-      <w:r>
-        <w:rPr>
-          <w:rFonts w:ascii="Arial" w:hAnsi="Arial" w:cs="Arial"/>
+        <w:spacing w:after="0" w:line="240" w:lineRule="auto"/>
+        <w:rPr>
+          <w:rFonts w:ascii="Arial" w:eastAsia="Times New Roman" w:hAnsi="Arial" w:cs="Arial"/>
           <w:b/>
           <w:bCs/>
-          <w:color w:val="000000" w:themeColor="text1"/>
-          <w:sz w:val="22"/>
-          <w:szCs w:val="22"/>
-        </w:rPr>
-        <w:t xml:space="preserve">IT </w:t>
-      </w:r>
-      <w:r>
-        <w:rPr>
-          <w:rFonts w:ascii="Arial" w:hAnsi="Arial" w:cs="Arial"/>
+          <w:sz w:val="24"/>
+          <w:szCs w:val="24"/>
+        </w:rPr>
+      </w:pPr>
+    </w:p>
+    <w:p>
+      <w:pPr>
+        <w:spacing w:after="0" w:line="240" w:lineRule="auto"/>
+        <w:outlineLvl w:val="2"/>
+        <w:rPr>
+          <w:rFonts w:ascii="Arial" w:eastAsia="Times New Roman" w:hAnsi="Arial" w:cs="Arial"/>
           <w:b/>
           <w:bCs/>
-          <w:color w:val="000000" w:themeColor="text1"/>
-          <w:sz w:val="22"/>
-          <w:szCs w:val="22"/>
-        </w:rPr>
-        <w:t>Assistant</w:t>
-      </w:r>
+        </w:rPr>
+      </w:pPr>
       <w:r>
         <w:rPr>
-          <w:rFonts w:ascii="Arial" w:hAnsi="Arial" w:cs="Arial"/>
-          <w:color w:val="000000" w:themeColor="text1"/>
-          <w:sz w:val="22"/>
-          <w:szCs w:val="22"/>
-        </w:rPr>
-        <w:br/>
-      </w:r>
-      <w:r>
-        <w:rPr>
-          <w:rFonts w:ascii="Arial" w:hAnsi="Arial" w:cs="Arial"/>
-          <w:i/>
-          <w:iCs/>
-          <w:color w:val="000000" w:themeColor="text1"/>
-          <w:sz w:val="22"/>
-          <w:szCs w:val="22"/>
-        </w:rPr>
-        <w:t>Britannica United Motors |</w:t>
-      </w:r>
-      <w:r>
-        <w:rPr>
-          <w:rFonts w:ascii="Arial" w:hAnsi="Arial" w:cs="Arial"/>
-          <w:color w:val="000000" w:themeColor="text1"/>
-          <w:sz w:val="22"/>
-          <w:szCs w:val="22"/>
-        </w:rPr>
-        <w:t> </w:t>
-      </w:r>
-      <w:r>
-        <w:rPr>
-          <w:rFonts w:ascii="Arial" w:hAnsi="Arial" w:cs="Arial"/>
-          <w:i/>
-          <w:iCs/>
-          <w:color w:val="000000" w:themeColor="text1"/>
-          <w:sz w:val="22"/>
-          <w:szCs w:val="22"/>
-        </w:rPr>
-        <w:t>June</w:t>
-      </w:r>
-      <w:r>
-        <w:rPr>
-          <w:rFonts w:ascii="Arial" w:hAnsi="Arial" w:cs="Arial"/>
-          <w:i/>
-          <w:iCs/>
-          <w:color w:val="000000" w:themeColor="text1"/>
-          <w:sz w:val="22"/>
-          <w:szCs w:val="22"/>
-        </w:rPr>
-        <w:t xml:space="preserve"> 2025 – </w:t>
-      </w:r>
-      <w:r>
-        <w:rPr>
-          <w:rFonts w:ascii="Arial" w:hAnsi="Arial" w:cs="Arial"/>
-          <w:i/>
-          <w:iCs/>
-          <w:color w:val="000000" w:themeColor="text1"/>
-          <w:sz w:val="22"/>
-          <w:szCs w:val="22"/>
-        </w:rPr>
-        <w:t>Present</w:t>
+          <w:rFonts w:ascii="Arial" w:eastAsia="Times New Roman" w:hAnsi="Arial" w:cs="Arial"/>
+          <w:b/>
+          <w:bCs/>
+        </w:rPr>
+        <w:t>IT Assistant</w:t>
       </w:r>
     </w:p>
     <w:p>
       <w:pPr>
-        <w:pStyle w:val="NormalWeb"/>
-        <w:numPr>
-          <w:ilvl w:val="0"/>
-          <w:numId w:val="14"/>
-        </w:numPr>
-        <w:spacing w:before="0" w:beforeAutospacing="0" w:after="0" w:afterAutospacing="0"/>
-        <w:rPr>
-          <w:rFonts w:ascii="Arial" w:hAnsi="Arial" w:cs="Arial"/>
-          <w:color w:val="000000" w:themeColor="text1"/>
-          <w:sz w:val="22"/>
-          <w:szCs w:val="22"/>
+        <w:spacing w:after="0" w:line="240" w:lineRule="auto"/>
+        <w:rPr>
+          <w:rFonts w:ascii="Arial" w:eastAsia="Times New Roman" w:hAnsi="Arial" w:cs="Arial"/>
         </w:rPr>
       </w:pPr>
       <w:r>
         <w:rPr>
-          <w:rFonts w:ascii="Arial" w:hAnsi="Arial" w:cs="Arial"/>
-          <w:color w:val="000000" w:themeColor="text1"/>
-          <w:sz w:val="22"/>
-          <w:szCs w:val="22"/>
-        </w:rPr>
-        <w:t>Provide regional on-site and remote (AnyDesk) IT support for hardware, software, and desktop issues across Luzon branches.</w:t>
+          <w:rFonts w:ascii="Arial" w:eastAsia="Times New Roman" w:hAnsi="Arial" w:cs="Arial"/>
+        </w:rPr>
+        <w:t>Britannica United Motors | June 2025 – March 2026</w:t>
       </w:r>
     </w:p>
     <w:p>
       <w:pPr>
-        <w:pStyle w:val="NormalWeb"/>
         <w:numPr>
           <w:ilvl w:val="0"/>
-          <w:numId w:val="13"/>
+          <w:numId w:val="23"/>
         </w:numPr>
-        <w:spacing w:before="0" w:beforeAutospacing="0" w:after="0" w:afterAutospacing="0"/>
-        <w:rPr>
-          <w:rFonts w:ascii="Arial" w:hAnsi="Arial" w:cs="Arial"/>
-          <w:color w:val="000000" w:themeColor="text1"/>
-          <w:sz w:val="22"/>
-          <w:szCs w:val="22"/>
+        <w:spacing w:after="0" w:line="240" w:lineRule="auto"/>
+        <w:rPr>
+          <w:rFonts w:ascii="Arial" w:eastAsia="Times New Roman" w:hAnsi="Arial" w:cs="Arial"/>
         </w:rPr>
       </w:pPr>
       <w:r>
         <w:rPr>
-          <w:rFonts w:ascii="Arial" w:hAnsi="Arial" w:cs="Arial"/>
-          <w:color w:val="000000" w:themeColor="text1"/>
-          <w:sz w:val="22"/>
-          <w:szCs w:val="22"/>
-        </w:rPr>
-        <w:t>Ensure optimal functionality of computer systems and peripherals to support uninterrupted business operations.</w:t>
+          <w:rFonts w:ascii="Arial" w:eastAsia="Times New Roman" w:hAnsi="Arial" w:cs="Arial"/>
+        </w:rPr>
+        <w:t xml:space="preserve">Provided remote and on-site support for staff across multiple branches </w:t>
       </w:r>
     </w:p>
     <w:p>
       <w:pPr>
-        <w:pStyle w:val="NormalWeb"/>
-        <w:spacing w:before="0" w:beforeAutospacing="0" w:after="80" w:afterAutospacing="0"/>
-        <w:rPr>
-          <w:rFonts w:ascii="Arial" w:hAnsi="Arial" w:cs="Arial"/>
-          <w:color w:val="000000" w:themeColor="text1"/>
-          <w:sz w:val="22"/>
-          <w:szCs w:val="22"/>
+        <w:numPr>
+          <w:ilvl w:val="0"/>
+          <w:numId w:val="23"/>
+        </w:numPr>
+        <w:spacing w:after="0" w:line="240" w:lineRule="auto"/>
+        <w:rPr>
+          <w:rFonts w:ascii="Arial" w:eastAsia="Times New Roman" w:hAnsi="Arial" w:cs="Arial"/>
         </w:rPr>
       </w:pPr>
       <w:r>
         <w:rPr>
-          <w:rFonts w:ascii="Arial" w:hAnsi="Arial" w:cs="Arial"/>
-          <w:b/>
-          <w:bCs/>
-          <w:color w:val="000000" w:themeColor="text1"/>
-          <w:sz w:val="22"/>
-          <w:szCs w:val="22"/>
-        </w:rPr>
-        <w:t>IT Support Staff</w:t>
-      </w:r>
-      <w:r>
-        <w:rPr>
-          <w:rFonts w:ascii="Arial" w:hAnsi="Arial" w:cs="Arial"/>
-          <w:color w:val="000000" w:themeColor="text1"/>
-          <w:sz w:val="22"/>
-          <w:szCs w:val="22"/>
-        </w:rPr>
-        <w:br/>
-      </w:r>
-      <w:r>
-        <w:rPr>
-          <w:rFonts w:ascii="Arial" w:hAnsi="Arial" w:cs="Arial"/>
-          <w:i/>
-          <w:iCs/>
-          <w:color w:val="000000" w:themeColor="text1"/>
-          <w:sz w:val="22"/>
-          <w:szCs w:val="22"/>
-        </w:rPr>
-        <w:t>Solid North Partylist</w:t>
-      </w:r>
-      <w:r>
-        <w:rPr>
-          <w:rFonts w:ascii="Arial" w:hAnsi="Arial" w:cs="Arial"/>
-          <w:color w:val="000000" w:themeColor="text1"/>
-          <w:sz w:val="22"/>
-          <w:szCs w:val="22"/>
-        </w:rPr>
-        <w:t> | </w:t>
-      </w:r>
-      <w:r>
-        <w:rPr>
-          <w:rFonts w:ascii="Arial" w:hAnsi="Arial" w:cs="Arial"/>
-          <w:i/>
-          <w:iCs/>
-          <w:color w:val="000000" w:themeColor="text1"/>
-          <w:sz w:val="22"/>
-          <w:szCs w:val="22"/>
-        </w:rPr>
-        <w:t>March</w:t>
-      </w:r>
-      <w:r>
-        <w:rPr>
-          <w:rFonts w:ascii="Arial" w:hAnsi="Arial" w:cs="Arial"/>
-          <w:i/>
-          <w:iCs/>
-          <w:color w:val="000000" w:themeColor="text1"/>
-          <w:sz w:val="22"/>
-          <w:szCs w:val="22"/>
-        </w:rPr>
-        <w:t xml:space="preserve"> 2025 – May 2025</w:t>
+          <w:rFonts w:ascii="Arial" w:eastAsia="Times New Roman" w:hAnsi="Arial" w:cs="Arial"/>
+        </w:rPr>
+        <w:t xml:space="preserve">Assisted employees with email, software, and system-related concerns </w:t>
       </w:r>
     </w:p>
     <w:p>
       <w:pPr>
-        <w:pStyle w:val="NormalWeb"/>
         <w:numPr>
           <w:ilvl w:val="0"/>
-          <w:numId w:val="9"/>
+          <w:numId w:val="23"/>
         </w:numPr>
-        <w:spacing w:before="0" w:beforeAutospacing="0"/>
-        <w:rPr>
-          <w:rFonts w:ascii="Arial" w:hAnsi="Arial" w:cs="Arial"/>
-          <w:color w:val="000000" w:themeColor="text1"/>
-          <w:sz w:val="22"/>
-          <w:szCs w:val="22"/>
+        <w:spacing w:after="0" w:line="240" w:lineRule="auto"/>
+        <w:rPr>
+          <w:rFonts w:ascii="Arial" w:eastAsia="Times New Roman" w:hAnsi="Arial" w:cs="Arial"/>
         </w:rPr>
       </w:pPr>
       <w:r>
         <w:rPr>
-          <w:rFonts w:ascii="Arial" w:hAnsi="Arial" w:cs="Arial"/>
-          <w:color w:val="000000" w:themeColor="text1"/>
-          <w:sz w:val="22"/>
-          <w:szCs w:val="22"/>
-        </w:rPr>
-        <w:t>Provided technical support for office hardware and software, ensuring smooth operation of computers and peripherals.</w:t>
+          <w:rFonts w:ascii="Arial" w:eastAsia="Times New Roman" w:hAnsi="Arial" w:cs="Arial"/>
+        </w:rPr>
+        <w:t xml:space="preserve">Maintained organized digital records and documentation </w:t>
       </w:r>
     </w:p>
     <w:p>
       <w:pPr>
-        <w:pStyle w:val="NormalWeb"/>
         <w:numPr>
           <w:ilvl w:val="0"/>
-          <w:numId w:val="9"/>
+          <w:numId w:val="23"/>
         </w:numPr>
-        <w:spacing w:after="120" w:afterAutospacing="0"/>
-        <w:rPr>
-          <w:rFonts w:ascii="Arial" w:hAnsi="Arial" w:cs="Arial"/>
-          <w:color w:val="000000" w:themeColor="text1"/>
-          <w:sz w:val="22"/>
-          <w:szCs w:val="22"/>
+        <w:spacing w:after="0" w:line="240" w:lineRule="auto"/>
+        <w:rPr>
+          <w:rFonts w:ascii="Arial" w:eastAsia="Times New Roman" w:hAnsi="Arial" w:cs="Arial"/>
         </w:rPr>
       </w:pPr>
       <w:r>
         <w:rPr>
-          <w:rFonts w:ascii="Arial" w:hAnsi="Arial" w:cs="Arial"/>
-          <w:color w:val="000000" w:themeColor="text1"/>
-          <w:sz w:val="22"/>
-          <w:szCs w:val="22"/>
-        </w:rPr>
-        <w:t>I</w:t>
-      </w:r>
-      <w:r>
-        <w:rPr>
-          <w:rFonts w:ascii="Arial" w:hAnsi="Arial" w:cs="Arial"/>
-          <w:color w:val="000000" w:themeColor="text1"/>
-          <w:sz w:val="22"/>
-          <w:szCs w:val="22"/>
-        </w:rPr>
-        <w:t>mplemented a digital tagging system to streamline the distribution of supporter benefits, improving efficiency.</w:t>
+          <w:rFonts w:ascii="Arial" w:eastAsia="Times New Roman" w:hAnsi="Arial" w:cs="Arial"/>
+        </w:rPr>
+        <w:t xml:space="preserve">Coordinated technical requests and prioritized urgent tasks </w:t>
       </w:r>
     </w:p>
     <w:p>
       <w:pPr>
-        <w:pStyle w:val="NormalWeb"/>
-        <w:spacing w:before="0" w:beforeAutospacing="0" w:after="80" w:afterAutospacing="0"/>
-        <w:rPr>
-          <w:rFonts w:ascii="Arial" w:hAnsi="Arial" w:cs="Arial"/>
-          <w:color w:val="000000" w:themeColor="text1"/>
-          <w:sz w:val="22"/>
-          <w:szCs w:val="22"/>
+        <w:numPr>
+          <w:ilvl w:val="0"/>
+          <w:numId w:val="23"/>
+        </w:numPr>
+        <w:spacing w:line="240" w:lineRule="auto"/>
+        <w:rPr>
+          <w:rFonts w:ascii="Arial" w:eastAsia="Times New Roman" w:hAnsi="Arial" w:cs="Arial"/>
         </w:rPr>
       </w:pPr>
       <w:r>
         <w:rPr>
-          <w:rStyle w:val="Strong"/>
-          <w:rFonts w:ascii="Arial" w:hAnsi="Arial" w:cs="Arial"/>
-          <w:color w:val="000000" w:themeColor="text1"/>
-          <w:sz w:val="22"/>
-          <w:szCs w:val="22"/>
-        </w:rPr>
-        <w:t>Web Developer Intern</w:t>
-      </w:r>
-      <w:r>
-        <w:rPr>
-          <w:rFonts w:ascii="Arial" w:hAnsi="Arial" w:cs="Arial"/>
-          <w:color w:val="000000" w:themeColor="text1"/>
-          <w:sz w:val="22"/>
-          <w:szCs w:val="22"/>
-        </w:rPr>
-        <w:br/>
-      </w:r>
-      <w:r>
-        <w:rPr>
-          <w:rStyle w:val="Emphasis"/>
-          <w:rFonts w:ascii="Arial" w:hAnsi="Arial" w:cs="Arial"/>
-          <w:color w:val="000000" w:themeColor="text1"/>
-          <w:sz w:val="22"/>
-          <w:szCs w:val="22"/>
-        </w:rPr>
-        <w:t>IntelliSeven Technology Solutions Inc.</w:t>
-      </w:r>
-      <w:r>
-        <w:rPr>
-          <w:rFonts w:ascii="Arial" w:hAnsi="Arial" w:cs="Arial"/>
-          <w:color w:val="000000" w:themeColor="text1"/>
-          <w:sz w:val="22"/>
-          <w:szCs w:val="22"/>
-        </w:rPr>
-        <w:t xml:space="preserve"> | </w:t>
-      </w:r>
-      <w:r>
-        <w:rPr>
-          <w:rFonts w:ascii="Arial" w:hAnsi="Arial" w:cs="Arial"/>
-          <w:i/>
-          <w:iCs/>
-          <w:color w:val="000000" w:themeColor="text1"/>
-          <w:sz w:val="22"/>
-          <w:szCs w:val="22"/>
-        </w:rPr>
-        <w:t>February 202</w:t>
-      </w:r>
-      <w:r>
-        <w:rPr>
-          <w:rFonts w:ascii="Arial" w:hAnsi="Arial" w:cs="Arial"/>
-          <w:i/>
-          <w:iCs/>
-          <w:color w:val="000000" w:themeColor="text1"/>
-          <w:sz w:val="22"/>
-          <w:szCs w:val="22"/>
-        </w:rPr>
-        <w:t>4</w:t>
-      </w:r>
-      <w:r>
-        <w:rPr>
-          <w:rFonts w:ascii="Arial" w:hAnsi="Arial" w:cs="Arial"/>
-          <w:i/>
-          <w:iCs/>
-          <w:color w:val="000000" w:themeColor="text1"/>
-          <w:sz w:val="22"/>
-          <w:szCs w:val="22"/>
-        </w:rPr>
-        <w:t xml:space="preserve"> – May 202</w:t>
-      </w:r>
-      <w:r>
-        <w:rPr>
-          <w:rFonts w:ascii="Arial" w:hAnsi="Arial" w:cs="Arial"/>
-          <w:i/>
-          <w:iCs/>
-          <w:color w:val="000000" w:themeColor="text1"/>
-          <w:sz w:val="22"/>
-          <w:szCs w:val="22"/>
-        </w:rPr>
-        <w:t>4</w:t>
+          <w:rFonts w:ascii="Arial" w:eastAsia="Times New Roman" w:hAnsi="Arial" w:cs="Arial"/>
+        </w:rPr>
+        <w:t xml:space="preserve">Supported daily business operations through timely issue resolution </w:t>
       </w:r>
     </w:p>
     <w:p>
       <w:pPr>
-        <w:pStyle w:val="ListParagraph"/>
-        <w:numPr>
-          <w:ilvl w:val="0"/>
-          <w:numId w:val="8"/>
-        </w:numPr>
-        <w:spacing w:after="0"/>
-        <w:rPr>
-          <w:rFonts w:ascii="Arial" w:eastAsia="Times New Roman" w:hAnsi="Arial" w:cs="Arial"/>
-          <w:color w:val="000000" w:themeColor="text1"/>
-        </w:rPr>
-      </w:pPr>
-      <w:r>
+        <w:spacing w:after="0" w:line="240" w:lineRule="auto"/>
+        <w:outlineLvl w:val="2"/>
         <w:rPr>
           <w:rFonts w:ascii="Arial" w:eastAsia="Times New Roman" w:hAnsi="Arial" w:cs="Arial"/>
           <w:b/>
           <w:bCs/>
-          <w:color w:val="000000" w:themeColor="text1"/>
-        </w:rPr>
-        <w:t>Delivered 100%</w:t>
-      </w:r>
+        </w:rPr>
+      </w:pPr>
       <w:r>
         <w:rPr>
           <w:rFonts w:ascii="Arial" w:eastAsia="Times New Roman" w:hAnsi="Arial" w:cs="Arial"/>
-          <w:color w:val="000000" w:themeColor="text1"/>
-        </w:rPr>
-        <w:t xml:space="preserve"> of assigned tasks on time in a collaborative Agile environment.</w:t>
+          <w:b/>
+          <w:bCs/>
+        </w:rPr>
+        <w:t>IT Support Staff</w:t>
       </w:r>
     </w:p>
     <w:p>
       <w:pPr>
-        <w:pStyle w:val="NormalWeb"/>
-        <w:numPr>
-          <w:ilvl w:val="0"/>
-          <w:numId w:val="8"/>
-        </w:numPr>
-        <w:spacing w:before="0" w:beforeAutospacing="0" w:after="0" w:afterAutospacing="0"/>
-        <w:rPr>
-          <w:rFonts w:ascii="Arial" w:hAnsi="Arial" w:cs="Arial"/>
-          <w:color w:val="000000" w:themeColor="text1"/>
-          <w:sz w:val="22"/>
-          <w:szCs w:val="22"/>
+        <w:spacing w:after="0" w:line="240" w:lineRule="auto"/>
+        <w:rPr>
+          <w:rFonts w:ascii="Arial" w:eastAsia="Times New Roman" w:hAnsi="Arial" w:cs="Arial"/>
         </w:rPr>
       </w:pPr>
       <w:r>
         <w:rPr>
-          <w:rFonts w:ascii="Arial" w:hAnsi="Arial" w:cs="Arial"/>
-          <w:color w:val="000000" w:themeColor="text1"/>
-          <w:sz w:val="22"/>
-          <w:szCs w:val="22"/>
-        </w:rPr>
-        <w:t>Contributed to the development of a chat-admin project from scratch, collaborating with other interns.</w:t>
+          <w:rFonts w:ascii="Arial" w:eastAsia="Times New Roman" w:hAnsi="Arial" w:cs="Arial"/>
+        </w:rPr>
+        <w:t>Solid North Partylist | March 2025 – May 2025</w:t>
       </w:r>
     </w:p>
     <w:p>
       <w:pPr>
-        <w:pStyle w:val="NormalWeb"/>
         <w:numPr>
           <w:ilvl w:val="0"/>
-          <w:numId w:val="8"/>
+          <w:numId w:val="24"/>
         </w:numPr>
-        <w:spacing w:before="0" w:beforeAutospacing="0" w:after="120" w:afterAutospacing="0"/>
-        <w:rPr>
-          <w:rFonts w:ascii="Arial" w:hAnsi="Arial" w:cs="Arial"/>
-          <w:color w:val="000000" w:themeColor="text1"/>
-          <w:sz w:val="22"/>
-          <w:szCs w:val="22"/>
+        <w:spacing w:after="0" w:line="240" w:lineRule="auto"/>
+        <w:rPr>
+          <w:rFonts w:ascii="Arial" w:eastAsia="Times New Roman" w:hAnsi="Arial" w:cs="Arial"/>
         </w:rPr>
       </w:pPr>
       <w:r>
         <w:rPr>
-          <w:rFonts w:ascii="Arial" w:hAnsi="Arial" w:cs="Arial"/>
-          <w:color w:val="000000" w:themeColor="text1"/>
-          <w:sz w:val="22"/>
-          <w:szCs w:val="22"/>
-        </w:rPr>
-        <w:t>Focused on both front-end and back-end tasks, primarily using </w:t>
+          <w:rFonts w:ascii="Arial" w:eastAsia="Times New Roman" w:hAnsi="Arial" w:cs="Arial"/>
+        </w:rPr>
+        <w:t xml:space="preserve">Assisted office staff with technical and administrative concerns </w:t>
       </w:r>
+    </w:p>
+    <w:p>
+      <w:pPr>
+        <w:numPr>
+          <w:ilvl w:val="0"/>
+          <w:numId w:val="24"/>
+        </w:numPr>
+        <w:spacing w:after="0" w:line="240" w:lineRule="auto"/>
+        <w:rPr>
+          <w:rFonts w:ascii="Arial" w:eastAsia="Times New Roman" w:hAnsi="Arial" w:cs="Arial"/>
+        </w:rPr>
+      </w:pPr>
       <w:r>
         <w:rPr>
-          <w:rStyle w:val="Strong"/>
-          <w:rFonts w:ascii="Arial" w:hAnsi="Arial" w:cs="Arial"/>
-          <w:color w:val="000000" w:themeColor="text1"/>
-          <w:sz w:val="22"/>
-          <w:szCs w:val="22"/>
-        </w:rPr>
-        <w:t>React.js</w:t>
+          <w:rFonts w:ascii="Arial" w:eastAsia="Times New Roman" w:hAnsi="Arial" w:cs="Arial"/>
+        </w:rPr>
+        <w:t>Maintained and updated digital records for multiple departments with accuracy and confidentiality.</w:t>
       </w:r>
+    </w:p>
+    <w:p>
+      <w:pPr>
+        <w:numPr>
+          <w:ilvl w:val="0"/>
+          <w:numId w:val="24"/>
+        </w:numPr>
+        <w:spacing w:after="0" w:line="240" w:lineRule="auto"/>
+        <w:rPr>
+          <w:rFonts w:ascii="Arial" w:eastAsia="Times New Roman" w:hAnsi="Arial" w:cs="Arial"/>
+        </w:rPr>
+      </w:pPr>
       <w:r>
         <w:rPr>
-          <w:rFonts w:ascii="Arial" w:hAnsi="Arial" w:cs="Arial"/>
-          <w:color w:val="000000" w:themeColor="text1"/>
-          <w:sz w:val="22"/>
-          <w:szCs w:val="22"/>
-        </w:rPr>
-        <w:t> and </w:t>
+          <w:rFonts w:ascii="Arial" w:eastAsia="Times New Roman" w:hAnsi="Arial" w:cs="Arial"/>
+        </w:rPr>
+        <w:t xml:space="preserve">Helped ensure smooth day-to-day office operations </w:t>
       </w:r>
+    </w:p>
+    <w:p>
+      <w:pPr>
+        <w:numPr>
+          <w:ilvl w:val="0"/>
+          <w:numId w:val="24"/>
+        </w:numPr>
+        <w:spacing w:line="240" w:lineRule="auto"/>
+        <w:rPr>
+          <w:rFonts w:ascii="Arial" w:eastAsia="Times New Roman" w:hAnsi="Arial" w:cs="Arial"/>
+        </w:rPr>
+      </w:pPr>
       <w:r>
         <w:rPr>
-          <w:rStyle w:val="Strong"/>
-          <w:rFonts w:ascii="Arial" w:hAnsi="Arial" w:cs="Arial"/>
-          <w:color w:val="000000" w:themeColor="text1"/>
-          <w:sz w:val="22"/>
-          <w:szCs w:val="22"/>
-        </w:rPr>
-        <w:t>GraphQL</w:t>
+          <w:rFonts w:ascii="Arial" w:eastAsia="Times New Roman" w:hAnsi="Arial" w:cs="Arial"/>
+        </w:rPr>
+        <w:t xml:space="preserve">Provided user support through clear communication and troubleshooting </w:t>
       </w:r>
+    </w:p>
+    <w:p>
+      <w:pPr>
+        <w:spacing w:after="0" w:line="240" w:lineRule="auto"/>
+        <w:outlineLvl w:val="2"/>
+        <w:rPr>
+          <w:rFonts w:ascii="Arial" w:eastAsia="Times New Roman" w:hAnsi="Arial" w:cs="Arial"/>
+          <w:b/>
+          <w:bCs/>
+        </w:rPr>
+      </w:pPr>
       <w:r>
         <w:rPr>
-          <w:rFonts w:ascii="Arial" w:hAnsi="Arial" w:cs="Arial"/>
-          <w:color w:val="000000" w:themeColor="text1"/>
-          <w:sz w:val="22"/>
-          <w:szCs w:val="22"/>
-        </w:rPr>
-        <w:t>.</w:t>
+          <w:rFonts w:ascii="Arial" w:eastAsia="Times New Roman" w:hAnsi="Arial" w:cs="Arial"/>
+          <w:b/>
+          <w:bCs/>
+        </w:rPr>
+        <w:t>Web Developer Intern</w:t>
       </w:r>
+    </w:p>
+    <w:p>
+      <w:pPr>
+        <w:spacing w:after="0" w:line="240" w:lineRule="auto"/>
+        <w:rPr>
+          <w:rFonts w:ascii="Arial" w:eastAsia="Times New Roman" w:hAnsi="Arial" w:cs="Arial"/>
+        </w:rPr>
+      </w:pPr>
+      <w:proofErr w:type="spellStart"/>
+      <w:r>
+        <w:rPr>
+          <w:rFonts w:ascii="Arial" w:eastAsia="Times New Roman" w:hAnsi="Arial" w:cs="Arial"/>
+        </w:rPr>
+        <w:t>IntelliSeven</w:t>
+      </w:r>
+      <w:proofErr w:type="spellEnd"/>
+      <w:r>
+        <w:rPr>
+          <w:rFonts w:ascii="Arial" w:eastAsia="Times New Roman" w:hAnsi="Arial" w:cs="Arial"/>
+        </w:rPr>
+        <w:t xml:space="preserve"> Technology Solutions Inc. | Feb 2024 – May 2024</w:t>
+      </w:r>
+    </w:p>
+    <w:p>
+      <w:pPr>
+        <w:numPr>
+          <w:ilvl w:val="0"/>
+          <w:numId w:val="25"/>
+        </w:numPr>
+        <w:spacing w:after="0" w:line="240" w:lineRule="auto"/>
+        <w:rPr>
+          <w:rFonts w:ascii="Arial" w:eastAsia="Times New Roman" w:hAnsi="Arial" w:cs="Arial"/>
+        </w:rPr>
+      </w:pPr>
+      <w:r>
+        <w:rPr>
+          <w:rFonts w:ascii="Arial" w:eastAsia="Times New Roman" w:hAnsi="Arial" w:cs="Arial"/>
+        </w:rPr>
+        <w:t xml:space="preserve">Managed assigned tasks and met deadlines in a remote team environment </w:t>
+      </w:r>
+    </w:p>
+    <w:p>
+      <w:pPr>
+        <w:numPr>
+          <w:ilvl w:val="0"/>
+          <w:numId w:val="25"/>
+        </w:numPr>
+        <w:spacing w:after="0" w:line="240" w:lineRule="auto"/>
+        <w:rPr>
+          <w:rFonts w:ascii="Arial" w:eastAsia="Times New Roman" w:hAnsi="Arial" w:cs="Arial"/>
+        </w:rPr>
+      </w:pPr>
+      <w:r>
+        <w:rPr>
+          <w:rFonts w:ascii="Arial" w:eastAsia="Times New Roman" w:hAnsi="Arial" w:cs="Arial"/>
+        </w:rPr>
+        <w:t xml:space="preserve">Assisted in system updates and testing </w:t>
+      </w:r>
+    </w:p>
+    <w:p>
+      <w:pPr>
+        <w:numPr>
+          <w:ilvl w:val="0"/>
+          <w:numId w:val="25"/>
+        </w:numPr>
+        <w:spacing w:after="0" w:line="240" w:lineRule="auto"/>
+        <w:rPr>
+          <w:rFonts w:ascii="Arial" w:eastAsia="Times New Roman" w:hAnsi="Arial" w:cs="Arial"/>
+        </w:rPr>
+      </w:pPr>
+      <w:r>
+        <w:rPr>
+          <w:rFonts w:ascii="Arial" w:eastAsia="Times New Roman" w:hAnsi="Arial" w:cs="Arial"/>
+        </w:rPr>
+        <w:t>Collaborated with team members using project management tools</w:t>
+      </w:r>
+    </w:p>
+    <w:p>
+      <w:pPr>
+        <w:spacing w:after="0" w:line="240" w:lineRule="auto"/>
+        <w:rPr>
+          <w:rFonts w:ascii="Arial" w:eastAsia="Times New Roman" w:hAnsi="Arial" w:cs="Arial"/>
+          <w:sz w:val="24"/>
+          <w:szCs w:val="24"/>
+        </w:rPr>
+      </w:pPr>
     </w:p>
     <w:p>
       <w:pPr>
@@ -1156,7 +1145,7 @@
         <mc:AlternateContent>
           <mc:Choice Requires="wps">
             <w:drawing>
-              <wp:anchor distT="0" distB="0" distL="114300" distR="114300" simplePos="0" relativeHeight="251669504" behindDoc="0" locked="0" layoutInCell="1" allowOverlap="1" wp14:anchorId="035CBF08" wp14:editId="18193E5F">
+              <wp:anchor distT="0" distB="0" distL="114300" distR="114300" simplePos="0" relativeHeight="251675648" behindDoc="0" locked="0" layoutInCell="1" allowOverlap="1" wp14:anchorId="708B4538" wp14:editId="29EB6729">
                 <wp:simplePos x="0" y="0"/>
                 <wp:positionH relativeFrom="margin">
                   <wp:align>center</wp:align>
@@ -1167,7 +1156,7 @@
                 <wp:extent cx="6311900" cy="38100"/>
                 <wp:effectExtent l="0" t="0" r="31750" b="19050"/>
                 <wp:wrapNone/>
-                <wp:docPr id="440024422" name="Straight Connector 2"/>
+                <wp:docPr id="1295469915" name="Straight Connector 2"/>
                 <wp:cNvGraphicFramePr/>
                 <a:graphic xmlns:a="http://schemas.openxmlformats.org/drawingml/2006/main">
                   <a:graphicData uri="http://schemas.microsoft.com/office/word/2010/wordprocessingShape">
@@ -1212,7 +1201,7 @@
           </mc:Choice>
           <mc:Fallback>
             <w:pict>
-              <v:line w14:anchorId="47E8A4B0" id="Straight Connector 2" o:spid="_x0000_s1026" style="position:absolute;flip:y;z-index:251669504;visibility:visible;mso-wrap-style:square;mso-width-percent:0;mso-height-percent:0;mso-wrap-distance-left:9pt;mso-wrap-distance-top:0;mso-wrap-distance-right:9pt;mso-wrap-distance-bottom:0;mso-position-horizontal:center;mso-position-horizontal-relative:margin;mso-position-vertical:absolute;mso-position-vertical-relative:text;mso-width-percent:0;mso-height-percent:0;mso-width-relative:margin;mso-height-relative:margin" from="0,14.2pt" to="497pt,17.2pt" o:gfxdata="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" strokecolor="black [3200]" strokeweight="1.5pt">
+              <v:line w14:anchorId="45AFC96B" id="Straight Connector 2" o:spid="_x0000_s1026" style="position:absolute;flip:y;z-index:251675648;visibility:visible;mso-wrap-style:square;mso-width-percent:0;mso-height-percent:0;mso-wrap-distance-left:9pt;mso-wrap-distance-top:0;mso-wrap-distance-right:9pt;mso-wrap-distance-bottom:0;mso-position-horizontal:center;mso-position-horizontal-relative:margin;mso-position-vertical:absolute;mso-position-vertical-relative:text;mso-width-percent:0;mso-height-percent:0;mso-width-relative:margin;mso-height-relative:margin" from="0,14.2pt" to="497pt,17.2pt" o:gfxdata="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" strokecolor="black [3200]" strokeweight="1.5pt">
                 <v:stroke joinstyle="miter"/>
                 <w10:wrap anchorx="margin"/>
               </v:line>
@@ -1224,10 +1213,20 @@
         <w:rPr>
           <w:rFonts w:ascii="Arial" w:hAnsi="Arial" w:cs="Arial"/>
           <w:b/>
+          <w:noProof/>
           <w:sz w:val="24"/>
           <w:szCs w:val="24"/>
         </w:rPr>
-        <w:t>SKILLS:</w:t>
+        <w:t>EDUCATION</w:t>
+      </w:r>
+      <w:r>
+        <w:rPr>
+          <w:rFonts w:ascii="Arial" w:hAnsi="Arial" w:cs="Arial"/>
+          <w:b/>
+          <w:sz w:val="24"/>
+          <w:szCs w:val="24"/>
+        </w:rPr>
+        <w:t>:</w:t>
       </w:r>
     </w:p>
     <w:p>
@@ -1235,225 +1234,90 @@
         <w:pStyle w:val="NoSpacing"/>
         <w:rPr>
           <w:rFonts w:ascii="Arial" w:hAnsi="Arial" w:cs="Arial"/>
+          <w:b/>
           <w:sz w:val="24"/>
           <w:szCs w:val="24"/>
         </w:rPr>
       </w:pPr>
     </w:p>
-    <w:tbl>
-      <w:tblPr>
-        <w:tblW w:w="0" w:type="auto"/>
-        <w:tblLook w:val="04A0" w:firstRow="1" w:lastRow="0" w:firstColumn="1" w:lastColumn="0" w:noHBand="0" w:noVBand="1"/>
-      </w:tblPr>
-      <w:tblGrid>
-        <w:gridCol w:w="4796"/>
-        <w:gridCol w:w="4796"/>
-      </w:tblGrid>
-      <w:tr>
-        <w:tc>
-          <w:tcPr>
-            <w:tcW w:w="4796" w:type="dxa"/>
-          </w:tcPr>
-          <w:p>
-            <w:pPr>
-              <w:pStyle w:val="NormalWeb"/>
-              <w:numPr>
-                <w:ilvl w:val="0"/>
-                <w:numId w:val="16"/>
-              </w:numPr>
-              <w:spacing w:before="0" w:beforeAutospacing="0" w:after="120" w:afterAutospacing="0"/>
-              <w:jc w:val="both"/>
-              <w:rPr>
-                <w:rStyle w:val="Strong"/>
-                <w:rFonts w:ascii="Arial" w:hAnsi="Arial" w:cs="Arial"/>
-                <w:b w:val="0"/>
-                <w:bCs w:val="0"/>
-                <w:color w:val="000000" w:themeColor="text1"/>
-                <w:sz w:val="22"/>
-                <w:szCs w:val="22"/>
-              </w:rPr>
-            </w:pPr>
-            <w:r>
-              <w:rPr>
-                <w:rStyle w:val="Strong"/>
-                <w:rFonts w:ascii="Arial" w:hAnsi="Arial" w:cs="Arial"/>
-                <w:b w:val="0"/>
-                <w:bCs w:val="0"/>
-                <w:color w:val="000000" w:themeColor="text1"/>
-                <w:sz w:val="22"/>
-                <w:szCs w:val="22"/>
-              </w:rPr>
-              <w:t>Tech Support</w:t>
-            </w:r>
-          </w:p>
-          <w:p>
-            <w:pPr>
-              <w:pStyle w:val="NormalWeb"/>
-              <w:numPr>
-                <w:ilvl w:val="0"/>
-                <w:numId w:val="16"/>
-              </w:numPr>
-              <w:spacing w:before="0" w:beforeAutospacing="0" w:after="120" w:afterAutospacing="0"/>
-              <w:jc w:val="both"/>
-              <w:rPr>
-                <w:rStyle w:val="Strong"/>
-                <w:rFonts w:ascii="Arial" w:hAnsi="Arial" w:cs="Arial"/>
-                <w:b w:val="0"/>
-                <w:bCs w:val="0"/>
-                <w:color w:val="000000" w:themeColor="text1"/>
-                <w:sz w:val="22"/>
-                <w:szCs w:val="22"/>
-              </w:rPr>
-            </w:pPr>
-            <w:r>
-              <w:rPr>
-                <w:rStyle w:val="Strong"/>
-                <w:rFonts w:ascii="Arial" w:hAnsi="Arial" w:cs="Arial"/>
-                <w:b w:val="0"/>
-                <w:bCs w:val="0"/>
-                <w:color w:val="000000" w:themeColor="text1"/>
-                <w:sz w:val="22"/>
-                <w:szCs w:val="22"/>
-              </w:rPr>
-              <w:t>Troubleshooting</w:t>
-            </w:r>
-          </w:p>
-          <w:p>
-            <w:pPr>
-              <w:pStyle w:val="NormalWeb"/>
-              <w:numPr>
-                <w:ilvl w:val="0"/>
-                <w:numId w:val="16"/>
-              </w:numPr>
-              <w:spacing w:before="0" w:beforeAutospacing="0" w:after="120" w:afterAutospacing="0"/>
-              <w:jc w:val="both"/>
-              <w:rPr>
-                <w:rStyle w:val="Strong"/>
-                <w:rFonts w:ascii="Arial" w:hAnsi="Arial" w:cs="Arial"/>
-                <w:b w:val="0"/>
-                <w:bCs w:val="0"/>
-                <w:color w:val="000000" w:themeColor="text1"/>
-                <w:sz w:val="22"/>
-                <w:szCs w:val="22"/>
-              </w:rPr>
-            </w:pPr>
-            <w:r>
-              <w:rPr>
-                <w:rStyle w:val="Strong"/>
-                <w:rFonts w:ascii="Arial" w:hAnsi="Arial" w:cs="Arial"/>
-                <w:b w:val="0"/>
-                <w:bCs w:val="0"/>
-                <w:color w:val="000000" w:themeColor="text1"/>
-                <w:sz w:val="22"/>
-                <w:szCs w:val="22"/>
-              </w:rPr>
-              <w:t>Web Development</w:t>
-            </w:r>
-          </w:p>
-        </w:tc>
-        <w:tc>
-          <w:tcPr>
-            <w:tcW w:w="4796" w:type="dxa"/>
-          </w:tcPr>
-          <w:p>
-            <w:pPr>
-              <w:pStyle w:val="NormalWeb"/>
-              <w:numPr>
-                <w:ilvl w:val="0"/>
-                <w:numId w:val="13"/>
-              </w:numPr>
-              <w:spacing w:before="0" w:beforeAutospacing="0" w:after="120" w:afterAutospacing="0"/>
-              <w:jc w:val="both"/>
-              <w:rPr>
-                <w:rStyle w:val="Strong"/>
-                <w:rFonts w:ascii="Arial" w:hAnsi="Arial" w:cs="Arial"/>
-                <w:b w:val="0"/>
-                <w:bCs w:val="0"/>
-                <w:color w:val="000000" w:themeColor="text1"/>
-                <w:sz w:val="22"/>
-                <w:szCs w:val="22"/>
-              </w:rPr>
-            </w:pPr>
-            <w:r>
-              <w:rPr>
-                <w:rStyle w:val="Strong"/>
-                <w:rFonts w:ascii="Arial" w:hAnsi="Arial" w:cs="Arial"/>
-                <w:b w:val="0"/>
-                <w:bCs w:val="0"/>
-                <w:color w:val="000000" w:themeColor="text1"/>
-                <w:sz w:val="22"/>
-                <w:szCs w:val="22"/>
-              </w:rPr>
-              <w:t>Programming</w:t>
-            </w:r>
-          </w:p>
-          <w:p>
-            <w:pPr>
-              <w:pStyle w:val="NormalWeb"/>
-              <w:numPr>
-                <w:ilvl w:val="0"/>
-                <w:numId w:val="13"/>
-              </w:numPr>
-              <w:spacing w:before="0" w:beforeAutospacing="0" w:after="120" w:afterAutospacing="0"/>
-              <w:jc w:val="both"/>
-              <w:rPr>
-                <w:rStyle w:val="Strong"/>
-                <w:rFonts w:ascii="Arial" w:hAnsi="Arial" w:cs="Arial"/>
-                <w:b w:val="0"/>
-                <w:bCs w:val="0"/>
-                <w:color w:val="000000" w:themeColor="text1"/>
-                <w:sz w:val="22"/>
-                <w:szCs w:val="22"/>
-              </w:rPr>
-            </w:pPr>
-            <w:r>
-              <w:rPr>
-                <w:rStyle w:val="Strong"/>
-                <w:rFonts w:ascii="Arial" w:hAnsi="Arial" w:cs="Arial"/>
-                <w:b w:val="0"/>
-                <w:bCs w:val="0"/>
-                <w:color w:val="000000" w:themeColor="text1"/>
-                <w:sz w:val="22"/>
-                <w:szCs w:val="22"/>
-              </w:rPr>
-              <w:t>Networking</w:t>
-            </w:r>
-          </w:p>
-          <w:p>
-            <w:pPr>
-              <w:pStyle w:val="NormalWeb"/>
-              <w:numPr>
-                <w:ilvl w:val="0"/>
-                <w:numId w:val="13"/>
-              </w:numPr>
-              <w:spacing w:before="0" w:beforeAutospacing="0" w:after="120" w:afterAutospacing="0"/>
-              <w:jc w:val="both"/>
-              <w:rPr>
-                <w:rStyle w:val="Strong"/>
-                <w:rFonts w:ascii="Arial" w:hAnsi="Arial" w:cs="Arial"/>
-                <w:b w:val="0"/>
-                <w:bCs w:val="0"/>
-                <w:color w:val="000000" w:themeColor="text1"/>
-                <w:sz w:val="22"/>
-                <w:szCs w:val="22"/>
-              </w:rPr>
-            </w:pPr>
-            <w:r>
-              <w:rPr>
-                <w:rStyle w:val="Strong"/>
-                <w:rFonts w:ascii="Arial" w:hAnsi="Arial" w:cs="Arial"/>
-                <w:b w:val="0"/>
-                <w:bCs w:val="0"/>
-                <w:color w:val="000000" w:themeColor="text1"/>
-                <w:sz w:val="22"/>
-                <w:szCs w:val="22"/>
-              </w:rPr>
-              <w:t>Computer Literate</w:t>
-            </w:r>
-          </w:p>
-        </w:tc>
-      </w:tr>
-    </w:tbl>
+    <w:p>
+      <w:pPr>
+        <w:pStyle w:val="NoSpacing"/>
+        <w:spacing w:after="240"/>
+        <w:ind w:left="360"/>
+        <w:rPr>
+          <w:rFonts w:ascii="Arial" w:hAnsi="Arial" w:cs="Arial"/>
+          <w:bCs/>
+          <w:sz w:val="24"/>
+          <w:szCs w:val="24"/>
+        </w:rPr>
+      </w:pPr>
+      <w:proofErr w:type="gramStart"/>
+      <w:r>
+        <w:rPr>
+          <w:rFonts w:ascii="Arial" w:hAnsi="Arial" w:cs="Arial"/>
+          <w:b/>
+          <w:sz w:val="24"/>
+          <w:szCs w:val="24"/>
+        </w:rPr>
+        <w:t>Associate in Computer Technologies</w:t>
+      </w:r>
+      <w:proofErr w:type="gramEnd"/>
+      <w:r>
+        <w:rPr>
+          <w:rFonts w:ascii="Arial" w:hAnsi="Arial" w:cs="Arial"/>
+          <w:bCs/>
+          <w:sz w:val="24"/>
+          <w:szCs w:val="24"/>
+        </w:rPr>
+        <w:br/>
+        <w:t>STI College Marikina</w:t>
+      </w:r>
+    </w:p>
+    <w:p>
+      <w:pPr>
+        <w:pStyle w:val="NoSpacing"/>
+        <w:spacing w:after="240"/>
+        <w:ind w:left="360"/>
+        <w:rPr>
+          <w:rFonts w:ascii="Arial" w:hAnsi="Arial" w:cs="Arial"/>
+          <w:bCs/>
+          <w:sz w:val="24"/>
+          <w:szCs w:val="24"/>
+        </w:rPr>
+      </w:pPr>
+      <w:r>
+        <w:rPr>
+          <w:rFonts w:ascii="Arial" w:hAnsi="Arial" w:cs="Arial"/>
+          <w:b/>
+          <w:sz w:val="24"/>
+          <w:szCs w:val="24"/>
+        </w:rPr>
+        <w:t>Senior High School – ICT Strand</w:t>
+      </w:r>
+      <w:r>
+        <w:rPr>
+          <w:rFonts w:ascii="Arial" w:hAnsi="Arial" w:cs="Arial"/>
+          <w:bCs/>
+          <w:sz w:val="24"/>
+          <w:szCs w:val="24"/>
+        </w:rPr>
+        <w:br/>
+        <w:t>New Era University</w:t>
+      </w:r>
+    </w:p>
+    <w:p>
+      <w:pPr>
+        <w:pStyle w:val="NoSpacing"/>
+        <w:ind w:left="360"/>
+        <w:rPr>
+          <w:rFonts w:ascii="Arial" w:hAnsi="Arial" w:cs="Arial"/>
+          <w:b/>
+          <w:sz w:val="24"/>
+          <w:szCs w:val="24"/>
+        </w:rPr>
+      </w:pPr>
+    </w:p>
     <w:p>
       <w:pPr>
         <w:pStyle w:val="NoSpacing"/>
@@ -1546,183 +1410,174 @@
           <w:sz w:val="24"/>
           <w:szCs w:val="24"/>
         </w:rPr>
-        <w:t>TRAINING:</w:t>
+        <w:t>CERTIFICATIONS</w:t>
       </w:r>
     </w:p>
     <w:p>
       <w:pPr>
         <w:pStyle w:val="NoSpacing"/>
-        <w:rPr>
-          <w:rFonts w:ascii="Arial" w:hAnsi="Arial" w:cs="Arial"/>
-          <w:sz w:val="24"/>
-          <w:szCs w:val="24"/>
-        </w:rPr>
-      </w:pPr>
-    </w:p>
-    <w:p>
-      <w:pPr>
-        <w:pStyle w:val="NoSpacing"/>
-        <w:numPr>
-          <w:ilvl w:val="0"/>
-          <w:numId w:val="5"/>
-        </w:numPr>
-        <w:spacing w:after="240"/>
         <w:jc w:val="both"/>
-        <w:rPr>
-          <w:rFonts w:ascii="Arial" w:hAnsi="Arial" w:cs="Arial"/>
-        </w:rPr>
-      </w:pPr>
-      <w:r>
-        <w:rPr>
-          <w:rFonts w:ascii="Arial" w:hAnsi="Arial" w:cs="Arial"/>
-          <w:b/>
-          <w:bCs/>
-          <w:color w:val="000000" w:themeColor="text1"/>
-        </w:rPr>
-        <w:t>NC-II in Computer Systems Servicing</w:t>
-      </w:r>
-      <w:r>
         <w:rPr>
           <w:rFonts w:ascii="Arial" w:hAnsi="Arial" w:cs="Arial"/>
           <w:color w:val="000000" w:themeColor="text1"/>
         </w:rPr>
-        <w:t>, specializing in installation, configuration, and troubleshooting of computer systems and networks. Skilled in hardware/software maintenance and providing technical support.</w:t>
-      </w:r>
+      </w:pPr>
     </w:p>
+    <w:tbl>
+      <w:tblPr>
+        <w:tblW w:w="10530" w:type="dxa"/>
+        <w:tblInd w:w="-270" w:type="dxa"/>
+        <w:tblLook w:val="04A0" w:firstRow="1" w:lastRow="0" w:firstColumn="1" w:lastColumn="0" w:noHBand="0" w:noVBand="1"/>
+      </w:tblPr>
+      <w:tblGrid>
+        <w:gridCol w:w="5040"/>
+        <w:gridCol w:w="5490"/>
+      </w:tblGrid>
+      <w:tr>
+        <w:trPr>
+          <w:trHeight w:val="719"/>
+        </w:trPr>
+        <w:tc>
+          <w:tcPr>
+            <w:tcW w:w="5040" w:type="dxa"/>
+          </w:tcPr>
+          <w:p>
+            <w:pPr>
+              <w:pStyle w:val="NormalWeb"/>
+              <w:numPr>
+                <w:ilvl w:val="0"/>
+                <w:numId w:val="16"/>
+              </w:numPr>
+              <w:rPr>
+                <w:rFonts w:ascii="Arial" w:hAnsi="Arial" w:cs="Arial"/>
+                <w:color w:val="000000" w:themeColor="text1"/>
+              </w:rPr>
+            </w:pPr>
+            <w:r>
+              <w:rPr>
+                <w:rFonts w:ascii="Arial" w:hAnsi="Arial" w:cs="Arial"/>
+                <w:color w:val="000000" w:themeColor="text1"/>
+              </w:rPr>
+              <w:t>Civil Service Exam Passer (2025)</w:t>
+            </w:r>
+          </w:p>
+          <w:p>
+            <w:pPr>
+              <w:pStyle w:val="NormalWeb"/>
+              <w:numPr>
+                <w:ilvl w:val="0"/>
+                <w:numId w:val="16"/>
+              </w:numPr>
+              <w:spacing w:after="120"/>
+              <w:rPr>
+                <w:rStyle w:val="Strong"/>
+                <w:rFonts w:ascii="Arial" w:hAnsi="Arial" w:cs="Arial"/>
+                <w:b w:val="0"/>
+                <w:bCs w:val="0"/>
+                <w:color w:val="000000" w:themeColor="text1"/>
+                <w:sz w:val="22"/>
+                <w:szCs w:val="22"/>
+              </w:rPr>
+            </w:pPr>
+            <w:r>
+              <w:rPr>
+                <w:rFonts w:ascii="Arial" w:hAnsi="Arial" w:cs="Arial"/>
+                <w:color w:val="000000" w:themeColor="text1"/>
+              </w:rPr>
+              <w:t>NC-II Computer Systems Servicing</w:t>
+            </w:r>
+          </w:p>
+        </w:tc>
+        <w:tc>
+          <w:tcPr>
+            <w:tcW w:w="5490" w:type="dxa"/>
+          </w:tcPr>
+          <w:p>
+            <w:pPr>
+              <w:pStyle w:val="NormalWeb"/>
+              <w:numPr>
+                <w:ilvl w:val="0"/>
+                <w:numId w:val="13"/>
+              </w:numPr>
+              <w:rPr>
+                <w:rFonts w:ascii="Arial" w:hAnsi="Arial" w:cs="Arial"/>
+                <w:color w:val="000000" w:themeColor="text1"/>
+              </w:rPr>
+            </w:pPr>
+            <w:r>
+              <w:rPr>
+                <w:rFonts w:ascii="Arial" w:hAnsi="Arial" w:cs="Arial"/>
+                <w:color w:val="000000" w:themeColor="text1"/>
+              </w:rPr>
+              <w:t>CS50x Harvard University</w:t>
+            </w:r>
+          </w:p>
+          <w:p>
+            <w:pPr>
+              <w:pStyle w:val="NormalWeb"/>
+              <w:numPr>
+                <w:ilvl w:val="0"/>
+                <w:numId w:val="13"/>
+              </w:numPr>
+              <w:spacing w:before="0" w:beforeAutospacing="0" w:after="120" w:afterAutospacing="0"/>
+              <w:rPr>
+                <w:rStyle w:val="Strong"/>
+                <w:rFonts w:ascii="Arial" w:hAnsi="Arial" w:cs="Arial"/>
+                <w:b w:val="0"/>
+                <w:bCs w:val="0"/>
+                <w:color w:val="000000" w:themeColor="text1"/>
+                <w:sz w:val="22"/>
+                <w:szCs w:val="22"/>
+              </w:rPr>
+            </w:pPr>
+            <w:r>
+              <w:rPr>
+                <w:rFonts w:ascii="Arial" w:hAnsi="Arial" w:cs="Arial"/>
+                <w:color w:val="000000" w:themeColor="text1"/>
+              </w:rPr>
+              <w:t xml:space="preserve">Responsive Web Design </w:t>
+            </w:r>
+            <w:r>
+              <w:rPr>
+                <w:rFonts w:ascii="Arial" w:hAnsi="Arial" w:cs="Arial"/>
+                <w:color w:val="000000" w:themeColor="text1"/>
+              </w:rPr>
+              <w:t xml:space="preserve">- </w:t>
+            </w:r>
+            <w:proofErr w:type="spellStart"/>
+            <w:r>
+              <w:rPr>
+                <w:rFonts w:ascii="Arial" w:hAnsi="Arial" w:cs="Arial"/>
+                <w:color w:val="000000" w:themeColor="text1"/>
+              </w:rPr>
+              <w:t>FreeCodeCam</w:t>
+            </w:r>
+            <w:r>
+              <w:rPr>
+                <w:rFonts w:ascii="Arial" w:hAnsi="Arial" w:cs="Arial"/>
+                <w:color w:val="000000" w:themeColor="text1"/>
+              </w:rPr>
+              <w:t>p</w:t>
+            </w:r>
+            <w:proofErr w:type="spellEnd"/>
+          </w:p>
+        </w:tc>
+      </w:tr>
+    </w:tbl>
     <w:p>
       <w:pPr>
         <w:pStyle w:val="NoSpacing"/>
-        <w:numPr>
-          <w:ilvl w:val="0"/>
-          <w:numId w:val="5"/>
-        </w:numPr>
-        <w:spacing w:after="240"/>
-        <w:jc w:val="both"/>
-        <w:rPr>
-          <w:rFonts w:ascii="Arial" w:hAnsi="Arial" w:cs="Arial"/>
-        </w:rPr>
-      </w:pPr>
-      <w:r>
-        <w:rPr>
-          <w:rFonts w:ascii="Arial" w:hAnsi="Arial" w:cs="Arial"/>
-          <w:b/>
-          <w:bCs/>
-        </w:rPr>
-        <w:t>CS50x</w:t>
-      </w:r>
-      <w:r>
-        <w:rPr>
-          <w:rFonts w:ascii="Arial" w:hAnsi="Arial" w:cs="Arial"/>
-          <w:b/>
-          <w:bCs/>
-        </w:rPr>
-        <w:t xml:space="preserve"> </w:t>
-      </w:r>
-      <w:r>
-        <w:rPr>
-          <w:rFonts w:ascii="Arial" w:hAnsi="Arial" w:cs="Arial"/>
-          <w:i/>
-          <w:iCs/>
-        </w:rPr>
-        <w:t>Introduction to Computer Science and the Art of Programming</w:t>
-      </w:r>
-      <w:r>
-        <w:rPr>
-          <w:rFonts w:ascii="Arial" w:hAnsi="Arial" w:cs="Arial"/>
-        </w:rPr>
-        <w:t xml:space="preserve"> </w:t>
-      </w:r>
-      <w:r>
-        <w:rPr>
-          <w:rFonts w:ascii="Arial" w:hAnsi="Arial" w:cs="Arial"/>
-        </w:rPr>
-        <w:t>Completed Harvard University's prestigious introductory course, covering foundational principles of computer science and programming.</w:t>
-      </w:r>
-    </w:p>
-    <w:p>
-      <w:pPr>
-        <w:pStyle w:val="NoSpacing"/>
-        <w:numPr>
-          <w:ilvl w:val="0"/>
-          <w:numId w:val="5"/>
-        </w:numPr>
+        <w:ind w:left="360"/>
         <w:jc w:val="both"/>
         <w:rPr>
           <w:rFonts w:ascii="Arial" w:hAnsi="Arial" w:cs="Arial"/>
           <w:color w:val="000000" w:themeColor="text1"/>
         </w:rPr>
       </w:pPr>
-      <w:r>
-        <w:rPr>
-          <w:rFonts w:ascii="Arial" w:hAnsi="Arial" w:cs="Arial"/>
-          <w:color w:val="000000" w:themeColor="text1"/>
-        </w:rPr>
-        <w:t>Completed </w:t>
-      </w:r>
-      <w:r>
-        <w:rPr>
-          <w:rStyle w:val="Strong"/>
-          <w:rFonts w:ascii="Arial" w:hAnsi="Arial" w:cs="Arial"/>
-          <w:color w:val="000000" w:themeColor="text1"/>
-        </w:rPr>
-        <w:t>Responsive Web Design Certification</w:t>
-      </w:r>
-      <w:r>
-        <w:rPr>
-          <w:rFonts w:ascii="Arial" w:hAnsi="Arial" w:cs="Arial"/>
-          <w:color w:val="000000" w:themeColor="text1"/>
-        </w:rPr>
-        <w:t> through FreeCodeCamp, gaining proficiency in </w:t>
-      </w:r>
-      <w:r>
-        <w:rPr>
-          <w:rStyle w:val="Strong"/>
-          <w:rFonts w:ascii="Arial" w:hAnsi="Arial" w:cs="Arial"/>
-          <w:color w:val="000000" w:themeColor="text1"/>
-        </w:rPr>
-        <w:t>HTML</w:t>
-      </w:r>
-      <w:r>
-        <w:rPr>
-          <w:rFonts w:ascii="Arial" w:hAnsi="Arial" w:cs="Arial"/>
-          <w:color w:val="000000" w:themeColor="text1"/>
-        </w:rPr>
-        <w:t>, </w:t>
-      </w:r>
-      <w:r>
-        <w:rPr>
-          <w:rStyle w:val="Strong"/>
-          <w:rFonts w:ascii="Arial" w:hAnsi="Arial" w:cs="Arial"/>
-          <w:color w:val="000000" w:themeColor="text1"/>
-        </w:rPr>
-        <w:t>CSS</w:t>
-      </w:r>
-      <w:r>
-        <w:rPr>
-          <w:rFonts w:ascii="Arial" w:hAnsi="Arial" w:cs="Arial"/>
-          <w:color w:val="000000" w:themeColor="text1"/>
-        </w:rPr>
-        <w:t>, and creating </w:t>
-      </w:r>
-      <w:r>
-        <w:rPr>
-          <w:rStyle w:val="Strong"/>
-          <w:rFonts w:ascii="Arial" w:hAnsi="Arial" w:cs="Arial"/>
-          <w:color w:val="000000" w:themeColor="text1"/>
-        </w:rPr>
-        <w:t>responsive layouts</w:t>
-      </w:r>
-      <w:r>
-        <w:rPr>
-          <w:rFonts w:ascii="Arial" w:hAnsi="Arial" w:cs="Arial"/>
-          <w:color w:val="000000" w:themeColor="text1"/>
-        </w:rPr>
-        <w:t> for seamless user experiences across devices.</w:t>
-      </w:r>
     </w:p>
     <w:sectPr>
       <w:pgSz w:w="11906" w:h="16838" w:code="9"/>
-      <w:pgMar w:top="576" w:right="1152" w:bottom="576" w:left="1152" w:header="720" w:footer="720" w:gutter="0"/>
+      <w:pgMar w:top="576" w:right="864" w:bottom="432" w:left="864" w:header="720" w:footer="720" w:gutter="0"/>
       <w:cols w:space="720"/>
       <w:docGrid w:linePitch="360"/>
     </w:sectPr>
@@ -1882,6 +1737,155 @@
     </w:lvl>
   </w:abstractNum>
   <w:abstractNum w:abstractNumId="1" w15:restartNumberingAfterBreak="0">
+    <w:nsid w:val="03A2080D"/>
+    <w:multiLevelType w:val="multilevel"/>
+    <w:tmpl w:val="F9BE7B16"/>
+    <w:lvl w:ilvl="0">
+      <w:start w:val="1"/>
+      <w:numFmt w:val="bullet"/>
+      <w:lvlText w:val=""/>
+      <w:lvlJc w:val="left"/>
+      <w:pPr>
+        <w:tabs>
+          <w:tab w:val="num" w:pos="720"/>
+        </w:tabs>
+        <w:ind w:left="720" w:hanging="360"/>
+      </w:pPr>
+      <w:rPr>
+        <w:rFonts w:ascii="Symbol" w:hAnsi="Symbol" w:hint="default"/>
+        <w:sz w:val="20"/>
+      </w:rPr>
+    </w:lvl>
+    <w:lvl w:ilvl="1" w:tentative="1">
+      <w:start w:val="1"/>
+      <w:numFmt w:val="bullet"/>
+      <w:lvlText w:val="o"/>
+      <w:lvlJc w:val="left"/>
+      <w:pPr>
+        <w:tabs>
+          <w:tab w:val="num" w:pos="1440"/>
+        </w:tabs>
+        <w:ind w:left="1440" w:hanging="360"/>
+      </w:pPr>
+      <w:rPr>
+        <w:rFonts w:ascii="Courier New" w:hAnsi="Courier New" w:hint="default"/>
+        <w:sz w:val="20"/>
+      </w:rPr>
+    </w:lvl>
+    <w:lvl w:ilvl="2" w:tentative="1">
+      <w:start w:val="1"/>
+      <w:numFmt w:val="bullet"/>
+      <w:lvlText w:val=""/>
+      <w:lvlJc w:val="left"/>
+      <w:pPr>
+        <w:tabs>
+          <w:tab w:val="num" w:pos="2160"/>
+        </w:tabs>
+        <w:ind w:left="2160" w:hanging="360"/>
+      </w:pPr>
+      <w:rPr>
+        <w:rFonts w:ascii="Wingdings" w:hAnsi="Wingdings" w:hint="default"/>
+        <w:sz w:val="20"/>
+      </w:rPr>
+    </w:lvl>
+    <w:lvl w:ilvl="3" w:tentative="1">
+      <w:start w:val="1"/>
+      <w:numFmt w:val="bullet"/>
+      <w:lvlText w:val=""/>
+      <w:lvlJc w:val="left"/>
+      <w:pPr>
+        <w:tabs>
+          <w:tab w:val="num" w:pos="2880"/>
+        </w:tabs>
+        <w:ind w:left="2880" w:hanging="360"/>
+      </w:pPr>
+      <w:rPr>
+        <w:rFonts w:ascii="Wingdings" w:hAnsi="Wingdings" w:hint="default"/>
+        <w:sz w:val="20"/>
+      </w:rPr>
+    </w:lvl>
+    <w:lvl w:ilvl="4" w:tentative="1">
+      <w:start w:val="1"/>
+      <w:numFmt w:val="bullet"/>
+      <w:lvlText w:val=""/>
+      <w:lvlJc w:val="left"/>
+      <w:pPr>
+        <w:tabs>
+          <w:tab w:val="num" w:pos="3600"/>
+        </w:tabs>
+        <w:ind w:left="3600" w:hanging="360"/>
+      </w:pPr>
+      <w:rPr>
+        <w:rFonts w:ascii="Wingdings" w:hAnsi="Wingdings" w:hint="default"/>
+        <w:sz w:val="20"/>
+      </w:rPr>
+    </w:lvl>
+    <w:lvl w:ilvl="5" w:tentative="1">
+      <w:start w:val="1"/>
+      <w:numFmt w:val="bullet"/>
+      <w:lvlText w:val=""/>
+      <w:lvlJc w:val="left"/>
+      <w:pPr>
+        <w:tabs>
+          <w:tab w:val="num" w:pos="4320"/>
+        </w:tabs>
+        <w:ind w:left="4320" w:hanging="360"/>
+      </w:pPr>
+      <w:rPr>
+        <w:rFonts w:ascii="Wingdings" w:hAnsi="Wingdings" w:hint="default"/>
+        <w:sz w:val="20"/>
+      </w:rPr>
+    </w:lvl>
+    <w:lvl w:ilvl="6" w:tentative="1">
+      <w:start w:val="1"/>
+      <w:numFmt w:val="bullet"/>
+      <w:lvlText w:val=""/>
+      <w:lvlJc w:val="left"/>
+      <w:pPr>
+        <w:tabs>
+          <w:tab w:val="num" w:pos="5040"/>
+        </w:tabs>
+        <w:ind w:left="5040" w:hanging="360"/>
+      </w:pPr>
+      <w:rPr>
+        <w:rFonts w:ascii="Wingdings" w:hAnsi="Wingdings" w:hint="default"/>
+        <w:sz w:val="20"/>
+      </w:rPr>
+    </w:lvl>
+    <w:lvl w:ilvl="7" w:tentative="1">
+      <w:start w:val="1"/>
+      <w:numFmt w:val="bullet"/>
+      <w:lvlText w:val=""/>
+      <w:lvlJc w:val="left"/>
+      <w:pPr>
+        <w:tabs>
+          <w:tab w:val="num" w:pos="5760"/>
+        </w:tabs>
+        <w:ind w:left="5760" w:hanging="360"/>
+      </w:pPr>
+      <w:rPr>
+        <w:rFonts w:ascii="Wingdings" w:hAnsi="Wingdings" w:hint="default"/>
+        <w:sz w:val="20"/>
+      </w:rPr>
+    </w:lvl>
+    <w:lvl w:ilvl="8" w:tentative="1">
+      <w:start w:val="1"/>
+      <w:numFmt w:val="bullet"/>
+      <w:lvlText w:val=""/>
+      <w:lvlJc w:val="left"/>
+      <w:pPr>
+        <w:tabs>
+          <w:tab w:val="num" w:pos="6480"/>
+        </w:tabs>
+        <w:ind w:left="6480" w:hanging="360"/>
+      </w:pPr>
+      <w:rPr>
+        <w:rFonts w:ascii="Wingdings" w:hAnsi="Wingdings" w:hint="default"/>
+        <w:sz w:val="20"/>
+      </w:rPr>
+    </w:lvl>
+  </w:abstractNum>
+  <w:abstractNum w:abstractNumId="2" w15:restartNumberingAfterBreak="0">
     <w:nsid w:val="0B48002D"/>
     <w:multiLevelType w:val="multilevel"/>
     <w:tmpl w:val="BEA09D6C"/>
@@ -2030,7 +2034,156 @@
       </w:rPr>
     </w:lvl>
   </w:abstractNum>
-  <w:abstractNum w:abstractNumId="2" w15:restartNumberingAfterBreak="0">
+  <w:abstractNum w:abstractNumId="3" w15:restartNumberingAfterBreak="0">
+    <w:nsid w:val="0F380965"/>
+    <w:multiLevelType w:val="multilevel"/>
+    <w:tmpl w:val="33942782"/>
+    <w:lvl w:ilvl="0">
+      <w:start w:val="1"/>
+      <w:numFmt w:val="bullet"/>
+      <w:lvlText w:val=""/>
+      <w:lvlJc w:val="left"/>
+      <w:pPr>
+        <w:tabs>
+          <w:tab w:val="num" w:pos="720"/>
+        </w:tabs>
+        <w:ind w:left="720" w:hanging="360"/>
+      </w:pPr>
+      <w:rPr>
+        <w:rFonts w:ascii="Symbol" w:hAnsi="Symbol" w:hint="default"/>
+        <w:sz w:val="20"/>
+      </w:rPr>
+    </w:lvl>
+    <w:lvl w:ilvl="1" w:tentative="1">
+      <w:start w:val="1"/>
+      <w:numFmt w:val="bullet"/>
+      <w:lvlText w:val="o"/>
+      <w:lvlJc w:val="left"/>
+      <w:pPr>
+        <w:tabs>
+          <w:tab w:val="num" w:pos="1440"/>
+        </w:tabs>
+        <w:ind w:left="1440" w:hanging="360"/>
+      </w:pPr>
+      <w:rPr>
+        <w:rFonts w:ascii="Courier New" w:hAnsi="Courier New" w:hint="default"/>
+        <w:sz w:val="20"/>
+      </w:rPr>
+    </w:lvl>
+    <w:lvl w:ilvl="2" w:tentative="1">
+      <w:start w:val="1"/>
+      <w:numFmt w:val="bullet"/>
+      <w:lvlText w:val=""/>
+      <w:lvlJc w:val="left"/>
+      <w:pPr>
+        <w:tabs>
+          <w:tab w:val="num" w:pos="2160"/>
+        </w:tabs>
+        <w:ind w:left="2160" w:hanging="360"/>
+      </w:pPr>
+      <w:rPr>
+        <w:rFonts w:ascii="Wingdings" w:hAnsi="Wingdings" w:hint="default"/>
+        <w:sz w:val="20"/>
+      </w:rPr>
+    </w:lvl>
+    <w:lvl w:ilvl="3" w:tentative="1">
+      <w:start w:val="1"/>
+      <w:numFmt w:val="bullet"/>
+      <w:lvlText w:val=""/>
+      <w:lvlJc w:val="left"/>
+      <w:pPr>
+        <w:tabs>
+          <w:tab w:val="num" w:pos="2880"/>
+        </w:tabs>
+        <w:ind w:left="2880" w:hanging="360"/>
+      </w:pPr>
+      <w:rPr>
+        <w:rFonts w:ascii="Wingdings" w:hAnsi="Wingdings" w:hint="default"/>
+        <w:sz w:val="20"/>
+      </w:rPr>
+    </w:lvl>
+    <w:lvl w:ilvl="4" w:tentative="1">
+      <w:start w:val="1"/>
+      <w:numFmt w:val="bullet"/>
+      <w:lvlText w:val=""/>
+      <w:lvlJc w:val="left"/>
+      <w:pPr>
+        <w:tabs>
+          <w:tab w:val="num" w:pos="3600"/>
+        </w:tabs>
+        <w:ind w:left="3600" w:hanging="360"/>
+      </w:pPr>
+      <w:rPr>
+        <w:rFonts w:ascii="Wingdings" w:hAnsi="Wingdings" w:hint="default"/>
+        <w:sz w:val="20"/>
+      </w:rPr>
+    </w:lvl>
+    <w:lvl w:ilvl="5" w:tentative="1">
+      <w:start w:val="1"/>
+      <w:numFmt w:val="bullet"/>
+      <w:lvlText w:val=""/>
+      <w:lvlJc w:val="left"/>
+      <w:pPr>
+        <w:tabs>
+          <w:tab w:val="num" w:pos="4320"/>
+        </w:tabs>
+        <w:ind w:left="4320" w:hanging="360"/>
+      </w:pPr>
+      <w:rPr>
+        <w:rFonts w:ascii="Wingdings" w:hAnsi="Wingdings" w:hint="default"/>
+        <w:sz w:val="20"/>
+      </w:rPr>
+    </w:lvl>
+    <w:lvl w:ilvl="6" w:tentative="1">
+      <w:start w:val="1"/>
+      <w:numFmt w:val="bullet"/>
+      <w:lvlText w:val=""/>
+      <w:lvlJc w:val="left"/>
+      <w:pPr>
+        <w:tabs>
+          <w:tab w:val="num" w:pos="5040"/>
+        </w:tabs>
+        <w:ind w:left="5040" w:hanging="360"/>
+      </w:pPr>
+      <w:rPr>
+        <w:rFonts w:ascii="Wingdings" w:hAnsi="Wingdings" w:hint="default"/>
+        <w:sz w:val="20"/>
+      </w:rPr>
+    </w:lvl>
+    <w:lvl w:ilvl="7" w:tentative="1">
+      <w:start w:val="1"/>
+      <w:numFmt w:val="bullet"/>
+      <w:lvlText w:val=""/>
+      <w:lvlJc w:val="left"/>
+      <w:pPr>
+        <w:tabs>
+          <w:tab w:val="num" w:pos="5760"/>
+        </w:tabs>
+        <w:ind w:left="5760" w:hanging="360"/>
+      </w:pPr>
+      <w:rPr>
+        <w:rFonts w:ascii="Wingdings" w:hAnsi="Wingdings" w:hint="default"/>
+        <w:sz w:val="20"/>
+      </w:rPr>
+    </w:lvl>
+    <w:lvl w:ilvl="8" w:tentative="1">
+      <w:start w:val="1"/>
+      <w:numFmt w:val="bullet"/>
+      <w:lvlText w:val=""/>
+      <w:lvlJc w:val="left"/>
+      <w:pPr>
+        <w:tabs>
+          <w:tab w:val="num" w:pos="6480"/>
+        </w:tabs>
+        <w:ind w:left="6480" w:hanging="360"/>
+      </w:pPr>
+      <w:rPr>
+        <w:rFonts w:ascii="Wingdings" w:hAnsi="Wingdings" w:hint="default"/>
+        <w:sz w:val="20"/>
+      </w:rPr>
+    </w:lvl>
+  </w:abstractNum>
+  <w:abstractNum w:abstractNumId="4" w15:restartNumberingAfterBreak="0">
     <w:nsid w:val="195E64BF"/>
     <w:multiLevelType w:val="hybridMultilevel"/>
     <w:tmpl w:val="DB0E5F5E"/>
@@ -2143,7 +2296,7 @@
       </w:rPr>
     </w:lvl>
   </w:abstractNum>
-  <w:abstractNum w:abstractNumId="3" w15:restartNumberingAfterBreak="0">
+  <w:abstractNum w:abstractNumId="5" w15:restartNumberingAfterBreak="0">
     <w:nsid w:val="1FB64F28"/>
     <w:multiLevelType w:val="hybridMultilevel"/>
     <w:tmpl w:val="909AF55E"/>
@@ -2256,7 +2409,120 @@
       </w:rPr>
     </w:lvl>
   </w:abstractNum>
-  <w:abstractNum w:abstractNumId="4" w15:restartNumberingAfterBreak="0">
+  <w:abstractNum w:abstractNumId="6" w15:restartNumberingAfterBreak="0">
+    <w:nsid w:val="1FFE1BD3"/>
+    <w:multiLevelType w:val="hybridMultilevel"/>
+    <w:tmpl w:val="384AF8F4"/>
+    <w:lvl w:ilvl="0" w:tplc="04090001">
+      <w:start w:val="1"/>
+      <w:numFmt w:val="bullet"/>
+      <w:lvlText w:val=""/>
+      <w:lvlJc w:val="left"/>
+      <w:pPr>
+        <w:ind w:left="720" w:hanging="360"/>
+      </w:pPr>
+      <w:rPr>
+        <w:rFonts w:ascii="Symbol" w:hAnsi="Symbol" w:hint="default"/>
+      </w:rPr>
+    </w:lvl>
+    <w:lvl w:ilvl="1" w:tplc="04090003" w:tentative="1">
+      <w:start w:val="1"/>
+      <w:numFmt w:val="bullet"/>
+      <w:lvlText w:val="o"/>
+      <w:lvlJc w:val="left"/>
+      <w:pPr>
+        <w:ind w:left="1440" w:hanging="360"/>
+      </w:pPr>
+      <w:rPr>
+        <w:rFonts w:ascii="Courier New" w:hAnsi="Courier New" w:cs="Courier New" w:hint="default"/>
+      </w:rPr>
+    </w:lvl>
+    <w:lvl w:ilvl="2" w:tplc="04090005" w:tentative="1">
+      <w:start w:val="1"/>
+      <w:numFmt w:val="bullet"/>
+      <w:lvlText w:val=""/>
+      <w:lvlJc w:val="left"/>
+      <w:pPr>
+        <w:ind w:left="2160" w:hanging="360"/>
+      </w:pPr>
+      <w:rPr>
+        <w:rFonts w:ascii="Wingdings" w:hAnsi="Wingdings" w:hint="default"/>
+      </w:rPr>
+    </w:lvl>
+    <w:lvl w:ilvl="3" w:tplc="04090001" w:tentative="1">
+      <w:start w:val="1"/>
+      <w:numFmt w:val="bullet"/>
+      <w:lvlText w:val=""/>
+      <w:lvlJc w:val="left"/>
+      <w:pPr>
+        <w:ind w:left="2880" w:hanging="360"/>
+      </w:pPr>
+      <w:rPr>
+        <w:rFonts w:ascii="Symbol" w:hAnsi="Symbol" w:hint="default"/>
+      </w:rPr>
+    </w:lvl>
+    <w:lvl w:ilvl="4" w:tplc="04090003" w:tentative="1">
+      <w:start w:val="1"/>
+      <w:numFmt w:val="bullet"/>
+      <w:lvlText w:val="o"/>
+      <w:lvlJc w:val="left"/>
+      <w:pPr>
+        <w:ind w:left="3600" w:hanging="360"/>
+      </w:pPr>
+      <w:rPr>
+        <w:rFonts w:ascii="Courier New" w:hAnsi="Courier New" w:cs="Courier New" w:hint="default"/>
+      </w:rPr>
+    </w:lvl>
+    <w:lvl w:ilvl="5" w:tplc="04090005" w:tentative="1">
+      <w:start w:val="1"/>
+      <w:numFmt w:val="bullet"/>
+      <w:lvlText w:val=""/>
+      <w:lvlJc w:val="left"/>
+      <w:pPr>
+        <w:ind w:left="4320" w:hanging="360"/>
+      </w:pPr>
+      <w:rPr>
+        <w:rFonts w:ascii="Wingdings" w:hAnsi="Wingdings" w:hint="default"/>
+      </w:rPr>
+    </w:lvl>
+    <w:lvl w:ilvl="6" w:tplc="04090001" w:tentative="1">
+      <w:start w:val="1"/>
+      <w:numFmt w:val="bullet"/>
+      <w:lvlText w:val=""/>
+      <w:lvlJc w:val="left"/>
+      <w:pPr>
+        <w:ind w:left="5040" w:hanging="360"/>
+      </w:pPr>
+      <w:rPr>
+        <w:rFonts w:ascii="Symbol" w:hAnsi="Symbol" w:hint="default"/>
+      </w:rPr>
+    </w:lvl>
+    <w:lvl w:ilvl="7" w:tplc="04090003" w:tentative="1">
+      <w:start w:val="1"/>
+      <w:numFmt w:val="bullet"/>
+      <w:lvlText w:val="o"/>
+      <w:lvlJc w:val="left"/>
+      <w:pPr>
+        <w:ind w:left="5760" w:hanging="360"/>
+      </w:pPr>
+      <w:rPr>
+        <w:rFonts w:ascii="Courier New" w:hAnsi="Courier New" w:cs="Courier New" w:hint="default"/>
+      </w:rPr>
+    </w:lvl>
+    <w:lvl w:ilvl="8" w:tplc="04090005" w:tentative="1">
+      <w:start w:val="1"/>
+      <w:numFmt w:val="bullet"/>
+      <w:lvlText w:val=""/>
+      <w:lvlJc w:val="left"/>
+      <w:pPr>
+        <w:ind w:left="6480" w:hanging="360"/>
+      </w:pPr>
+      <w:rPr>
+        <w:rFonts w:ascii="Wingdings" w:hAnsi="Wingdings" w:hint="default"/>
+      </w:rPr>
+    </w:lvl>
+  </w:abstractNum>
+  <w:abstractNum w:abstractNumId="7" w15:restartNumberingAfterBreak="0">
     <w:nsid w:val="23907989"/>
     <w:multiLevelType w:val="hybridMultilevel"/>
     <w:tmpl w:val="6F7E984C"/>
@@ -2368,7 +2634,7 @@
       </w:rPr>
     </w:lvl>
   </w:abstractNum>
-  <w:abstractNum w:abstractNumId="5" w15:restartNumberingAfterBreak="0">
+  <w:abstractNum w:abstractNumId="8" w15:restartNumberingAfterBreak="0">
     <w:nsid w:val="305F6CB4"/>
     <w:multiLevelType w:val="hybridMultilevel"/>
     <w:tmpl w:val="F4DAEBBC"/>
@@ -2480,7 +2746,7 @@
       </w:rPr>
     </w:lvl>
   </w:abstractNum>
-  <w:abstractNum w:abstractNumId="6" w15:restartNumberingAfterBreak="0">
+  <w:abstractNum w:abstractNumId="9" w15:restartNumberingAfterBreak="0">
     <w:nsid w:val="30920D83"/>
     <w:multiLevelType w:val="multilevel"/>
     <w:tmpl w:val="2BA492CC"/>
@@ -2629,7 +2895,7 @@
       </w:rPr>
     </w:lvl>
   </w:abstractNum>
-  <w:abstractNum w:abstractNumId="7" w15:restartNumberingAfterBreak="0">
+  <w:abstractNum w:abstractNumId="10" w15:restartNumberingAfterBreak="0">
     <w:nsid w:val="483A1F50"/>
     <w:multiLevelType w:val="hybridMultilevel"/>
     <w:tmpl w:val="FC3C25AE"/>
@@ -2742,7 +3008,7 @@
       </w:rPr>
     </w:lvl>
   </w:abstractNum>
-  <w:abstractNum w:abstractNumId="8" w15:restartNumberingAfterBreak="0">
+  <w:abstractNum w:abstractNumId="11" w15:restartNumberingAfterBreak="0">
     <w:nsid w:val="50EA74AA"/>
     <w:multiLevelType w:val="hybridMultilevel"/>
     <w:tmpl w:val="2636711E"/>
@@ -2854,7 +3120,156 @@
       </w:rPr>
     </w:lvl>
   </w:abstractNum>
-  <w:abstractNum w:abstractNumId="9" w15:restartNumberingAfterBreak="0">
+  <w:abstractNum w:abstractNumId="12" w15:restartNumberingAfterBreak="0">
+    <w:nsid w:val="51903574"/>
+    <w:multiLevelType w:val="multilevel"/>
+    <w:tmpl w:val="D7403520"/>
+    <w:lvl w:ilvl="0">
+      <w:start w:val="1"/>
+      <w:numFmt w:val="bullet"/>
+      <w:lvlText w:val=""/>
+      <w:lvlJc w:val="left"/>
+      <w:pPr>
+        <w:tabs>
+          <w:tab w:val="num" w:pos="720"/>
+        </w:tabs>
+        <w:ind w:left="720" w:hanging="360"/>
+      </w:pPr>
+      <w:rPr>
+        <w:rFonts w:ascii="Symbol" w:hAnsi="Symbol" w:hint="default"/>
+        <w:sz w:val="20"/>
+      </w:rPr>
+    </w:lvl>
+    <w:lvl w:ilvl="1" w:tentative="1">
+      <w:start w:val="1"/>
+      <w:numFmt w:val="bullet"/>
+      <w:lvlText w:val="o"/>
+      <w:lvlJc w:val="left"/>
+      <w:pPr>
+        <w:tabs>
+          <w:tab w:val="num" w:pos="1440"/>
+        </w:tabs>
+        <w:ind w:left="1440" w:hanging="360"/>
+      </w:pPr>
+      <w:rPr>
+        <w:rFonts w:ascii="Courier New" w:hAnsi="Courier New" w:hint="default"/>
+        <w:sz w:val="20"/>
+      </w:rPr>
+    </w:lvl>
+    <w:lvl w:ilvl="2" w:tentative="1">
+      <w:start w:val="1"/>
+      <w:numFmt w:val="bullet"/>
+      <w:lvlText w:val=""/>
+      <w:lvlJc w:val="left"/>
+      <w:pPr>
+        <w:tabs>
+          <w:tab w:val="num" w:pos="2160"/>
+        </w:tabs>
+        <w:ind w:left="2160" w:hanging="360"/>
+      </w:pPr>
+      <w:rPr>
+        <w:rFonts w:ascii="Wingdings" w:hAnsi="Wingdings" w:hint="default"/>
+        <w:sz w:val="20"/>
+      </w:rPr>
+    </w:lvl>
+    <w:lvl w:ilvl="3" w:tentative="1">
+      <w:start w:val="1"/>
+      <w:numFmt w:val="bullet"/>
+      <w:lvlText w:val=""/>
+      <w:lvlJc w:val="left"/>
+      <w:pPr>
+        <w:tabs>
+          <w:tab w:val="num" w:pos="2880"/>
+        </w:tabs>
+        <w:ind w:left="2880" w:hanging="360"/>
+      </w:pPr>
+      <w:rPr>
+        <w:rFonts w:ascii="Wingdings" w:hAnsi="Wingdings" w:hint="default"/>
+        <w:sz w:val="20"/>
+      </w:rPr>
+    </w:lvl>
+    <w:lvl w:ilvl="4" w:tentative="1">
+      <w:start w:val="1"/>
+      <w:numFmt w:val="bullet"/>
+      <w:lvlText w:val=""/>
+      <w:lvlJc w:val="left"/>
+      <w:pPr>
+        <w:tabs>
+          <w:tab w:val="num" w:pos="3600"/>
+        </w:tabs>
+        <w:ind w:left="3600" w:hanging="360"/>
+      </w:pPr>
+      <w:rPr>
+        <w:rFonts w:ascii="Wingdings" w:hAnsi="Wingdings" w:hint="default"/>
+        <w:sz w:val="20"/>
+      </w:rPr>
+    </w:lvl>
+    <w:lvl w:ilvl="5" w:tentative="1">
+      <w:start w:val="1"/>
+      <w:numFmt w:val="bullet"/>
+      <w:lvlText w:val=""/>
+      <w:lvlJc w:val="left"/>
+      <w:pPr>
+        <w:tabs>
+          <w:tab w:val="num" w:pos="4320"/>
+        </w:tabs>
+        <w:ind w:left="4320" w:hanging="360"/>
+      </w:pPr>
+      <w:rPr>
+        <w:rFonts w:ascii="Wingdings" w:hAnsi="Wingdings" w:hint="default"/>
+        <w:sz w:val="20"/>
+      </w:rPr>
+    </w:lvl>
+    <w:lvl w:ilvl="6" w:tentative="1">
+      <w:start w:val="1"/>
+      <w:numFmt w:val="bullet"/>
+      <w:lvlText w:val=""/>
+      <w:lvlJc w:val="left"/>
+      <w:pPr>
+        <w:tabs>
+          <w:tab w:val="num" w:pos="5040"/>
+        </w:tabs>
+        <w:ind w:left="5040" w:hanging="360"/>
+      </w:pPr>
+      <w:rPr>
+        <w:rFonts w:ascii="Wingdings" w:hAnsi="Wingdings" w:hint="default"/>
+        <w:sz w:val="20"/>
+      </w:rPr>
+    </w:lvl>
+    <w:lvl w:ilvl="7" w:tentative="1">
+      <w:start w:val="1"/>
+      <w:numFmt w:val="bullet"/>
+      <w:lvlText w:val=""/>
+      <w:lvlJc w:val="left"/>
+      <w:pPr>
+        <w:tabs>
+          <w:tab w:val="num" w:pos="5760"/>
+        </w:tabs>
+        <w:ind w:left="5760" w:hanging="360"/>
+      </w:pPr>
+      <w:rPr>
+        <w:rFonts w:ascii="Wingdings" w:hAnsi="Wingdings" w:hint="default"/>
+        <w:sz w:val="20"/>
+      </w:rPr>
+    </w:lvl>
+    <w:lvl w:ilvl="8" w:tentative="1">
+      <w:start w:val="1"/>
+      <w:numFmt w:val="bullet"/>
+      <w:lvlText w:val=""/>
+      <w:lvlJc w:val="left"/>
+      <w:pPr>
+        <w:tabs>
+          <w:tab w:val="num" w:pos="6480"/>
+        </w:tabs>
+        <w:ind w:left="6480" w:hanging="360"/>
+      </w:pPr>
+      <w:rPr>
+        <w:rFonts w:ascii="Wingdings" w:hAnsi="Wingdings" w:hint="default"/>
+        <w:sz w:val="20"/>
+      </w:rPr>
+    </w:lvl>
+  </w:abstractNum>
+  <w:abstractNum w:abstractNumId="13" w15:restartNumberingAfterBreak="0">
     <w:nsid w:val="60421A2B"/>
     <w:multiLevelType w:val="hybridMultilevel"/>
     <w:tmpl w:val="0E786180"/>
@@ -2967,7 +3382,156 @@
       </w:rPr>
     </w:lvl>
   </w:abstractNum>
-  <w:abstractNum w:abstractNumId="10" w15:restartNumberingAfterBreak="0">
+  <w:abstractNum w:abstractNumId="14" w15:restartNumberingAfterBreak="0">
+    <w:nsid w:val="610A0447"/>
+    <w:multiLevelType w:val="multilevel"/>
+    <w:tmpl w:val="85C67A42"/>
+    <w:lvl w:ilvl="0">
+      <w:start w:val="1"/>
+      <w:numFmt w:val="bullet"/>
+      <w:lvlText w:val=""/>
+      <w:lvlJc w:val="left"/>
+      <w:pPr>
+        <w:tabs>
+          <w:tab w:val="num" w:pos="720"/>
+        </w:tabs>
+        <w:ind w:left="720" w:hanging="360"/>
+      </w:pPr>
+      <w:rPr>
+        <w:rFonts w:ascii="Symbol" w:hAnsi="Symbol" w:hint="default"/>
+        <w:sz w:val="20"/>
+      </w:rPr>
+    </w:lvl>
+    <w:lvl w:ilvl="1" w:tentative="1">
+      <w:start w:val="1"/>
+      <w:numFmt w:val="bullet"/>
+      <w:lvlText w:val="o"/>
+      <w:lvlJc w:val="left"/>
+      <w:pPr>
+        <w:tabs>
+          <w:tab w:val="num" w:pos="1440"/>
+        </w:tabs>
+        <w:ind w:left="1440" w:hanging="360"/>
+      </w:pPr>
+      <w:rPr>
+        <w:rFonts w:ascii="Courier New" w:hAnsi="Courier New" w:hint="default"/>
+        <w:sz w:val="20"/>
+      </w:rPr>
+    </w:lvl>
+    <w:lvl w:ilvl="2" w:tentative="1">
+      <w:start w:val="1"/>
+      <w:numFmt w:val="bullet"/>
+      <w:lvlText w:val=""/>
+      <w:lvlJc w:val="left"/>
+      <w:pPr>
+        <w:tabs>
+          <w:tab w:val="num" w:pos="2160"/>
+        </w:tabs>
+        <w:ind w:left="2160" w:hanging="360"/>
+      </w:pPr>
+      <w:rPr>
+        <w:rFonts w:ascii="Wingdings" w:hAnsi="Wingdings" w:hint="default"/>
+        <w:sz w:val="20"/>
+      </w:rPr>
+    </w:lvl>
+    <w:lvl w:ilvl="3" w:tentative="1">
+      <w:start w:val="1"/>
+      <w:numFmt w:val="bullet"/>
+      <w:lvlText w:val=""/>
+      <w:lvlJc w:val="left"/>
+      <w:pPr>
+        <w:tabs>
+          <w:tab w:val="num" w:pos="2880"/>
+        </w:tabs>
+        <w:ind w:left="2880" w:hanging="360"/>
+      </w:pPr>
+      <w:rPr>
+        <w:rFonts w:ascii="Wingdings" w:hAnsi="Wingdings" w:hint="default"/>
+        <w:sz w:val="20"/>
+      </w:rPr>
+    </w:lvl>
+    <w:lvl w:ilvl="4" w:tentative="1">
+      <w:start w:val="1"/>
+      <w:numFmt w:val="bullet"/>
+      <w:lvlText w:val=""/>
+      <w:lvlJc w:val="left"/>
+      <w:pPr>
+        <w:tabs>
+          <w:tab w:val="num" w:pos="3600"/>
+        </w:tabs>
+        <w:ind w:left="3600" w:hanging="360"/>
+      </w:pPr>
+      <w:rPr>
+        <w:rFonts w:ascii="Wingdings" w:hAnsi="Wingdings" w:hint="default"/>
+        <w:sz w:val="20"/>
+      </w:rPr>
+    </w:lvl>
+    <w:lvl w:ilvl="5" w:tentative="1">
+      <w:start w:val="1"/>
+      <w:numFmt w:val="bullet"/>
+      <w:lvlText w:val=""/>
+      <w:lvlJc w:val="left"/>
+      <w:pPr>
+        <w:tabs>
+          <w:tab w:val="num" w:pos="4320"/>
+        </w:tabs>
+        <w:ind w:left="4320" w:hanging="360"/>
+      </w:pPr>
+      <w:rPr>
+        <w:rFonts w:ascii="Wingdings" w:hAnsi="Wingdings" w:hint="default"/>
+        <w:sz w:val="20"/>
+      </w:rPr>
+    </w:lvl>
+    <w:lvl w:ilvl="6" w:tentative="1">
+      <w:start w:val="1"/>
+      <w:numFmt w:val="bullet"/>
+      <w:lvlText w:val=""/>
+      <w:lvlJc w:val="left"/>
+      <w:pPr>
+        <w:tabs>
+          <w:tab w:val="num" w:pos="5040"/>
+        </w:tabs>
+        <w:ind w:left="5040" w:hanging="360"/>
+      </w:pPr>
+      <w:rPr>
+        <w:rFonts w:ascii="Wingdings" w:hAnsi="Wingdings" w:hint="default"/>
+        <w:sz w:val="20"/>
+      </w:rPr>
+    </w:lvl>
+    <w:lvl w:ilvl="7" w:tentative="1">
+      <w:start w:val="1"/>
+      <w:numFmt w:val="bullet"/>
+      <w:lvlText w:val=""/>
+      <w:lvlJc w:val="left"/>
+      <w:pPr>
+        <w:tabs>
+          <w:tab w:val="num" w:pos="5760"/>
+        </w:tabs>
+        <w:ind w:left="5760" w:hanging="360"/>
+      </w:pPr>
+      <w:rPr>
+        <w:rFonts w:ascii="Wingdings" w:hAnsi="Wingdings" w:hint="default"/>
+        <w:sz w:val="20"/>
+      </w:rPr>
+    </w:lvl>
+    <w:lvl w:ilvl="8" w:tentative="1">
+      <w:start w:val="1"/>
+      <w:numFmt w:val="bullet"/>
+      <w:lvlText w:val=""/>
+      <w:lvlJc w:val="left"/>
+      <w:pPr>
+        <w:tabs>
+          <w:tab w:val="num" w:pos="6480"/>
+        </w:tabs>
+        <w:ind w:left="6480" w:hanging="360"/>
+      </w:pPr>
+      <w:rPr>
+        <w:rFonts w:ascii="Wingdings" w:hAnsi="Wingdings" w:hint="default"/>
+        <w:sz w:val="20"/>
+      </w:rPr>
+    </w:lvl>
+  </w:abstractNum>
+  <w:abstractNum w:abstractNumId="15" w15:restartNumberingAfterBreak="0">
     <w:nsid w:val="6351585D"/>
     <w:multiLevelType w:val="hybridMultilevel"/>
     <w:tmpl w:val="F14C93D8"/>
@@ -3080,7 +3644,120 @@
       </w:rPr>
     </w:lvl>
   </w:abstractNum>
-  <w:abstractNum w:abstractNumId="11" w15:restartNumberingAfterBreak="0">
+  <w:abstractNum w:abstractNumId="16" w15:restartNumberingAfterBreak="0">
+    <w:nsid w:val="66453770"/>
+    <w:multiLevelType w:val="hybridMultilevel"/>
+    <w:tmpl w:val="53787E42"/>
+    <w:lvl w:ilvl="0" w:tplc="04090001">
+      <w:start w:val="1"/>
+      <w:numFmt w:val="bullet"/>
+      <w:lvlText w:val=""/>
+      <w:lvlJc w:val="left"/>
+      <w:pPr>
+        <w:ind w:left="360" w:hanging="360"/>
+      </w:pPr>
+      <w:rPr>
+        <w:rFonts w:ascii="Symbol" w:hAnsi="Symbol" w:hint="default"/>
+      </w:rPr>
+    </w:lvl>
+    <w:lvl w:ilvl="1" w:tplc="04090003" w:tentative="1">
+      <w:start w:val="1"/>
+      <w:numFmt w:val="bullet"/>
+      <w:lvlText w:val="o"/>
+      <w:lvlJc w:val="left"/>
+      <w:pPr>
+        <w:ind w:left="1080" w:hanging="360"/>
+      </w:pPr>
+      <w:rPr>
+        <w:rFonts w:ascii="Courier New" w:hAnsi="Courier New" w:cs="Courier New" w:hint="default"/>
+      </w:rPr>
+    </w:lvl>
+    <w:lvl w:ilvl="2" w:tplc="04090005" w:tentative="1">
+      <w:start w:val="1"/>
+      <w:numFmt w:val="bullet"/>
+      <w:lvlText w:val=""/>
+      <w:lvlJc w:val="left"/>
+      <w:pPr>
+        <w:ind w:left="1800" w:hanging="360"/>
+      </w:pPr>
+      <w:rPr>
+        <w:rFonts w:ascii="Wingdings" w:hAnsi="Wingdings" w:hint="default"/>
+      </w:rPr>
+    </w:lvl>
+    <w:lvl w:ilvl="3" w:tplc="04090001" w:tentative="1">
+      <w:start w:val="1"/>
+      <w:numFmt w:val="bullet"/>
+      <w:lvlText w:val=""/>
+      <w:lvlJc w:val="left"/>
+      <w:pPr>
+        <w:ind w:left="2520" w:hanging="360"/>
+      </w:pPr>
+      <w:rPr>
+        <w:rFonts w:ascii="Symbol" w:hAnsi="Symbol" w:hint="default"/>
+      </w:rPr>
+    </w:lvl>
+    <w:lvl w:ilvl="4" w:tplc="04090003" w:tentative="1">
+      <w:start w:val="1"/>
+      <w:numFmt w:val="bullet"/>
+      <w:lvlText w:val="o"/>
+      <w:lvlJc w:val="left"/>
+      <w:pPr>
+        <w:ind w:left="3240" w:hanging="360"/>
+      </w:pPr>
+      <w:rPr>
+        <w:rFonts w:ascii="Courier New" w:hAnsi="Courier New" w:cs="Courier New" w:hint="default"/>
+      </w:rPr>
+    </w:lvl>
+    <w:lvl w:ilvl="5" w:tplc="04090005" w:tentative="1">
+      <w:start w:val="1"/>
+      <w:numFmt w:val="bullet"/>
+      <w:lvlText w:val=""/>
+      <w:lvlJc w:val="left"/>
+      <w:pPr>
+        <w:ind w:left="3960" w:hanging="360"/>
+      </w:pPr>
+      <w:rPr>
+        <w:rFonts w:ascii="Wingdings" w:hAnsi="Wingdings" w:hint="default"/>
+      </w:rPr>
+    </w:lvl>
+    <w:lvl w:ilvl="6" w:tplc="04090001" w:tentative="1">
+      <w:start w:val="1"/>
+      <w:numFmt w:val="bullet"/>
+      <w:lvlText w:val=""/>
+      <w:lvlJc w:val="left"/>
+      <w:pPr>
+        <w:ind w:left="4680" w:hanging="360"/>
+      </w:pPr>
+      <w:rPr>
+        <w:rFonts w:ascii="Symbol" w:hAnsi="Symbol" w:hint="default"/>
+      </w:rPr>
+    </w:lvl>
+    <w:lvl w:ilvl="7" w:tplc="04090003" w:tentative="1">
+      <w:start w:val="1"/>
+      <w:numFmt w:val="bullet"/>
+      <w:lvlText w:val="o"/>
+      <w:lvlJc w:val="left"/>
+      <w:pPr>
+        <w:ind w:left="5400" w:hanging="360"/>
+      </w:pPr>
+      <w:rPr>
+        <w:rFonts w:ascii="Courier New" w:hAnsi="Courier New" w:cs="Courier New" w:hint="default"/>
+      </w:rPr>
+    </w:lvl>
+    <w:lvl w:ilvl="8" w:tplc="04090005" w:tentative="1">
+      <w:start w:val="1"/>
+      <w:numFmt w:val="bullet"/>
+      <w:lvlText w:val=""/>
+      <w:lvlJc w:val="left"/>
+      <w:pPr>
+        <w:ind w:left="6120" w:hanging="360"/>
+      </w:pPr>
+      <w:rPr>
+        <w:rFonts w:ascii="Wingdings" w:hAnsi="Wingdings" w:hint="default"/>
+      </w:rPr>
+    </w:lvl>
+  </w:abstractNum>
+  <w:abstractNum w:abstractNumId="17" w15:restartNumberingAfterBreak="0">
     <w:nsid w:val="664E05D8"/>
     <w:multiLevelType w:val="hybridMultilevel"/>
     <w:tmpl w:val="BB0E7DDA"/>
@@ -3193,7 +3870,156 @@
       </w:rPr>
     </w:lvl>
   </w:abstractNum>
-  <w:abstractNum w:abstractNumId="12" w15:restartNumberingAfterBreak="0">
+  <w:abstractNum w:abstractNumId="18" w15:restartNumberingAfterBreak="0">
+    <w:nsid w:val="6D551FF9"/>
+    <w:multiLevelType w:val="multilevel"/>
+    <w:tmpl w:val="9AEA8A5A"/>
+    <w:lvl w:ilvl="0">
+      <w:start w:val="1"/>
+      <w:numFmt w:val="bullet"/>
+      <w:lvlText w:val=""/>
+      <w:lvlJc w:val="left"/>
+      <w:pPr>
+        <w:tabs>
+          <w:tab w:val="num" w:pos="720"/>
+        </w:tabs>
+        <w:ind w:left="720" w:hanging="360"/>
+      </w:pPr>
+      <w:rPr>
+        <w:rFonts w:ascii="Symbol" w:hAnsi="Symbol" w:hint="default"/>
+        <w:sz w:val="20"/>
+      </w:rPr>
+    </w:lvl>
+    <w:lvl w:ilvl="1" w:tentative="1">
+      <w:start w:val="1"/>
+      <w:numFmt w:val="bullet"/>
+      <w:lvlText w:val="o"/>
+      <w:lvlJc w:val="left"/>
+      <w:pPr>
+        <w:tabs>
+          <w:tab w:val="num" w:pos="1440"/>
+        </w:tabs>
+        <w:ind w:left="1440" w:hanging="360"/>
+      </w:pPr>
+      <w:rPr>
+        <w:rFonts w:ascii="Courier New" w:hAnsi="Courier New" w:hint="default"/>
+        <w:sz w:val="20"/>
+      </w:rPr>
+    </w:lvl>
+    <w:lvl w:ilvl="2" w:tentative="1">
+      <w:start w:val="1"/>
+      <w:numFmt w:val="bullet"/>
+      <w:lvlText w:val=""/>
+      <w:lvlJc w:val="left"/>
+      <w:pPr>
+        <w:tabs>
+          <w:tab w:val="num" w:pos="2160"/>
+        </w:tabs>
+        <w:ind w:left="2160" w:hanging="360"/>
+      </w:pPr>
+      <w:rPr>
+        <w:rFonts w:ascii="Wingdings" w:hAnsi="Wingdings" w:hint="default"/>
+        <w:sz w:val="20"/>
+      </w:rPr>
+    </w:lvl>
+    <w:lvl w:ilvl="3" w:tentative="1">
+      <w:start w:val="1"/>
+      <w:numFmt w:val="bullet"/>
+      <w:lvlText w:val=""/>
+      <w:lvlJc w:val="left"/>
+      <w:pPr>
+        <w:tabs>
+          <w:tab w:val="num" w:pos="2880"/>
+        </w:tabs>
+        <w:ind w:left="2880" w:hanging="360"/>
+      </w:pPr>
+      <w:rPr>
+        <w:rFonts w:ascii="Wingdings" w:hAnsi="Wingdings" w:hint="default"/>
+        <w:sz w:val="20"/>
+      </w:rPr>
+    </w:lvl>
+    <w:lvl w:ilvl="4" w:tentative="1">
+      <w:start w:val="1"/>
+      <w:numFmt w:val="bullet"/>
+      <w:lvlText w:val=""/>
+      <w:lvlJc w:val="left"/>
+      <w:pPr>
+        <w:tabs>
+          <w:tab w:val="num" w:pos="3600"/>
+        </w:tabs>
+        <w:ind w:left="3600" w:hanging="360"/>
+      </w:pPr>
+      <w:rPr>
+        <w:rFonts w:ascii="Wingdings" w:hAnsi="Wingdings" w:hint="default"/>
+        <w:sz w:val="20"/>
+      </w:rPr>
+    </w:lvl>
+    <w:lvl w:ilvl="5" w:tentative="1">
+      <w:start w:val="1"/>
+      <w:numFmt w:val="bullet"/>
+      <w:lvlText w:val=""/>
+      <w:lvlJc w:val="left"/>
+      <w:pPr>
+        <w:tabs>
+          <w:tab w:val="num" w:pos="4320"/>
+        </w:tabs>
+        <w:ind w:left="4320" w:hanging="360"/>
+      </w:pPr>
+      <w:rPr>
+        <w:rFonts w:ascii="Wingdings" w:hAnsi="Wingdings" w:hint="default"/>
+        <w:sz w:val="20"/>
+      </w:rPr>
+    </w:lvl>
+    <w:lvl w:ilvl="6" w:tentative="1">
+      <w:start w:val="1"/>
+      <w:numFmt w:val="bullet"/>
+      <w:lvlText w:val=""/>
+      <w:lvlJc w:val="left"/>
+      <w:pPr>
+        <w:tabs>
+          <w:tab w:val="num" w:pos="5040"/>
+        </w:tabs>
+        <w:ind w:left="5040" w:hanging="360"/>
+      </w:pPr>
+      <w:rPr>
+        <w:rFonts w:ascii="Wingdings" w:hAnsi="Wingdings" w:hint="default"/>
+        <w:sz w:val="20"/>
+      </w:rPr>
+    </w:lvl>
+    <w:lvl w:ilvl="7" w:tentative="1">
+      <w:start w:val="1"/>
+      <w:numFmt w:val="bullet"/>
+      <w:lvlText w:val=""/>
+      <w:lvlJc w:val="left"/>
+      <w:pPr>
+        <w:tabs>
+          <w:tab w:val="num" w:pos="5760"/>
+        </w:tabs>
+        <w:ind w:left="5760" w:hanging="360"/>
+      </w:pPr>
+      <w:rPr>
+        <w:rFonts w:ascii="Wingdings" w:hAnsi="Wingdings" w:hint="default"/>
+        <w:sz w:val="20"/>
+      </w:rPr>
+    </w:lvl>
+    <w:lvl w:ilvl="8" w:tentative="1">
+      <w:start w:val="1"/>
+      <w:numFmt w:val="bullet"/>
+      <w:lvlText w:val=""/>
+      <w:lvlJc w:val="left"/>
+      <w:pPr>
+        <w:tabs>
+          <w:tab w:val="num" w:pos="6480"/>
+        </w:tabs>
+        <w:ind w:left="6480" w:hanging="360"/>
+      </w:pPr>
+      <w:rPr>
+        <w:rFonts w:ascii="Wingdings" w:hAnsi="Wingdings" w:hint="default"/>
+        <w:sz w:val="20"/>
+      </w:rPr>
+    </w:lvl>
+  </w:abstractNum>
+  <w:abstractNum w:abstractNumId="19" w15:restartNumberingAfterBreak="0">
     <w:nsid w:val="6E546D74"/>
     <w:multiLevelType w:val="multilevel"/>
     <w:tmpl w:val="76D2B522"/>
@@ -3342,7 +4168,7 @@
       </w:rPr>
     </w:lvl>
   </w:abstractNum>
-  <w:abstractNum w:abstractNumId="13" w15:restartNumberingAfterBreak="0">
+  <w:abstractNum w:abstractNumId="20" w15:restartNumberingAfterBreak="0">
     <w:nsid w:val="70860E64"/>
     <w:multiLevelType w:val="hybridMultilevel"/>
     <w:tmpl w:val="523E8020"/>
@@ -3455,7 +4281,7 @@
       </w:rPr>
     </w:lvl>
   </w:abstractNum>
-  <w:abstractNum w:abstractNumId="14" w15:restartNumberingAfterBreak="0">
+  <w:abstractNum w:abstractNumId="21" w15:restartNumberingAfterBreak="0">
     <w:nsid w:val="717B4175"/>
     <w:multiLevelType w:val="multilevel"/>
     <w:tmpl w:val="BBA8D55A"/>
@@ -3604,7 +4430,7 @@
       </w:rPr>
     </w:lvl>
   </w:abstractNum>
-  <w:abstractNum w:abstractNumId="15" w15:restartNumberingAfterBreak="0">
+  <w:abstractNum w:abstractNumId="22" w15:restartNumberingAfterBreak="0">
     <w:nsid w:val="71BA4DDB"/>
     <w:multiLevelType w:val="hybridMultilevel"/>
     <w:tmpl w:val="A5D2FFB8"/>
@@ -3717,53 +4543,378 @@
       </w:rPr>
     </w:lvl>
   </w:abstractNum>
+  <w:abstractNum w:abstractNumId="23" w15:restartNumberingAfterBreak="0">
+    <w:nsid w:val="74DC7506"/>
+    <w:multiLevelType w:val="multilevel"/>
+    <w:tmpl w:val="85FCBEC6"/>
+    <w:lvl w:ilvl="0">
+      <w:start w:val="1"/>
+      <w:numFmt w:val="bullet"/>
+      <w:lvlText w:val=""/>
+      <w:lvlJc w:val="left"/>
+      <w:pPr>
+        <w:tabs>
+          <w:tab w:val="num" w:pos="720"/>
+        </w:tabs>
+        <w:ind w:left="720" w:hanging="360"/>
+      </w:pPr>
+      <w:rPr>
+        <w:rFonts w:ascii="Symbol" w:hAnsi="Symbol" w:hint="default"/>
+        <w:sz w:val="20"/>
+      </w:rPr>
+    </w:lvl>
+    <w:lvl w:ilvl="1" w:tentative="1">
+      <w:start w:val="1"/>
+      <w:numFmt w:val="bullet"/>
+      <w:lvlText w:val="o"/>
+      <w:lvlJc w:val="left"/>
+      <w:pPr>
+        <w:tabs>
+          <w:tab w:val="num" w:pos="1440"/>
+        </w:tabs>
+        <w:ind w:left="1440" w:hanging="360"/>
+      </w:pPr>
+      <w:rPr>
+        <w:rFonts w:ascii="Courier New" w:hAnsi="Courier New" w:hint="default"/>
+        <w:sz w:val="20"/>
+      </w:rPr>
+    </w:lvl>
+    <w:lvl w:ilvl="2" w:tentative="1">
+      <w:start w:val="1"/>
+      <w:numFmt w:val="bullet"/>
+      <w:lvlText w:val=""/>
+      <w:lvlJc w:val="left"/>
+      <w:pPr>
+        <w:tabs>
+          <w:tab w:val="num" w:pos="2160"/>
+        </w:tabs>
+        <w:ind w:left="2160" w:hanging="360"/>
+      </w:pPr>
+      <w:rPr>
+        <w:rFonts w:ascii="Wingdings" w:hAnsi="Wingdings" w:hint="default"/>
+        <w:sz w:val="20"/>
+      </w:rPr>
+    </w:lvl>
+    <w:lvl w:ilvl="3" w:tentative="1">
+      <w:start w:val="1"/>
+      <w:numFmt w:val="bullet"/>
+      <w:lvlText w:val=""/>
+      <w:lvlJc w:val="left"/>
+      <w:pPr>
+        <w:tabs>
+          <w:tab w:val="num" w:pos="2880"/>
+        </w:tabs>
+        <w:ind w:left="2880" w:hanging="360"/>
+      </w:pPr>
+      <w:rPr>
+        <w:rFonts w:ascii="Wingdings" w:hAnsi="Wingdings" w:hint="default"/>
+        <w:sz w:val="20"/>
+      </w:rPr>
+    </w:lvl>
+    <w:lvl w:ilvl="4" w:tentative="1">
+      <w:start w:val="1"/>
+      <w:numFmt w:val="bullet"/>
+      <w:lvlText w:val=""/>
+      <w:lvlJc w:val="left"/>
+      <w:pPr>
+        <w:tabs>
+          <w:tab w:val="num" w:pos="3600"/>
+        </w:tabs>
+        <w:ind w:left="3600" w:hanging="360"/>
+      </w:pPr>
+      <w:rPr>
+        <w:rFonts w:ascii="Wingdings" w:hAnsi="Wingdings" w:hint="default"/>
+        <w:sz w:val="20"/>
+      </w:rPr>
+    </w:lvl>
+    <w:lvl w:ilvl="5" w:tentative="1">
+      <w:start w:val="1"/>
+      <w:numFmt w:val="bullet"/>
+      <w:lvlText w:val=""/>
+      <w:lvlJc w:val="left"/>
+      <w:pPr>
+        <w:tabs>
+          <w:tab w:val="num" w:pos="4320"/>
+        </w:tabs>
+        <w:ind w:left="4320" w:hanging="360"/>
+      </w:pPr>
+      <w:rPr>
+        <w:rFonts w:ascii="Wingdings" w:hAnsi="Wingdings" w:hint="default"/>
+        <w:sz w:val="20"/>
+      </w:rPr>
+    </w:lvl>
+    <w:lvl w:ilvl="6" w:tentative="1">
+      <w:start w:val="1"/>
+      <w:numFmt w:val="bullet"/>
+      <w:lvlText w:val=""/>
+      <w:lvlJc w:val="left"/>
+      <w:pPr>
+        <w:tabs>
+          <w:tab w:val="num" w:pos="5040"/>
+        </w:tabs>
+        <w:ind w:left="5040" w:hanging="360"/>
+      </w:pPr>
+      <w:rPr>
+        <w:rFonts w:ascii="Wingdings" w:hAnsi="Wingdings" w:hint="default"/>
+        <w:sz w:val="20"/>
+      </w:rPr>
+    </w:lvl>
+    <w:lvl w:ilvl="7" w:tentative="1">
+      <w:start w:val="1"/>
+      <w:numFmt w:val="bullet"/>
+      <w:lvlText w:val=""/>
+      <w:lvlJc w:val="left"/>
+      <w:pPr>
+        <w:tabs>
+          <w:tab w:val="num" w:pos="5760"/>
+        </w:tabs>
+        <w:ind w:left="5760" w:hanging="360"/>
+      </w:pPr>
+      <w:rPr>
+        <w:rFonts w:ascii="Wingdings" w:hAnsi="Wingdings" w:hint="default"/>
+        <w:sz w:val="20"/>
+      </w:rPr>
+    </w:lvl>
+    <w:lvl w:ilvl="8" w:tentative="1">
+      <w:start w:val="1"/>
+      <w:numFmt w:val="bullet"/>
+      <w:lvlText w:val=""/>
+      <w:lvlJc w:val="left"/>
+      <w:pPr>
+        <w:tabs>
+          <w:tab w:val="num" w:pos="6480"/>
+        </w:tabs>
+        <w:ind w:left="6480" w:hanging="360"/>
+      </w:pPr>
+      <w:rPr>
+        <w:rFonts w:ascii="Wingdings" w:hAnsi="Wingdings" w:hint="default"/>
+        <w:sz w:val="20"/>
+      </w:rPr>
+    </w:lvl>
+  </w:abstractNum>
+  <w:abstractNum w:abstractNumId="24" w15:restartNumberingAfterBreak="0">
+    <w:nsid w:val="798A7909"/>
+    <w:multiLevelType w:val="multilevel"/>
+    <w:tmpl w:val="664E502E"/>
+    <w:lvl w:ilvl="0">
+      <w:start w:val="1"/>
+      <w:numFmt w:val="bullet"/>
+      <w:lvlText w:val=""/>
+      <w:lvlJc w:val="left"/>
+      <w:pPr>
+        <w:tabs>
+          <w:tab w:val="num" w:pos="720"/>
+        </w:tabs>
+        <w:ind w:left="720" w:hanging="360"/>
+      </w:pPr>
+      <w:rPr>
+        <w:rFonts w:ascii="Symbol" w:hAnsi="Symbol" w:hint="default"/>
+        <w:sz w:val="20"/>
+      </w:rPr>
+    </w:lvl>
+    <w:lvl w:ilvl="1" w:tentative="1">
+      <w:start w:val="1"/>
+      <w:numFmt w:val="bullet"/>
+      <w:lvlText w:val="o"/>
+      <w:lvlJc w:val="left"/>
+      <w:pPr>
+        <w:tabs>
+          <w:tab w:val="num" w:pos="1440"/>
+        </w:tabs>
+        <w:ind w:left="1440" w:hanging="360"/>
+      </w:pPr>
+      <w:rPr>
+        <w:rFonts w:ascii="Courier New" w:hAnsi="Courier New" w:hint="default"/>
+        <w:sz w:val="20"/>
+      </w:rPr>
+    </w:lvl>
+    <w:lvl w:ilvl="2" w:tentative="1">
+      <w:start w:val="1"/>
+      <w:numFmt w:val="bullet"/>
+      <w:lvlText w:val=""/>
+      <w:lvlJc w:val="left"/>
+      <w:pPr>
+        <w:tabs>
+          <w:tab w:val="num" w:pos="2160"/>
+        </w:tabs>
+        <w:ind w:left="2160" w:hanging="360"/>
+      </w:pPr>
+      <w:rPr>
+        <w:rFonts w:ascii="Wingdings" w:hAnsi="Wingdings" w:hint="default"/>
+        <w:sz w:val="20"/>
+      </w:rPr>
+    </w:lvl>
+    <w:lvl w:ilvl="3" w:tentative="1">
+      <w:start w:val="1"/>
+      <w:numFmt w:val="bullet"/>
+      <w:lvlText w:val=""/>
+      <w:lvlJc w:val="left"/>
+      <w:pPr>
+        <w:tabs>
+          <w:tab w:val="num" w:pos="2880"/>
+        </w:tabs>
+        <w:ind w:left="2880" w:hanging="360"/>
+      </w:pPr>
+      <w:rPr>
+        <w:rFonts w:ascii="Wingdings" w:hAnsi="Wingdings" w:hint="default"/>
+        <w:sz w:val="20"/>
+      </w:rPr>
+    </w:lvl>
+    <w:lvl w:ilvl="4" w:tentative="1">
+      <w:start w:val="1"/>
+      <w:numFmt w:val="bullet"/>
+      <w:lvlText w:val=""/>
+      <w:lvlJc w:val="left"/>
+      <w:pPr>
+        <w:tabs>
+          <w:tab w:val="num" w:pos="3600"/>
+        </w:tabs>
+        <w:ind w:left="3600" w:hanging="360"/>
+      </w:pPr>
+      <w:rPr>
+        <w:rFonts w:ascii="Wingdings" w:hAnsi="Wingdings" w:hint="default"/>
+        <w:sz w:val="20"/>
+      </w:rPr>
+    </w:lvl>
+    <w:lvl w:ilvl="5" w:tentative="1">
+      <w:start w:val="1"/>
+      <w:numFmt w:val="bullet"/>
+      <w:lvlText w:val=""/>
+      <w:lvlJc w:val="left"/>
+      <w:pPr>
+        <w:tabs>
+          <w:tab w:val="num" w:pos="4320"/>
+        </w:tabs>
+        <w:ind w:left="4320" w:hanging="360"/>
+      </w:pPr>
+      <w:rPr>
+        <w:rFonts w:ascii="Wingdings" w:hAnsi="Wingdings" w:hint="default"/>
+        <w:sz w:val="20"/>
+      </w:rPr>
+    </w:lvl>
+    <w:lvl w:ilvl="6" w:tentative="1">
+      <w:start w:val="1"/>
+      <w:numFmt w:val="bullet"/>
+      <w:lvlText w:val=""/>
+      <w:lvlJc w:val="left"/>
+      <w:pPr>
+        <w:tabs>
+          <w:tab w:val="num" w:pos="5040"/>
+        </w:tabs>
+        <w:ind w:left="5040" w:hanging="360"/>
+      </w:pPr>
+      <w:rPr>
+        <w:rFonts w:ascii="Wingdings" w:hAnsi="Wingdings" w:hint="default"/>
+        <w:sz w:val="20"/>
+      </w:rPr>
+    </w:lvl>
+    <w:lvl w:ilvl="7" w:tentative="1">
+      <w:start w:val="1"/>
+      <w:numFmt w:val="bullet"/>
+      <w:lvlText w:val=""/>
+      <w:lvlJc w:val="left"/>
+      <w:pPr>
+        <w:tabs>
+          <w:tab w:val="num" w:pos="5760"/>
+        </w:tabs>
+        <w:ind w:left="5760" w:hanging="360"/>
+      </w:pPr>
+      <w:rPr>
+        <w:rFonts w:ascii="Wingdings" w:hAnsi="Wingdings" w:hint="default"/>
+        <w:sz w:val="20"/>
+      </w:rPr>
+    </w:lvl>
+    <w:lvl w:ilvl="8" w:tentative="1">
+      <w:start w:val="1"/>
+      <w:numFmt w:val="bullet"/>
+      <w:lvlText w:val=""/>
+      <w:lvlJc w:val="left"/>
+      <w:pPr>
+        <w:tabs>
+          <w:tab w:val="num" w:pos="6480"/>
+        </w:tabs>
+        <w:ind w:left="6480" w:hanging="360"/>
+      </w:pPr>
+      <w:rPr>
+        <w:rFonts w:ascii="Wingdings" w:hAnsi="Wingdings" w:hint="default"/>
+        <w:sz w:val="20"/>
+      </w:rPr>
+    </w:lvl>
+  </w:abstractNum>
   <w:num w:numId="1" w16cid:durableId="1968120721">
-    <w:abstractNumId w:val="3"/>
+    <w:abstractNumId w:val="5"/>
   </w:num>
   <w:num w:numId="2" w16cid:durableId="106782199">
-    <w:abstractNumId w:val="2"/>
+    <w:abstractNumId w:val="4"/>
   </w:num>
   <w:num w:numId="3" w16cid:durableId="655841941">
+    <w:abstractNumId w:val="13"/>
+  </w:num>
+  <w:num w:numId="4" w16cid:durableId="1176076269">
+    <w:abstractNumId w:val="22"/>
+  </w:num>
+  <w:num w:numId="5" w16cid:durableId="377779302">
+    <w:abstractNumId w:val="10"/>
+  </w:num>
+  <w:num w:numId="6" w16cid:durableId="1164859303">
+    <w:abstractNumId w:val="21"/>
+  </w:num>
+  <w:num w:numId="7" w16cid:durableId="607545283">
     <w:abstractNumId w:val="9"/>
   </w:num>
-  <w:num w:numId="4" w16cid:durableId="1176076269">
-    <w:abstractNumId w:val="15"/>
-  </w:num>
-  <w:num w:numId="5" w16cid:durableId="377779302">
-    <w:abstractNumId w:val="7"/>
-  </w:num>
-  <w:num w:numId="6" w16cid:durableId="1164859303">
-    <w:abstractNumId w:val="14"/>
-  </w:num>
-  <w:num w:numId="7" w16cid:durableId="607545283">
-    <w:abstractNumId w:val="6"/>
-  </w:num>
   <w:num w:numId="8" w16cid:durableId="717319787">
-    <w:abstractNumId w:val="12"/>
+    <w:abstractNumId w:val="19"/>
   </w:num>
   <w:num w:numId="9" w16cid:durableId="1816487678">
-    <w:abstractNumId w:val="1"/>
+    <w:abstractNumId w:val="2"/>
   </w:num>
   <w:num w:numId="10" w16cid:durableId="1360469197">
     <w:abstractNumId w:val="0"/>
   </w:num>
   <w:num w:numId="11" w16cid:durableId="840127272">
-    <w:abstractNumId w:val="4"/>
+    <w:abstractNumId w:val="7"/>
   </w:num>
   <w:num w:numId="12" w16cid:durableId="605504410">
-    <w:abstractNumId w:val="5"/>
+    <w:abstractNumId w:val="8"/>
   </w:num>
   <w:num w:numId="13" w16cid:durableId="1124426630">
-    <w:abstractNumId w:val="10"/>
+    <w:abstractNumId w:val="15"/>
   </w:num>
   <w:num w:numId="14" w16cid:durableId="96025549">
+    <w:abstractNumId w:val="17"/>
+  </w:num>
+  <w:num w:numId="15" w16cid:durableId="166872745">
     <w:abstractNumId w:val="11"/>
   </w:num>
-  <w:num w:numId="15" w16cid:durableId="166872745">
-    <w:abstractNumId w:val="8"/>
+  <w:num w:numId="16" w16cid:durableId="779837826">
+    <w:abstractNumId w:val="20"/>
   </w:num>
-  <w:num w:numId="16" w16cid:durableId="779837826">
-    <w:abstractNumId w:val="13"/>
+  <w:num w:numId="17" w16cid:durableId="747774772">
+    <w:abstractNumId w:val="23"/>
+  </w:num>
+  <w:num w:numId="18" w16cid:durableId="849444816">
+    <w:abstractNumId w:val="24"/>
+  </w:num>
+  <w:num w:numId="19" w16cid:durableId="1177036865">
+    <w:abstractNumId w:val="12"/>
+  </w:num>
+  <w:num w:numId="20" w16cid:durableId="1532642521">
+    <w:abstractNumId w:val="14"/>
+  </w:num>
+  <w:num w:numId="21" w16cid:durableId="996229625">
+    <w:abstractNumId w:val="6"/>
+  </w:num>
+  <w:num w:numId="22" w16cid:durableId="774179412">
+    <w:abstractNumId w:val="16"/>
+  </w:num>
+  <w:num w:numId="23" w16cid:durableId="1311520004">
+    <w:abstractNumId w:val="1"/>
+  </w:num>
+  <w:num w:numId="24" w16cid:durableId="264729967">
+    <w:abstractNumId w:val="3"/>
+  </w:num>
+  <w:num w:numId="25" w16cid:durableId="425467857">
+    <w:abstractNumId w:val="18"/>
   </w:num>
 </w:numbering>
 </file>
@@ -4166,17 +5317,16 @@
   <w:style w:type="paragraph" w:default="1" w:styleId="Normal">
     <w:name w:val="Normal"/>
     <w:qFormat/>
+    <w:rsid w:val="007223E2"/>
   </w:style>
   <w:style w:type="character" w:default="1" w:styleId="DefaultParagraphFont">
     <w:name w:val="Default Paragraph Font"/>
     <w:uiPriority w:val="1"/>
-    <w:semiHidden/>
     <w:unhideWhenUsed/>
   </w:style>
   <w:style w:type="table" w:default="1" w:styleId="TableNormal">
     <w:name w:val="Normal Table"/>
     <w:uiPriority w:val="99"/>
-    <w:semiHidden/>
     <w:unhideWhenUsed/>
     <w:tblPr>
       <w:tblInd w:w="0" w:type="dxa"/>
@@ -4392,6 +5542,175 @@
       <w:sz w:val="24"/>
       <w:szCs w:val="24"/>
     </w:rPr>
+  </w:style>
+  <w:style w:type="table" w:styleId="PlainTable4">
+    <w:name w:val="Plain Table 4"/>
+    <w:basedOn w:val="TableNormal"/>
+    <w:uiPriority w:val="44"/>
+    <w:rsid w:val="007223E2"/>
+    <w:pPr>
+      <w:spacing w:after="0" w:line="240" w:lineRule="auto"/>
+    </w:pPr>
+    <w:tblPr>
+      <w:tblStyleRowBandSize w:val="1"/>
+      <w:tblStyleColBandSize w:val="1"/>
+    </w:tblPr>
+    <w:tblStylePr w:type="firstRow">
+      <w:rPr>
+        <w:b/>
+        <w:bCs/>
+      </w:rPr>
+    </w:tblStylePr>
+    <w:tblStylePr w:type="lastRow">
+      <w:rPr>
+        <w:b/>
+        <w:bCs/>
+      </w:rPr>
+    </w:tblStylePr>
+    <w:tblStylePr w:type="firstCol">
+      <w:rPr>
+        <w:b/>
+        <w:bCs/>
+      </w:rPr>
+    </w:tblStylePr>
+    <w:tblStylePr w:type="lastCol">
+      <w:rPr>
+        <w:b/>
+        <w:bCs/>
+      </w:rPr>
+    </w:tblStylePr>
+    <w:tblStylePr w:type="band1Vert">
+      <w:tblPr/>
+      <w:tcPr>
+        <w:shd w:val="clear" w:color="auto" w:fill="F2F2F2" w:themeFill="background1" w:themeFillShade="F2"/>
+      </w:tcPr>
+    </w:tblStylePr>
+    <w:tblStylePr w:type="band1Horz">
+      <w:tblPr/>
+      <w:tcPr>
+        <w:shd w:val="clear" w:color="auto" w:fill="F2F2F2" w:themeFill="background1" w:themeFillShade="F2"/>
+      </w:tcPr>
+    </w:tblStylePr>
+  </w:style>
+  <w:style w:type="table" w:styleId="PlainTable5">
+    <w:name w:val="Plain Table 5"/>
+    <w:basedOn w:val="TableNormal"/>
+    <w:uiPriority w:val="45"/>
+    <w:rsid w:val="007223E2"/>
+    <w:pPr>
+      <w:spacing w:after="0" w:line="240" w:lineRule="auto"/>
+    </w:pPr>
+    <w:tblPr>
+      <w:tblStyleRowBandSize w:val="1"/>
+      <w:tblStyleColBandSize w:val="1"/>
+    </w:tblPr>
+    <w:tblStylePr w:type="firstRow">
+      <w:rPr>
+        <w:rFonts w:asciiTheme="majorHAnsi" w:eastAsiaTheme="majorEastAsia" w:hAnsiTheme="majorHAnsi" w:cstheme="majorBidi"/>
+        <w:i/>
+        <w:iCs/>
+        <w:sz w:val="26"/>
+      </w:rPr>
+      <w:tblPr/>
+      <w:tcPr>
+        <w:tcBorders>
+          <w:bottom w:val="single" w:sz="4" w:space="0" w:color="7F7F7F" w:themeColor="text1" w:themeTint="80"/>
+        </w:tcBorders>
+        <w:shd w:val="clear" w:color="auto" w:fill="FFFFFF" w:themeFill="background1"/>
+      </w:tcPr>
+    </w:tblStylePr>
+    <w:tblStylePr w:type="lastRow">
+      <w:rPr>
+        <w:rFonts w:asciiTheme="majorHAnsi" w:eastAsiaTheme="majorEastAsia" w:hAnsiTheme="majorHAnsi" w:cstheme="majorBidi"/>
+        <w:i/>
+        <w:iCs/>
+        <w:sz w:val="26"/>
+      </w:rPr>
+      <w:tblPr/>
+      <w:tcPr>
+        <w:tcBorders>
+          <w:top w:val="single" w:sz="4" w:space="0" w:color="7F7F7F" w:themeColor="text1" w:themeTint="80"/>
+        </w:tcBorders>
+        <w:shd w:val="clear" w:color="auto" w:fill="FFFFFF" w:themeFill="background1"/>
+      </w:tcPr>
+    </w:tblStylePr>
+    <w:tblStylePr w:type="firstCol">
+      <w:pPr>
+        <w:jc w:val="right"/>
+      </w:pPr>
+      <w:rPr>
+        <w:rFonts w:asciiTheme="majorHAnsi" w:eastAsiaTheme="majorEastAsia" w:hAnsiTheme="majorHAnsi" w:cstheme="majorBidi"/>
+        <w:i/>
+        <w:iCs/>
+        <w:sz w:val="26"/>
+      </w:rPr>
+      <w:tblPr/>
+      <w:tcPr>
+        <w:tcBorders>
+          <w:right w:val="single" w:sz="4" w:space="0" w:color="7F7F7F" w:themeColor="text1" w:themeTint="80"/>
+        </w:tcBorders>
+        <w:shd w:val="clear" w:color="auto" w:fill="FFFFFF" w:themeFill="background1"/>
+      </w:tcPr>
+    </w:tblStylePr>
+    <w:tblStylePr w:type="lastCol">
+      <w:rPr>
+        <w:rFonts w:asciiTheme="majorHAnsi" w:eastAsiaTheme="majorEastAsia" w:hAnsiTheme="majorHAnsi" w:cstheme="majorBidi"/>
+        <w:i/>
+        <w:iCs/>
+        <w:sz w:val="26"/>
+      </w:rPr>
+      <w:tblPr/>
+      <w:tcPr>
+        <w:tcBorders>
+          <w:left w:val="single" w:sz="4" w:space="0" w:color="7F7F7F" w:themeColor="text1" w:themeTint="80"/>
+        </w:tcBorders>
+        <w:shd w:val="clear" w:color="auto" w:fill="FFFFFF" w:themeFill="background1"/>
+      </w:tcPr>
+    </w:tblStylePr>
+    <w:tblStylePr w:type="band1Vert">
+      <w:tblPr/>
+      <w:tcPr>
+        <w:shd w:val="clear" w:color="auto" w:fill="F2F2F2" w:themeFill="background1" w:themeFillShade="F2"/>
+      </w:tcPr>
+    </w:tblStylePr>
+    <w:tblStylePr w:type="band1Horz">
+      <w:tblPr/>
+      <w:tcPr>
+        <w:shd w:val="clear" w:color="auto" w:fill="F2F2F2" w:themeFill="background1" w:themeFillShade="F2"/>
+      </w:tcPr>
+    </w:tblStylePr>
+    <w:tblStylePr w:type="neCell">
+      <w:tblPr/>
+      <w:tcPr>
+        <w:tcBorders>
+          <w:left w:val="nil"/>
+        </w:tcBorders>
+      </w:tcPr>
+    </w:tblStylePr>
+    <w:tblStylePr w:type="nwCell">
+      <w:tblPr/>
+      <w:tcPr>
+        <w:tcBorders>
+          <w:right w:val="nil"/>
+        </w:tcBorders>
+      </w:tcPr>
+    </w:tblStylePr>
+    <w:tblStylePr w:type="seCell">
+      <w:tblPr/>
+      <w:tcPr>
+        <w:tcBorders>
+          <w:left w:val="nil"/>
+        </w:tcBorders>
+      </w:tcPr>
+    </w:tblStylePr>
+    <w:tblStylePr w:type="swCell">
+      <w:tblPr/>
+      <w:tcPr>
+        <w:tcBorders>
+          <w:right w:val="nil"/>
+        </w:tcBorders>
+      </w:tcPr>
+    </w:tblStylePr>
   </w:style>
 </w:styles>
 </file>

--- a/src/assets/resume.docx
+++ b/src/assets/resume.docx
@@ -122,17 +122,19 @@
           <w:rFonts w:ascii="Arial" w:hAnsi="Arial" w:cs="Arial"/>
           <w:b/>
           <w:bCs/>
+          <w:sz w:val="16"/>
+          <w:szCs w:val="16"/>
         </w:rPr>
       </w:pPr>
     </w:p>
     <w:p>
       <w:pPr>
         <w:pStyle w:val="NoSpacing"/>
+        <w:spacing w:after="240"/>
         <w:rPr>
           <w:rFonts w:ascii="Arial" w:hAnsi="Arial" w:cs="Arial"/>
           <w:b/>
-          <w:sz w:val="24"/>
-          <w:szCs w:val="24"/>
+          <w:bCs/>
         </w:rPr>
       </w:pPr>
       <w:r>
@@ -214,52 +216,56 @@
         <w:rPr>
           <w:rFonts w:ascii="Arial" w:hAnsi="Arial" w:cs="Arial"/>
           <w:b/>
+          <w:bCs/>
           <w:noProof/>
           <w:sz w:val="24"/>
           <w:szCs w:val="24"/>
         </w:rPr>
-        <w:t>Virtual Assistant with IT Support Experience</w:t>
+        <w:t>IT Support</w:t>
       </w:r>
     </w:p>
     <w:p>
       <w:pPr>
         <w:pStyle w:val="NoSpacing"/>
-        <w:jc w:val="both"/>
-        <w:rPr>
-          <w:rFonts w:ascii="Arial" w:hAnsi="Arial" w:cs="Arial"/>
-          <w:b/>
-          <w:bCs/>
-        </w:rPr>
-      </w:pPr>
-    </w:p>
-    <w:p>
-      <w:pPr>
-        <w:pStyle w:val="NoSpacing"/>
         <w:spacing w:after="120"/>
         <w:jc w:val="both"/>
         <w:rPr>
           <w:rFonts w:ascii="Arial" w:hAnsi="Arial" w:cs="Arial"/>
+          <w:sz w:val="24"/>
+          <w:szCs w:val="24"/>
         </w:rPr>
       </w:pPr>
       <w:r>
         <w:rPr>
           <w:rFonts w:ascii="Arial" w:hAnsi="Arial" w:cs="Arial"/>
-        </w:rPr>
-        <w:t xml:space="preserve">Detail-oriented Virtual Assistant with hands-on experience in IT support, administrative assistance, remote troubleshooting, and digital task management. </w:t>
+          <w:sz w:val="24"/>
+          <w:szCs w:val="24"/>
+        </w:rPr>
+        <w:t>E</w:t>
       </w:r>
-      <w:proofErr w:type="gramStart"/>
       <w:r>
         <w:rPr>
           <w:rFonts w:ascii="Arial" w:hAnsi="Arial" w:cs="Arial"/>
-        </w:rPr>
-        <w:t>Skilled</w:t>
+          <w:sz w:val="24"/>
+          <w:szCs w:val="24"/>
+        </w:rPr>
+        <w:t>xperience</w:t>
       </w:r>
-      <w:proofErr w:type="gramEnd"/>
       <w:r>
         <w:rPr>
           <w:rFonts w:ascii="Arial" w:hAnsi="Arial" w:cs="Arial"/>
-        </w:rPr>
-        <w:t xml:space="preserve"> in handling email communication, scheduling, data organization, customer support, and productivity tools. Tech-savvy, adaptable, and able to manage tasks efficiently with minimal supervision.</w:t>
+          <w:sz w:val="24"/>
+          <w:szCs w:val="24"/>
+        </w:rPr>
+        <w:t>d</w:t>
+      </w:r>
+      <w:r>
+        <w:rPr>
+          <w:rFonts w:ascii="Arial" w:hAnsi="Arial" w:cs="Arial"/>
+          <w:sz w:val="24"/>
+          <w:szCs w:val="24"/>
+        </w:rPr>
+        <w:t xml:space="preserve"> in IT support, administrative assistance, remote troubleshooting, and digital task management. Skilled in handling email communication, scheduling, data organization, customer support, and productivity tools. Tech-savvy, adaptable, and able to manage tasks efficiently with minimal supervision.</w:t>
       </w:r>
     </w:p>
     <w:p>
@@ -683,6 +689,45 @@
           </w:p>
         </w:tc>
       </w:tr>
+      <w:tr>
+        <w:tc>
+          <w:tcPr>
+            <w:tcW w:w="5066" w:type="dxa"/>
+          </w:tcPr>
+          <w:p>
+            <w:pPr>
+              <w:pStyle w:val="NormalWeb"/>
+              <w:spacing w:before="0" w:beforeAutospacing="0" w:after="0" w:afterAutospacing="0"/>
+              <w:ind w:left="720"/>
+              <w:rPr>
+                <w:rFonts w:ascii="Arial" w:hAnsi="Arial" w:cs="Arial"/>
+                <w:bCs/>
+                <w:color w:val="000000" w:themeColor="text1"/>
+                <w:sz w:val="6"/>
+                <w:szCs w:val="6"/>
+              </w:rPr>
+            </w:pPr>
+          </w:p>
+        </w:tc>
+        <w:tc>
+          <w:tcPr>
+            <w:tcW w:w="5284" w:type="dxa"/>
+          </w:tcPr>
+          <w:p>
+            <w:pPr>
+              <w:pStyle w:val="NormalWeb"/>
+              <w:ind w:left="720"/>
+              <w:rPr>
+                <w:rFonts w:ascii="Arial" w:hAnsi="Arial" w:cs="Arial"/>
+                <w:bCs/>
+                <w:color w:val="000000" w:themeColor="text1"/>
+                <w:sz w:val="16"/>
+                <w:szCs w:val="16"/>
+              </w:rPr>
+            </w:pPr>
+          </w:p>
+        </w:tc>
+      </w:tr>
     </w:tbl>
     <w:p>
       <w:pPr>
@@ -799,6 +844,8 @@
           <w:rFonts w:ascii="Arial" w:eastAsia="Times New Roman" w:hAnsi="Arial" w:cs="Arial"/>
           <w:b/>
           <w:bCs/>
+          <w:sz w:val="24"/>
+          <w:szCs w:val="24"/>
         </w:rPr>
       </w:pPr>
       <w:r>
@@ -806,20 +853,26 @@
           <w:rFonts w:ascii="Arial" w:eastAsia="Times New Roman" w:hAnsi="Arial" w:cs="Arial"/>
           <w:b/>
           <w:bCs/>
+          <w:sz w:val="24"/>
+          <w:szCs w:val="24"/>
         </w:rPr>
         <w:t>IT Assistant</w:t>
       </w:r>
     </w:p>
     <w:p>
       <w:pPr>
-        <w:spacing w:after="0" w:line="240" w:lineRule="auto"/>
+        <w:spacing w:line="240" w:lineRule="auto"/>
         <w:rPr>
           <w:rFonts w:ascii="Arial" w:eastAsia="Times New Roman" w:hAnsi="Arial" w:cs="Arial"/>
+          <w:sz w:val="24"/>
+          <w:szCs w:val="24"/>
         </w:rPr>
       </w:pPr>
       <w:r>
         <w:rPr>
           <w:rFonts w:ascii="Arial" w:eastAsia="Times New Roman" w:hAnsi="Arial" w:cs="Arial"/>
+          <w:sz w:val="24"/>
+          <w:szCs w:val="24"/>
         </w:rPr>
         <w:t>Britannica United Motors | June 2025 – March 2026</w:t>
       </w:r>
@@ -833,11 +886,15 @@
         <w:spacing w:after="0" w:line="240" w:lineRule="auto"/>
         <w:rPr>
           <w:rFonts w:ascii="Arial" w:eastAsia="Times New Roman" w:hAnsi="Arial" w:cs="Arial"/>
+          <w:sz w:val="24"/>
+          <w:szCs w:val="24"/>
         </w:rPr>
       </w:pPr>
       <w:r>
         <w:rPr>
           <w:rFonts w:ascii="Arial" w:eastAsia="Times New Roman" w:hAnsi="Arial" w:cs="Arial"/>
+          <w:sz w:val="24"/>
+          <w:szCs w:val="24"/>
         </w:rPr>
         <w:t xml:space="preserve">Provided remote and on-site support for staff across multiple branches </w:t>
       </w:r>
@@ -851,11 +908,15 @@
         <w:spacing w:after="0" w:line="240" w:lineRule="auto"/>
         <w:rPr>
           <w:rFonts w:ascii="Arial" w:eastAsia="Times New Roman" w:hAnsi="Arial" w:cs="Arial"/>
+          <w:sz w:val="24"/>
+          <w:szCs w:val="24"/>
         </w:rPr>
       </w:pPr>
       <w:r>
         <w:rPr>
           <w:rFonts w:ascii="Arial" w:eastAsia="Times New Roman" w:hAnsi="Arial" w:cs="Arial"/>
+          <w:sz w:val="24"/>
+          <w:szCs w:val="24"/>
         </w:rPr>
         <w:t xml:space="preserve">Assisted employees with email, software, and system-related concerns </w:t>
       </w:r>
@@ -869,11 +930,15 @@
         <w:spacing w:after="0" w:line="240" w:lineRule="auto"/>
         <w:rPr>
           <w:rFonts w:ascii="Arial" w:eastAsia="Times New Roman" w:hAnsi="Arial" w:cs="Arial"/>
+          <w:sz w:val="24"/>
+          <w:szCs w:val="24"/>
         </w:rPr>
       </w:pPr>
       <w:r>
         <w:rPr>
           <w:rFonts w:ascii="Arial" w:eastAsia="Times New Roman" w:hAnsi="Arial" w:cs="Arial"/>
+          <w:sz w:val="24"/>
+          <w:szCs w:val="24"/>
         </w:rPr>
         <w:t xml:space="preserve">Maintained organized digital records and documentation </w:t>
       </w:r>
@@ -887,11 +952,15 @@
         <w:spacing w:after="0" w:line="240" w:lineRule="auto"/>
         <w:rPr>
           <w:rFonts w:ascii="Arial" w:eastAsia="Times New Roman" w:hAnsi="Arial" w:cs="Arial"/>
+          <w:sz w:val="24"/>
+          <w:szCs w:val="24"/>
         </w:rPr>
       </w:pPr>
       <w:r>
         <w:rPr>
           <w:rFonts w:ascii="Arial" w:eastAsia="Times New Roman" w:hAnsi="Arial" w:cs="Arial"/>
+          <w:sz w:val="24"/>
+          <w:szCs w:val="24"/>
         </w:rPr>
         <w:t xml:space="preserve">Coordinated technical requests and prioritized urgent tasks </w:t>
       </w:r>
@@ -905,11 +974,15 @@
         <w:spacing w:line="240" w:lineRule="auto"/>
         <w:rPr>
           <w:rFonts w:ascii="Arial" w:eastAsia="Times New Roman" w:hAnsi="Arial" w:cs="Arial"/>
+          <w:sz w:val="24"/>
+          <w:szCs w:val="24"/>
         </w:rPr>
       </w:pPr>
       <w:r>
         <w:rPr>
           <w:rFonts w:ascii="Arial" w:eastAsia="Times New Roman" w:hAnsi="Arial" w:cs="Arial"/>
+          <w:sz w:val="24"/>
+          <w:szCs w:val="24"/>
         </w:rPr>
         <w:t xml:space="preserve">Supported daily business operations through timely issue resolution </w:t>
       </w:r>
@@ -922,6 +995,8 @@
           <w:rFonts w:ascii="Arial" w:eastAsia="Times New Roman" w:hAnsi="Arial" w:cs="Arial"/>
           <w:b/>
           <w:bCs/>
+          <w:sz w:val="24"/>
+          <w:szCs w:val="24"/>
         </w:rPr>
       </w:pPr>
       <w:r>
@@ -929,20 +1004,26 @@
           <w:rFonts w:ascii="Arial" w:eastAsia="Times New Roman" w:hAnsi="Arial" w:cs="Arial"/>
           <w:b/>
           <w:bCs/>
+          <w:sz w:val="24"/>
+          <w:szCs w:val="24"/>
         </w:rPr>
         <w:t>IT Support Staff</w:t>
       </w:r>
     </w:p>
     <w:p>
       <w:pPr>
-        <w:spacing w:after="0" w:line="240" w:lineRule="auto"/>
+        <w:spacing w:line="240" w:lineRule="auto"/>
         <w:rPr>
           <w:rFonts w:ascii="Arial" w:eastAsia="Times New Roman" w:hAnsi="Arial" w:cs="Arial"/>
+          <w:sz w:val="24"/>
+          <w:szCs w:val="24"/>
         </w:rPr>
       </w:pPr>
       <w:r>
         <w:rPr>
           <w:rFonts w:ascii="Arial" w:eastAsia="Times New Roman" w:hAnsi="Arial" w:cs="Arial"/>
+          <w:sz w:val="24"/>
+          <w:szCs w:val="24"/>
         </w:rPr>
         <w:t>Solid North Partylist | March 2025 – May 2025</w:t>
       </w:r>
@@ -956,13 +1037,25 @@
         <w:spacing w:after="0" w:line="240" w:lineRule="auto"/>
         <w:rPr>
           <w:rFonts w:ascii="Arial" w:eastAsia="Times New Roman" w:hAnsi="Arial" w:cs="Arial"/>
+          <w:sz w:val="24"/>
+          <w:szCs w:val="24"/>
         </w:rPr>
       </w:pPr>
       <w:r>
         <w:rPr>
           <w:rFonts w:ascii="Arial" w:eastAsia="Times New Roman" w:hAnsi="Arial" w:cs="Arial"/>
+          <w:sz w:val="24"/>
+          <w:szCs w:val="24"/>
         </w:rPr>
         <w:t xml:space="preserve">Assisted office staff with technical and administrative concerns </w:t>
+      </w:r>
+      <w:r>
+        <w:rPr>
+          <w:rFonts w:ascii="Arial" w:eastAsia="Times New Roman" w:hAnsi="Arial" w:cs="Arial"/>
+          <w:sz w:val="24"/>
+          <w:szCs w:val="24"/>
+        </w:rPr>
+        <w:t>around Benguet</w:t>
       </w:r>
     </w:p>
     <w:p>
@@ -974,11 +1067,15 @@
         <w:spacing w:after="0" w:line="240" w:lineRule="auto"/>
         <w:rPr>
           <w:rFonts w:ascii="Arial" w:eastAsia="Times New Roman" w:hAnsi="Arial" w:cs="Arial"/>
+          <w:sz w:val="24"/>
+          <w:szCs w:val="24"/>
         </w:rPr>
       </w:pPr>
       <w:r>
         <w:rPr>
           <w:rFonts w:ascii="Arial" w:eastAsia="Times New Roman" w:hAnsi="Arial" w:cs="Arial"/>
+          <w:sz w:val="24"/>
+          <w:szCs w:val="24"/>
         </w:rPr>
         <w:t>Maintained and updated digital records for multiple departments with accuracy and confidentiality.</w:t>
       </w:r>
@@ -992,11 +1089,15 @@
         <w:spacing w:after="0" w:line="240" w:lineRule="auto"/>
         <w:rPr>
           <w:rFonts w:ascii="Arial" w:eastAsia="Times New Roman" w:hAnsi="Arial" w:cs="Arial"/>
+          <w:sz w:val="24"/>
+          <w:szCs w:val="24"/>
         </w:rPr>
       </w:pPr>
       <w:r>
         <w:rPr>
           <w:rFonts w:ascii="Arial" w:eastAsia="Times New Roman" w:hAnsi="Arial" w:cs="Arial"/>
+          <w:sz w:val="24"/>
+          <w:szCs w:val="24"/>
         </w:rPr>
         <w:t xml:space="preserve">Helped ensure smooth day-to-day office operations </w:t>
       </w:r>
@@ -1010,108 +1111,17 @@
         <w:spacing w:line="240" w:lineRule="auto"/>
         <w:rPr>
           <w:rFonts w:ascii="Arial" w:eastAsia="Times New Roman" w:hAnsi="Arial" w:cs="Arial"/>
+          <w:sz w:val="24"/>
+          <w:szCs w:val="24"/>
         </w:rPr>
       </w:pPr>
       <w:r>
         <w:rPr>
           <w:rFonts w:ascii="Arial" w:eastAsia="Times New Roman" w:hAnsi="Arial" w:cs="Arial"/>
+          <w:sz w:val="24"/>
+          <w:szCs w:val="24"/>
         </w:rPr>
         <w:t xml:space="preserve">Provided user support through clear communication and troubleshooting </w:t>
-      </w:r>
-    </w:p>
-    <w:p>
-      <w:pPr>
-        <w:spacing w:after="0" w:line="240" w:lineRule="auto"/>
-        <w:outlineLvl w:val="2"/>
-        <w:rPr>
-          <w:rFonts w:ascii="Arial" w:eastAsia="Times New Roman" w:hAnsi="Arial" w:cs="Arial"/>
-          <w:b/>
-          <w:bCs/>
-        </w:rPr>
-      </w:pPr>
-      <w:r>
-        <w:rPr>
-          <w:rFonts w:ascii="Arial" w:eastAsia="Times New Roman" w:hAnsi="Arial" w:cs="Arial"/>
-          <w:b/>
-          <w:bCs/>
-        </w:rPr>
-        <w:t>Web Developer Intern</w:t>
-      </w:r>
-    </w:p>
-    <w:p>
-      <w:pPr>
-        <w:spacing w:after="0" w:line="240" w:lineRule="auto"/>
-        <w:rPr>
-          <w:rFonts w:ascii="Arial" w:eastAsia="Times New Roman" w:hAnsi="Arial" w:cs="Arial"/>
-        </w:rPr>
-      </w:pPr>
-      <w:proofErr w:type="spellStart"/>
-      <w:r>
-        <w:rPr>
-          <w:rFonts w:ascii="Arial" w:eastAsia="Times New Roman" w:hAnsi="Arial" w:cs="Arial"/>
-        </w:rPr>
-        <w:t>IntelliSeven</w:t>
-      </w:r>
-      <w:proofErr w:type="spellEnd"/>
-      <w:r>
-        <w:rPr>
-          <w:rFonts w:ascii="Arial" w:eastAsia="Times New Roman" w:hAnsi="Arial" w:cs="Arial"/>
-        </w:rPr>
-        <w:t xml:space="preserve"> Technology Solutions Inc. | Feb 2024 – May 2024</w:t>
-      </w:r>
-    </w:p>
-    <w:p>
-      <w:pPr>
-        <w:numPr>
-          <w:ilvl w:val="0"/>
-          <w:numId w:val="25"/>
-        </w:numPr>
-        <w:spacing w:after="0" w:line="240" w:lineRule="auto"/>
-        <w:rPr>
-          <w:rFonts w:ascii="Arial" w:eastAsia="Times New Roman" w:hAnsi="Arial" w:cs="Arial"/>
-        </w:rPr>
-      </w:pPr>
-      <w:r>
-        <w:rPr>
-          <w:rFonts w:ascii="Arial" w:eastAsia="Times New Roman" w:hAnsi="Arial" w:cs="Arial"/>
-        </w:rPr>
-        <w:t xml:space="preserve">Managed assigned tasks and met deadlines in a remote team environment </w:t>
-      </w:r>
-    </w:p>
-    <w:p>
-      <w:pPr>
-        <w:numPr>
-          <w:ilvl w:val="0"/>
-          <w:numId w:val="25"/>
-        </w:numPr>
-        <w:spacing w:after="0" w:line="240" w:lineRule="auto"/>
-        <w:rPr>
-          <w:rFonts w:ascii="Arial" w:eastAsia="Times New Roman" w:hAnsi="Arial" w:cs="Arial"/>
-        </w:rPr>
-      </w:pPr>
-      <w:r>
-        <w:rPr>
-          <w:rFonts w:ascii="Arial" w:eastAsia="Times New Roman" w:hAnsi="Arial" w:cs="Arial"/>
-        </w:rPr>
-        <w:t xml:space="preserve">Assisted in system updates and testing </w:t>
-      </w:r>
-    </w:p>
-    <w:p>
-      <w:pPr>
-        <w:numPr>
-          <w:ilvl w:val="0"/>
-          <w:numId w:val="25"/>
-        </w:numPr>
-        <w:spacing w:after="0" w:line="240" w:lineRule="auto"/>
-        <w:rPr>
-          <w:rFonts w:ascii="Arial" w:eastAsia="Times New Roman" w:hAnsi="Arial" w:cs="Arial"/>
-        </w:rPr>
-      </w:pPr>
-      <w:r>
-        <w:rPr>
-          <w:rFonts w:ascii="Arial" w:eastAsia="Times New Roman" w:hAnsi="Arial" w:cs="Arial"/>
-        </w:rPr>
-        <w:t>Collaborated with team members using project management tools</w:t>
       </w:r>
     </w:p>
     <w:p>
@@ -1309,18 +1319,6 @@
     <w:p>
       <w:pPr>
         <w:pStyle w:val="NoSpacing"/>
-        <w:ind w:left="360"/>
-        <w:rPr>
-          <w:rFonts w:ascii="Arial" w:hAnsi="Arial" w:cs="Arial"/>
-          <w:b/>
-          <w:sz w:val="24"/>
-          <w:szCs w:val="24"/>
-        </w:rPr>
-      </w:pPr>
-    </w:p>
-    <w:p>
-      <w:pPr>
-        <w:pStyle w:val="NoSpacing"/>
         <w:rPr>
           <w:rFonts w:ascii="Arial" w:hAnsi="Arial" w:cs="Arial"/>
           <w:b/>
@@ -1425,13 +1423,13 @@
     </w:p>
     <w:tbl>
       <w:tblPr>
-        <w:tblW w:w="10530" w:type="dxa"/>
-        <w:tblInd w:w="-270" w:type="dxa"/>
+        <w:tblW w:w="10620" w:type="dxa"/>
+        <w:tblInd w:w="-450" w:type="dxa"/>
         <w:tblLook w:val="04A0" w:firstRow="1" w:lastRow="0" w:firstColumn="1" w:lastColumn="0" w:noHBand="0" w:noVBand="1"/>
       </w:tblPr>
       <w:tblGrid>
-        <w:gridCol w:w="5040"/>
-        <w:gridCol w:w="5490"/>
+        <w:gridCol w:w="4680"/>
+        <w:gridCol w:w="5940"/>
       </w:tblGrid>
       <w:tr>
         <w:trPr>
@@ -1439,7 +1437,7 @@
         </w:trPr>
         <w:tc>
           <w:tcPr>
-            <w:tcW w:w="5040" w:type="dxa"/>
+            <w:tcW w:w="4680" w:type="dxa"/>
           </w:tcPr>
           <w:p>
             <w:pPr>
@@ -1470,10 +1468,7 @@
               </w:numPr>
               <w:spacing w:after="120"/>
               <w:rPr>
-                <w:rStyle w:val="Strong"/>
                 <w:rFonts w:ascii="Arial" w:hAnsi="Arial" w:cs="Arial"/>
-                <w:b w:val="0"/>
-                <w:bCs w:val="0"/>
                 <w:color w:val="000000" w:themeColor="text1"/>
                 <w:sz w:val="22"/>
                 <w:szCs w:val="22"/>
@@ -1487,10 +1482,37 @@
               <w:t>NC-II Computer Systems Servicing</w:t>
             </w:r>
           </w:p>
+          <w:p>
+            <w:pPr>
+              <w:pStyle w:val="NormalWeb"/>
+              <w:numPr>
+                <w:ilvl w:val="0"/>
+                <w:numId w:val="16"/>
+              </w:numPr>
+              <w:spacing w:after="120"/>
+              <w:rPr>
+                <w:rStyle w:val="Strong"/>
+                <w:rFonts w:ascii="Arial" w:hAnsi="Arial" w:cs="Arial"/>
+                <w:b w:val="0"/>
+                <w:bCs w:val="0"/>
+                <w:color w:val="000000" w:themeColor="text1"/>
+              </w:rPr>
+            </w:pPr>
+            <w:r>
+              <w:rPr>
+                <w:rStyle w:val="Strong"/>
+                <w:rFonts w:ascii="Arial" w:hAnsi="Arial" w:cs="Arial"/>
+                <w:b w:val="0"/>
+                <w:bCs w:val="0"/>
+                <w:color w:val="000000" w:themeColor="text1"/>
+              </w:rPr>
+              <w:t>EF SET English Certificate C1</w:t>
+            </w:r>
+          </w:p>
         </w:tc>
         <w:tc>
           <w:tcPr>
-            <w:tcW w:w="5490" w:type="dxa"/>
+            <w:tcW w:w="5940" w:type="dxa"/>
           </w:tcPr>
           <w:p>
             <w:pPr>
@@ -1567,7 +1589,6 @@
     <w:p>
       <w:pPr>
         <w:pStyle w:val="NoSpacing"/>
-        <w:ind w:left="360"/>
         <w:jc w:val="both"/>
         <w:rPr>
           <w:rFonts w:ascii="Arial" w:hAnsi="Arial" w:cs="Arial"/>
@@ -5327,6 +5348,7 @@
   <w:style w:type="table" w:default="1" w:styleId="TableNormal">
     <w:name w:val="Normal Table"/>
     <w:uiPriority w:val="99"/>
+    <w:semiHidden/>
     <w:unhideWhenUsed/>
     <w:tblPr>
       <w:tblInd w:w="0" w:type="dxa"/>

--- a/src/assets/resume.docx
+++ b/src/assets/resume.docx
@@ -1,6 +1,6 @@
 
 <file path=word/document.xml><?xml version="1.0" encoding="utf-8"?>
-<w:document xmlns:wpc="http://schemas.microsoft.com/office/word/2010/wordprocessingCanvas" xmlns:cx="http://schemas.microsoft.com/office/drawing/2014/chartex" xmlns:cx1="http://schemas.microsoft.com/office/drawing/2015/9/8/chartex" xmlns:cx2="http://schemas.microsoft.com/office/drawing/2015/10/21/chartex" xmlns:cx3="http://schemas.microsoft.com/office/drawing/2016/5/9/chartex" xmlns:cx4="http://schemas.microsoft.com/office/drawing/2016/5/10/chartex" xmlns:cx5="http://schemas.microsoft.com/office/drawing/2016/5/11/chartex" xmlns:cx6="http://schemas.microsoft.com/office/drawing/2016/5/12/chartex" xmlns:cx7="http://schemas.microsoft.com/office/drawing/2016/5/13/chartex" xmlns:cx8="http://schemas.microsoft.com/office/drawing/2016/5/14/chartex" xmlns:mc="http://schemas.openxmlformats.org/markup-compatibility/2006" xmlns:aink="http://schemas.microsoft.com/office/drawing/2016/ink" xmlns:am3d="http://schemas.microsoft.com/office/drawing/2017/model3d" xmlns:o="urn:schemas-microsoft-com:office:office" xmlns:oel="http://schemas.microsoft.com/office/2019/extlst" xmlns:r="http://schemas.openxmlformats.org/officeDocument/2006/relationships" xmlns:m="http://schemas.openxmlformats.org/officeDocument/2006/math" xmlns:v="urn:schemas-microsoft-com:vml" xmlns:wp14="http://schemas.microsoft.com/office/word/2010/wordprocessingDrawing" xmlns:wp="http://schemas.openxmlformats.org/drawingml/2006/wordprocessingDrawing" xmlns:w10="urn:schemas-microsoft-com:office:word" xmlns:w="http://schemas.openxmlformats.org/wordprocessingml/2006/main" xmlns:w14="http://schemas.microsoft.com/office/word/2010/wordml" xmlns:w15="http://schemas.microsoft.com/office/word/2012/wordml" xmlns:w16cex="http://schemas.microsoft.com/office/word/2018/wordml/cex" xmlns:w16cid="http://schemas.microsoft.com/office/word/2016/wordml/cid" xmlns:w16="http://schemas.microsoft.com/office/word/2018/wordml" xmlns:w16du="http://schemas.microsoft.com/office/word/2023/wordml/word16du" xmlns:w16sdtdh="http://schemas.microsoft.com/office/word/2020/wordml/sdtdatahash" xmlns:w16sdtfl="http://schemas.microsoft.com/office/word/2024/wordml/sdtformatlock" xmlns:w16se="http://schemas.microsoft.com/office/word/2015/wordml/symex" xmlns:wpg="http://schemas.microsoft.com/office/word/2010/wordprocessingGroup" xmlns:wpi="http://schemas.microsoft.com/office/word/2010/wordprocessingInk" xmlns:wne="http://schemas.microsoft.com/office/word/2006/wordml" xmlns:wps="http://schemas.microsoft.com/office/word/2010/wordprocessingShape" mc:Ignorable="w14 w15 w16se w16cid w16 w16cex w16sdtdh w16sdtfl w16du wp14">
+<w:document xmlns:wpc="http://schemas.microsoft.com/office/word/2010/wordprocessingCanvas" xmlns:cx="http://schemas.microsoft.com/office/drawing/2014/chartex" xmlns:cx1="http://schemas.microsoft.com/office/drawing/2015/9/8/chartex" xmlns:cx2="http://schemas.microsoft.com/office/drawing/2015/10/21/chartex" xmlns:cx3="http://schemas.microsoft.com/office/drawing/2016/5/9/chartex" xmlns:cx4="http://schemas.microsoft.com/office/drawing/2016/5/10/chartex" xmlns:cx5="http://schemas.microsoft.com/office/drawing/2016/5/11/chartex" xmlns:cx6="http://schemas.microsoft.com/office/drawing/2016/5/12/chartex" xmlns:cx7="http://schemas.microsoft.com/office/drawing/2016/5/13/chartex" xmlns:cx8="http://schemas.microsoft.com/office/drawing/2016/5/14/chartex" xmlns:mc="http://schemas.openxmlformats.org/markup-compatibility/2006" xmlns:aink="http://schemas.microsoft.com/office/drawing/2016/ink" xmlns:am3d="http://schemas.microsoft.com/office/drawing/2017/model3d" xmlns:o="urn:schemas-microsoft-com:office:office" xmlns:r="http://schemas.openxmlformats.org/officeDocument/2006/relationships" xmlns:m="http://schemas.openxmlformats.org/officeDocument/2006/math" xmlns:v="urn:schemas-microsoft-com:vml" xmlns:wp14="http://schemas.microsoft.com/office/word/2010/wordprocessingDrawing" xmlns:wp="http://schemas.openxmlformats.org/drawingml/2006/wordprocessingDrawing" xmlns:w10="urn:schemas-microsoft-com:office:word" xmlns:w="http://schemas.openxmlformats.org/wordprocessingml/2006/main" xmlns:w14="http://schemas.microsoft.com/office/word/2010/wordml" xmlns:w15="http://schemas.microsoft.com/office/word/2012/wordml" xmlns:w16cex="http://schemas.microsoft.com/office/word/2018/wordml/cex" xmlns:w16cid="http://schemas.microsoft.com/office/word/2016/wordml/cid" xmlns:w16="http://schemas.microsoft.com/office/word/2018/wordml" xmlns:w16sdtdh="http://schemas.microsoft.com/office/word/2020/wordml/sdtdatahash" xmlns:w16se="http://schemas.microsoft.com/office/word/2015/wordml/symex" xmlns:wpg="http://schemas.microsoft.com/office/word/2010/wordprocessingGroup" xmlns:wpi="http://schemas.microsoft.com/office/word/2010/wordprocessingInk" xmlns:wne="http://schemas.microsoft.com/office/word/2006/wordml" xmlns:wps="http://schemas.microsoft.com/office/word/2010/wordprocessingShape" mc:Ignorable="w14 w15 w16se w16cid w16 w16cex w16sdtdh wp14">
   <w:body>
     <w:p>
       <w:pPr>
@@ -106,31 +106,11 @@
           <w:bCs/>
         </w:rPr>
       </w:pPr>
-      <w:r>
-        <w:rPr>
-          <w:rFonts w:ascii="Arial" w:hAnsi="Arial" w:cs="Arial"/>
-          <w:b/>
-          <w:bCs/>
-        </w:rPr>
-        <w:t>Available for Full-Time / Part-Time Remote Work</w:t>
-      </w:r>
     </w:p>
     <w:p>
       <w:pPr>
         <w:pStyle w:val="NoSpacing"/>
-        <w:rPr>
-          <w:rFonts w:ascii="Arial" w:hAnsi="Arial" w:cs="Arial"/>
-          <w:b/>
-          <w:bCs/>
-          <w:sz w:val="16"/>
-          <w:szCs w:val="16"/>
-        </w:rPr>
-      </w:pPr>
-    </w:p>
-    <w:p>
-      <w:pPr>
-        <w:pStyle w:val="NoSpacing"/>
-        <w:spacing w:after="240"/>
+        <w:spacing w:after="120"/>
         <w:rPr>
           <w:rFonts w:ascii="Arial" w:hAnsi="Arial" w:cs="Arial"/>
           <w:b/>
@@ -148,16 +128,16 @@
         <mc:AlternateContent>
           <mc:Choice Requires="wps">
             <w:drawing>
-              <wp:anchor distT="0" distB="0" distL="114300" distR="114300" simplePos="0" relativeHeight="251659264" behindDoc="0" locked="0" layoutInCell="1" allowOverlap="1" wp14:anchorId="2A9DCD4C" wp14:editId="15EE1E62">
+              <wp:anchor distT="0" distB="0" distL="114300" distR="114300" simplePos="0" relativeHeight="251659264" behindDoc="0" locked="0" layoutInCell="1" allowOverlap="1" wp14:anchorId="2A9DCD4C" wp14:editId="3C392F86">
                 <wp:simplePos x="0" y="0"/>
                 <wp:positionH relativeFrom="margin">
-                  <wp:align>center</wp:align>
+                  <wp:align>right</wp:align>
                 </wp:positionH>
                 <wp:positionV relativeFrom="paragraph">
-                  <wp:posOffset>180340</wp:posOffset>
+                  <wp:posOffset>194310</wp:posOffset>
                 </wp:positionV>
-                <wp:extent cx="6311900" cy="38100"/>
-                <wp:effectExtent l="0" t="0" r="31750" b="19050"/>
+                <wp:extent cx="6851650" cy="19050"/>
+                <wp:effectExtent l="0" t="0" r="25400" b="19050"/>
                 <wp:wrapNone/>
                 <wp:docPr id="1976338817" name="Straight Connector 2"/>
                 <wp:cNvGraphicFramePr/>
@@ -168,7 +148,7 @@
                       <wps:spPr>
                         <a:xfrm flipV="1">
                           <a:off x="0" y="0"/>
-                          <a:ext cx="6311900" cy="38100"/>
+                          <a:ext cx="6851650" cy="19050"/>
                         </a:xfrm>
                         <a:prstGeom prst="line">
                           <a:avLst/>
@@ -204,7 +184,7 @@
           </mc:Choice>
           <mc:Fallback>
             <w:pict>
-              <v:line w14:anchorId="02DEB57D" id="Straight Connector 2" o:spid="_x0000_s1026" style="position:absolute;flip:y;z-index:251659264;visibility:visible;mso-wrap-style:square;mso-width-percent:0;mso-height-percent:0;mso-wrap-distance-left:9pt;mso-wrap-distance-top:0;mso-wrap-distance-right:9pt;mso-wrap-distance-bottom:0;mso-position-horizontal:center;mso-position-horizontal-relative:margin;mso-position-vertical:absolute;mso-position-vertical-relative:text;mso-width-percent:0;mso-height-percent:0;mso-width-relative:margin;mso-height-relative:margin" from="0,14.2pt" to="497pt,17.2pt" o:gfxdata="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" strokecolor="black [3200]" strokeweight="1.5pt">
+              <v:line w14:anchorId="59788A23" id="Straight Connector 2" o:spid="_x0000_s1026" style="position:absolute;flip:y;z-index:251659264;visibility:visible;mso-wrap-style:square;mso-width-percent:0;mso-height-percent:0;mso-wrap-distance-left:9pt;mso-wrap-distance-top:0;mso-wrap-distance-right:9pt;mso-wrap-distance-bottom:0;mso-position-horizontal:right;mso-position-horizontal-relative:margin;mso-position-vertical:absolute;mso-position-vertical-relative:text;mso-width-percent:0;mso-height-percent:0;mso-width-relative:margin;mso-height-relative:margin" from="488.3pt,15.3pt" to="1027.8pt,16.8pt" o:gfxdata="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" strokecolor="black [3200]" strokeweight="1.5pt">
                 <v:stroke joinstyle="miter"/>
                 <w10:wrap anchorx="margin"/>
               </v:line>
@@ -221,13 +201,24 @@
           <w:sz w:val="24"/>
           <w:szCs w:val="24"/>
         </w:rPr>
-        <w:t>IT Support</w:t>
+        <w:t>IT Support | Technical Support | POS Support | Help Desk</w:t>
+      </w:r>
+      <w:r>
+        <w:rPr>
+          <w:rFonts w:ascii="Arial" w:hAnsi="Arial" w:cs="Arial"/>
+          <w:b/>
+          <w:bCs/>
+          <w:noProof/>
+          <w:sz w:val="24"/>
+          <w:szCs w:val="24"/>
+        </w:rPr>
+        <w:t xml:space="preserve"> </w:t>
       </w:r>
     </w:p>
     <w:p>
       <w:pPr>
         <w:pStyle w:val="NoSpacing"/>
-        <w:spacing w:after="120"/>
+        <w:spacing w:after="100"/>
         <w:jc w:val="both"/>
         <w:rPr>
           <w:rFonts w:ascii="Arial" w:hAnsi="Arial" w:cs="Arial"/>
@@ -241,7 +232,7 @@
           <w:sz w:val="24"/>
           <w:szCs w:val="24"/>
         </w:rPr>
-        <w:t>E</w:t>
+        <w:t>I</w:t>
       </w:r>
       <w:r>
         <w:rPr>
@@ -249,28 +240,14 @@
           <w:sz w:val="24"/>
           <w:szCs w:val="24"/>
         </w:rPr>
-        <w:t>xperience</w:t>
-      </w:r>
-      <w:r>
-        <w:rPr>
-          <w:rFonts w:ascii="Arial" w:hAnsi="Arial" w:cs="Arial"/>
-          <w:sz w:val="24"/>
-          <w:szCs w:val="24"/>
-        </w:rPr>
-        <w:t>d</w:t>
-      </w:r>
-      <w:r>
-        <w:rPr>
-          <w:rFonts w:ascii="Arial" w:hAnsi="Arial" w:cs="Arial"/>
-          <w:sz w:val="24"/>
-          <w:szCs w:val="24"/>
-        </w:rPr>
-        <w:t xml:space="preserve"> in IT support, administrative assistance, remote troubleshooting, and digital task management. Skilled in handling email communication, scheduling, data organization, customer support, and productivity tools. Tech-savvy, adaptable, and able to manage tasks efficiently with minimal supervision.</w:t>
+        <w:t>T and Technical Support professional experienced in POS systems, hardware/software troubleshooting, network connectivity, and remote support. Experienced in supporting U.S. merchants, managing technical cases through Salesforce, and coordinating technical issues with internal teams through Slack.</w:t>
       </w:r>
     </w:p>
     <w:p>
       <w:pPr>
         <w:pStyle w:val="NoSpacing"/>
+        <w:spacing w:after="60"/>
+        <w:jc w:val="both"/>
         <w:rPr>
           <w:rFonts w:ascii="Arial" w:hAnsi="Arial" w:cs="Arial"/>
           <w:b/>
@@ -289,18 +266,18 @@
         <mc:AlternateContent>
           <mc:Choice Requires="wps">
             <w:drawing>
-              <wp:anchor distT="0" distB="0" distL="114300" distR="114300" simplePos="0" relativeHeight="251673600" behindDoc="0" locked="0" layoutInCell="1" allowOverlap="1" wp14:anchorId="722A18ED" wp14:editId="540B3AF3">
+              <wp:anchor distT="0" distB="0" distL="114300" distR="114300" simplePos="0" relativeHeight="251661312" behindDoc="0" locked="0" layoutInCell="1" allowOverlap="1" wp14:anchorId="3A5E2FCF" wp14:editId="42D1C788">
                 <wp:simplePos x="0" y="0"/>
                 <wp:positionH relativeFrom="margin">
-                  <wp:align>center</wp:align>
+                  <wp:align>right</wp:align>
                 </wp:positionH>
                 <wp:positionV relativeFrom="paragraph">
-                  <wp:posOffset>180340</wp:posOffset>
+                  <wp:posOffset>172358</wp:posOffset>
                 </wp:positionV>
-                <wp:extent cx="6311900" cy="38100"/>
-                <wp:effectExtent l="0" t="0" r="31750" b="19050"/>
+                <wp:extent cx="6851650" cy="19050"/>
+                <wp:effectExtent l="0" t="0" r="25400" b="19050"/>
                 <wp:wrapNone/>
-                <wp:docPr id="440024422" name="Straight Connector 2"/>
+                <wp:docPr id="3" name="Straight Connector 2"/>
                 <wp:cNvGraphicFramePr/>
                 <a:graphic xmlns:a="http://schemas.openxmlformats.org/drawingml/2006/main">
                   <a:graphicData uri="http://schemas.microsoft.com/office/word/2010/wordprocessingShape">
@@ -309,7 +286,7 @@
                       <wps:spPr>
                         <a:xfrm flipV="1">
                           <a:off x="0" y="0"/>
-                          <a:ext cx="6311900" cy="38100"/>
+                          <a:ext cx="6851650" cy="19050"/>
                         </a:xfrm>
                         <a:prstGeom prst="line">
                           <a:avLst/>
@@ -345,7 +322,7 @@
           </mc:Choice>
           <mc:Fallback>
             <w:pict>
-              <v:line w14:anchorId="69A57584" id="Straight Connector 2" o:spid="_x0000_s1026" style="position:absolute;flip:y;z-index:251673600;visibility:visible;mso-wrap-style:square;mso-width-percent:0;mso-height-percent:0;mso-wrap-distance-left:9pt;mso-wrap-distance-top:0;mso-wrap-distance-right:9pt;mso-wrap-distance-bottom:0;mso-position-horizontal:center;mso-position-horizontal-relative:margin;mso-position-vertical:absolute;mso-position-vertical-relative:text;mso-width-percent:0;mso-height-percent:0;mso-width-relative:margin;mso-height-relative:margin" from="0,14.2pt" to="497pt,17.2pt" o:gfxdata="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" strokecolor="black [3200]" strokeweight="1.5pt">
+              <v:line w14:anchorId="5B144A23" id="Straight Connector 2" o:spid="_x0000_s1026" style="position:absolute;flip:y;z-index:251661312;visibility:visible;mso-wrap-style:square;mso-width-percent:0;mso-height-percent:0;mso-wrap-distance-left:9pt;mso-wrap-distance-top:0;mso-wrap-distance-right:9pt;mso-wrap-distance-bottom:0;mso-position-horizontal:right;mso-position-horizontal-relative:margin;mso-position-vertical:absolute;mso-position-vertical-relative:text;mso-width-percent:0;mso-height-percent:0;mso-width-relative:margin;mso-height-relative:margin" from="488.3pt,13.55pt" to="1027.8pt,15.05pt" o:gfxdata="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" strokecolor="black [3200]" strokeweight="1.5pt">
                 <v:stroke joinstyle="miter"/>
                 <w10:wrap anchorx="margin"/>
               </v:line>
@@ -362,17 +339,6 @@
         </w:rPr>
         <w:t>SKILLS:</w:t>
       </w:r>
-    </w:p>
-    <w:p>
-      <w:pPr>
-        <w:pStyle w:val="NoSpacing"/>
-        <w:rPr>
-          <w:rFonts w:ascii="Arial" w:hAnsi="Arial" w:cs="Arial"/>
-          <w:bCs/>
-          <w:sz w:val="24"/>
-          <w:szCs w:val="24"/>
-        </w:rPr>
-      </w:pPr>
     </w:p>
     <w:tbl>
       <w:tblPr>
@@ -409,30 +375,7 @@
                 <w:bCs/>
                 <w:color w:val="000000" w:themeColor="text1"/>
               </w:rPr>
-              <w:t>Virtual Assistance</w:t>
-            </w:r>
-          </w:p>
-          <w:p>
-            <w:pPr>
-              <w:pStyle w:val="NormalWeb"/>
-              <w:numPr>
-                <w:ilvl w:val="0"/>
-                <w:numId w:val="16"/>
-              </w:numPr>
-              <w:spacing w:before="0" w:beforeAutospacing="0" w:after="0" w:afterAutospacing="0"/>
-              <w:rPr>
-                <w:rFonts w:ascii="Arial" w:hAnsi="Arial" w:cs="Arial"/>
-                <w:bCs/>
-                <w:color w:val="000000" w:themeColor="text1"/>
-              </w:rPr>
-            </w:pPr>
-            <w:r>
-              <w:rPr>
-                <w:rFonts w:ascii="Arial" w:hAnsi="Arial" w:cs="Arial"/>
-                <w:bCs/>
-                <w:color w:val="000000" w:themeColor="text1"/>
-              </w:rPr>
-              <w:t>Email &amp; Calendar Management</w:t>
+              <w:t>Technical Support</w:t>
             </w:r>
           </w:p>
           <w:p>
@@ -448,8 +391,45 @@
                 <w:rFonts w:ascii="Arial" w:hAnsi="Arial" w:cs="Arial"/>
                 <w:bCs/>
                 <w:color w:val="000000" w:themeColor="text1"/>
-                <w:sz w:val="22"/>
-                <w:szCs w:val="22"/>
+              </w:rPr>
+            </w:pPr>
+            <w:r>
+              <w:rPr>
+                <w:rFonts w:ascii="Arial" w:hAnsi="Arial" w:cs="Arial"/>
+                <w:bCs/>
+                <w:color w:val="000000" w:themeColor="text1"/>
+              </w:rPr>
+              <w:t>Hardware/</w:t>
+            </w:r>
+            <w:r>
+              <w:rPr>
+                <w:rFonts w:ascii="Arial" w:hAnsi="Arial" w:cs="Arial"/>
+                <w:color w:val="000000" w:themeColor="text1"/>
+              </w:rPr>
+              <w:t>Software</w:t>
+            </w:r>
+            <w:r>
+              <w:rPr>
+                <w:rFonts w:ascii="Arial" w:hAnsi="Arial" w:cs="Arial"/>
+                <w:bCs/>
+                <w:color w:val="000000" w:themeColor="text1"/>
+              </w:rPr>
+              <w:t xml:space="preserve"> Troubleshooting</w:t>
+            </w:r>
+          </w:p>
+          <w:p>
+            <w:pPr>
+              <w:pStyle w:val="NormalWeb"/>
+              <w:numPr>
+                <w:ilvl w:val="0"/>
+                <w:numId w:val="16"/>
+              </w:numPr>
+              <w:spacing w:before="0" w:beforeAutospacing="0" w:after="0" w:afterAutospacing="0"/>
+              <w:jc w:val="both"/>
+              <w:rPr>
+                <w:rFonts w:ascii="Arial" w:hAnsi="Arial" w:cs="Arial"/>
+                <w:bCs/>
+                <w:color w:val="000000" w:themeColor="text1"/>
               </w:rPr>
             </w:pPr>
             <w:r>
@@ -471,11 +451,40 @@
               <w:spacing w:before="0" w:beforeAutospacing="0" w:after="0" w:afterAutospacing="0"/>
               <w:jc w:val="both"/>
               <w:rPr>
+                <w:rStyle w:val="Strong"/>
+                <w:rFonts w:ascii="Arial" w:hAnsi="Arial" w:cs="Arial"/>
+                <w:b w:val="0"/>
+                <w:color w:val="000000" w:themeColor="text1"/>
+              </w:rPr>
+            </w:pPr>
+            <w:r>
+              <w:rPr>
+                <w:rStyle w:val="Strong"/>
+                <w:rFonts w:ascii="Arial" w:hAnsi="Arial" w:cs="Arial"/>
+                <w:b w:val="0"/>
+                <w:color w:val="000000" w:themeColor="text1"/>
+              </w:rPr>
+              <w:t>Inventory Management</w:t>
+            </w:r>
+          </w:p>
+        </w:tc>
+        <w:tc>
+          <w:tcPr>
+            <w:tcW w:w="5284" w:type="dxa"/>
+          </w:tcPr>
+          <w:p>
+            <w:pPr>
+              <w:pStyle w:val="NormalWeb"/>
+              <w:numPr>
+                <w:ilvl w:val="0"/>
+                <w:numId w:val="13"/>
+              </w:numPr>
+              <w:spacing w:before="0" w:beforeAutospacing="0" w:after="0" w:afterAutospacing="0"/>
+              <w:jc w:val="both"/>
+              <w:rPr>
                 <w:rFonts w:ascii="Arial" w:hAnsi="Arial" w:cs="Arial"/>
                 <w:bCs/>
                 <w:color w:val="000000" w:themeColor="text1"/>
-                <w:sz w:val="22"/>
-                <w:szCs w:val="22"/>
               </w:rPr>
             </w:pPr>
             <w:r>
@@ -484,43 +493,9 @@
                 <w:bCs/>
                 <w:color w:val="000000" w:themeColor="text1"/>
               </w:rPr>
-              <w:t>Customer Support</w:t>
+              <w:t>Network Troubleshooting</w:t>
             </w:r>
           </w:p>
-          <w:p>
-            <w:pPr>
-              <w:pStyle w:val="NormalWeb"/>
-              <w:numPr>
-                <w:ilvl w:val="0"/>
-                <w:numId w:val="16"/>
-              </w:numPr>
-              <w:spacing w:before="0" w:beforeAutospacing="0" w:after="0" w:afterAutospacing="0"/>
-              <w:jc w:val="both"/>
-              <w:rPr>
-                <w:rStyle w:val="Strong"/>
-                <w:rFonts w:ascii="Arial" w:hAnsi="Arial" w:cs="Arial"/>
-                <w:b w:val="0"/>
-                <w:color w:val="000000" w:themeColor="text1"/>
-                <w:sz w:val="22"/>
-                <w:szCs w:val="22"/>
-              </w:rPr>
-            </w:pPr>
-            <w:r>
-              <w:rPr>
-                <w:rFonts w:ascii="Arial" w:hAnsi="Arial" w:cs="Arial"/>
-                <w:bCs/>
-                <w:color w:val="000000" w:themeColor="text1"/>
-                <w:sz w:val="22"/>
-                <w:szCs w:val="22"/>
-              </w:rPr>
-              <w:t>Basic Photo &amp; Video Editing (Canva, CapCut)</w:t>
-            </w:r>
-          </w:p>
-        </w:tc>
-        <w:tc>
-          <w:tcPr>
-            <w:tcW w:w="5284" w:type="dxa"/>
-          </w:tcPr>
           <w:p>
             <w:pPr>
               <w:pStyle w:val="NormalWeb"/>
@@ -540,35 +515,7 @@
                 <w:bCs/>
                 <w:color w:val="000000" w:themeColor="text1"/>
               </w:rPr>
-              <w:t>Administrative Support</w:t>
-            </w:r>
-          </w:p>
-          <w:p>
-            <w:pPr>
-              <w:pStyle w:val="NormalWeb"/>
-              <w:numPr>
-                <w:ilvl w:val="0"/>
-                <w:numId w:val="13"/>
-              </w:numPr>
-              <w:spacing w:before="0" w:beforeAutospacing="0" w:after="0" w:afterAutospacing="0"/>
-              <w:jc w:val="both"/>
-              <w:rPr>
-                <w:rFonts w:ascii="Arial" w:hAnsi="Arial" w:cs="Arial"/>
-                <w:bCs/>
-                <w:color w:val="000000" w:themeColor="text1"/>
-                <w:sz w:val="22"/>
-                <w:szCs w:val="22"/>
-              </w:rPr>
-            </w:pPr>
-            <w:r>
-              <w:rPr>
-                <w:rFonts w:ascii="Arial" w:hAnsi="Arial" w:cs="Arial"/>
-                <w:bCs/>
-                <w:color w:val="000000" w:themeColor="text1"/>
-                <w:sz w:val="22"/>
-                <w:szCs w:val="22"/>
-              </w:rPr>
-              <w:t>Internet Research</w:t>
+              <w:t>Hardware Setup/ Software Installation</w:t>
             </w:r>
           </w:p>
           <w:p>
@@ -602,11 +549,10 @@
               </w:numPr>
               <w:spacing w:before="0" w:beforeAutospacing="0" w:after="0" w:afterAutospacing="0"/>
               <w:rPr>
+                <w:rStyle w:val="Strong"/>
                 <w:rFonts w:ascii="Arial" w:hAnsi="Arial" w:cs="Arial"/>
-                <w:bCs/>
+                <w:b w:val="0"/>
                 <w:color w:val="000000" w:themeColor="text1"/>
-                <w:sz w:val="22"/>
-                <w:szCs w:val="22"/>
               </w:rPr>
             </w:pPr>
             <w:r>
@@ -615,77 +561,8 @@
                 <w:bCs/>
                 <w:color w:val="000000" w:themeColor="text1"/>
               </w:rPr>
-              <w:t>Trello / Notion / Task Management</w:t>
+              <w:t>IT Documentation</w:t>
             </w:r>
-          </w:p>
-          <w:p>
-            <w:pPr>
-              <w:pStyle w:val="NormalWeb"/>
-              <w:numPr>
-                <w:ilvl w:val="0"/>
-                <w:numId w:val="13"/>
-              </w:numPr>
-              <w:spacing w:before="0" w:beforeAutospacing="0" w:after="0" w:afterAutospacing="0"/>
-              <w:rPr>
-                <w:rFonts w:ascii="Arial" w:hAnsi="Arial" w:cs="Arial"/>
-                <w:bCs/>
-                <w:color w:val="000000" w:themeColor="text1"/>
-                <w:sz w:val="22"/>
-                <w:szCs w:val="22"/>
-              </w:rPr>
-            </w:pPr>
-            <w:r>
-              <w:rPr>
-                <w:rFonts w:ascii="Arial" w:hAnsi="Arial" w:cs="Arial"/>
-                <w:bCs/>
-                <w:color w:val="000000" w:themeColor="text1"/>
-              </w:rPr>
-              <w:t>Remote Support (</w:t>
-            </w:r>
-            <w:proofErr w:type="spellStart"/>
-            <w:r>
-              <w:rPr>
-                <w:rFonts w:ascii="Arial" w:hAnsi="Arial" w:cs="Arial"/>
-                <w:bCs/>
-                <w:color w:val="000000" w:themeColor="text1"/>
-              </w:rPr>
-              <w:t>AnyDesk</w:t>
-            </w:r>
-            <w:proofErr w:type="spellEnd"/>
-            <w:r>
-              <w:rPr>
-                <w:rFonts w:ascii="Arial" w:hAnsi="Arial" w:cs="Arial"/>
-                <w:bCs/>
-                <w:color w:val="000000" w:themeColor="text1"/>
-              </w:rPr>
-              <w:t>)</w:t>
-            </w:r>
-          </w:p>
-          <w:p>
-            <w:pPr>
-              <w:pStyle w:val="NormalWeb"/>
-              <w:spacing w:before="0" w:beforeAutospacing="0" w:after="0" w:afterAutospacing="0"/>
-              <w:rPr>
-                <w:rStyle w:val="Strong"/>
-                <w:rFonts w:ascii="Arial" w:hAnsi="Arial" w:cs="Arial"/>
-                <w:b w:val="0"/>
-                <w:color w:val="000000" w:themeColor="text1"/>
-              </w:rPr>
-            </w:pPr>
-          </w:p>
-          <w:p>
-            <w:pPr>
-              <w:pStyle w:val="NormalWeb"/>
-              <w:spacing w:before="0" w:beforeAutospacing="0" w:after="0" w:afterAutospacing="0"/>
-              <w:rPr>
-                <w:rStyle w:val="Strong"/>
-                <w:rFonts w:ascii="Arial" w:hAnsi="Arial" w:cs="Arial"/>
-                <w:b w:val="0"/>
-                <w:color w:val="000000" w:themeColor="text1"/>
-                <w:sz w:val="22"/>
-                <w:szCs w:val="22"/>
-              </w:rPr>
-            </w:pPr>
           </w:p>
         </w:tc>
       </w:tr>
@@ -698,7 +575,6 @@
             <w:pPr>
               <w:pStyle w:val="NormalWeb"/>
               <w:spacing w:before="0" w:beforeAutospacing="0" w:after="0" w:afterAutospacing="0"/>
-              <w:ind w:left="720"/>
               <w:rPr>
                 <w:rFonts w:ascii="Arial" w:hAnsi="Arial" w:cs="Arial"/>
                 <w:bCs/>
@@ -716,13 +592,12 @@
           <w:p>
             <w:pPr>
               <w:pStyle w:val="NormalWeb"/>
-              <w:ind w:left="720"/>
               <w:rPr>
                 <w:rFonts w:ascii="Arial" w:hAnsi="Arial" w:cs="Arial"/>
                 <w:bCs/>
                 <w:color w:val="000000" w:themeColor="text1"/>
-                <w:sz w:val="16"/>
-                <w:szCs w:val="16"/>
+                <w:sz w:val="2"/>
+                <w:szCs w:val="2"/>
               </w:rPr>
             </w:pPr>
           </w:p>
@@ -744,24 +619,22 @@
           <w:rFonts w:ascii="Arial" w:hAnsi="Arial" w:cs="Arial"/>
           <w:b/>
           <w:noProof/>
-          <w:sz w:val="24"/>
-          <w:szCs w:val="24"/>
         </w:rPr>
         <mc:AlternateContent>
           <mc:Choice Requires="wps">
             <w:drawing>
-              <wp:anchor distT="0" distB="0" distL="114300" distR="114300" simplePos="0" relativeHeight="251661312" behindDoc="0" locked="0" layoutInCell="1" allowOverlap="1" wp14:anchorId="50683A8A" wp14:editId="499AA30A">
+              <wp:anchor distT="0" distB="0" distL="114300" distR="114300" simplePos="0" relativeHeight="251669504" behindDoc="0" locked="0" layoutInCell="1" allowOverlap="1" wp14:anchorId="5DCFE641" wp14:editId="1531E3EA">
                 <wp:simplePos x="0" y="0"/>
                 <wp:positionH relativeFrom="margin">
-                  <wp:align>center</wp:align>
+                  <wp:align>right</wp:align>
                 </wp:positionH>
                 <wp:positionV relativeFrom="paragraph">
-                  <wp:posOffset>180340</wp:posOffset>
+                  <wp:posOffset>184303</wp:posOffset>
                 </wp:positionV>
-                <wp:extent cx="6311900" cy="38100"/>
-                <wp:effectExtent l="0" t="0" r="31750" b="19050"/>
+                <wp:extent cx="6851650" cy="19050"/>
+                <wp:effectExtent l="0" t="0" r="25400" b="19050"/>
                 <wp:wrapNone/>
-                <wp:docPr id="592684402" name="Straight Connector 2"/>
+                <wp:docPr id="4" name="Straight Connector 2"/>
                 <wp:cNvGraphicFramePr/>
                 <a:graphic xmlns:a="http://schemas.openxmlformats.org/drawingml/2006/main">
                   <a:graphicData uri="http://schemas.microsoft.com/office/word/2010/wordprocessingShape">
@@ -770,7 +643,7 @@
                       <wps:spPr>
                         <a:xfrm flipV="1">
                           <a:off x="0" y="0"/>
-                          <a:ext cx="6311900" cy="38100"/>
+                          <a:ext cx="6851650" cy="19050"/>
                         </a:xfrm>
                         <a:prstGeom prst="line">
                           <a:avLst/>
@@ -806,7 +679,7 @@
           </mc:Choice>
           <mc:Fallback>
             <w:pict>
-              <v:line w14:anchorId="4BFCFE43" id="Straight Connector 2" o:spid="_x0000_s1026" style="position:absolute;flip:y;z-index:251661312;visibility:visible;mso-wrap-style:square;mso-width-percent:0;mso-height-percent:0;mso-wrap-distance-left:9pt;mso-wrap-distance-top:0;mso-wrap-distance-right:9pt;mso-wrap-distance-bottom:0;mso-position-horizontal:center;mso-position-horizontal-relative:margin;mso-position-vertical:absolute;mso-position-vertical-relative:text;mso-width-percent:0;mso-height-percent:0;mso-width-relative:margin;mso-height-relative:margin" from="0,14.2pt" to="497pt,17.2pt" o:gfxdata="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" strokecolor="black [3200]" strokeweight="1.5pt">
+              <v:line w14:anchorId="62427013" id="Straight Connector 2" o:spid="_x0000_s1026" style="position:absolute;flip:y;z-index:251669504;visibility:visible;mso-wrap-style:square;mso-width-percent:0;mso-height-percent:0;mso-wrap-distance-left:9pt;mso-wrap-distance-top:0;mso-wrap-distance-right:9pt;mso-wrap-distance-bottom:0;mso-position-horizontal:right;mso-position-horizontal-relative:margin;mso-position-vertical:absolute;mso-position-vertical-relative:text;mso-width-percent:0;mso-height-percent:0;mso-width-relative:margin;mso-height-relative:margin" from="488.3pt,14.5pt" to="1027.8pt,16pt" o:gfxdata="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" strokecolor="black [3200]" strokeweight="1.5pt">
                 <v:stroke joinstyle="miter"/>
                 <w10:wrap anchorx="margin"/>
               </v:line>
@@ -823,327 +696,6 @@
         </w:rPr>
         <w:t>WORK EXPERIENCE:</w:t>
       </w:r>
-    </w:p>
-    <w:p>
-      <w:pPr>
-        <w:spacing w:after="0" w:line="240" w:lineRule="auto"/>
-        <w:rPr>
-          <w:rFonts w:ascii="Arial" w:eastAsia="Times New Roman" w:hAnsi="Arial" w:cs="Arial"/>
-          <w:b/>
-          <w:bCs/>
-          <w:sz w:val="24"/>
-          <w:szCs w:val="24"/>
-        </w:rPr>
-      </w:pPr>
-    </w:p>
-    <w:p>
-      <w:pPr>
-        <w:spacing w:after="0" w:line="240" w:lineRule="auto"/>
-        <w:outlineLvl w:val="2"/>
-        <w:rPr>
-          <w:rFonts w:ascii="Arial" w:eastAsia="Times New Roman" w:hAnsi="Arial" w:cs="Arial"/>
-          <w:b/>
-          <w:bCs/>
-          <w:sz w:val="24"/>
-          <w:szCs w:val="24"/>
-        </w:rPr>
-      </w:pPr>
-      <w:r>
-        <w:rPr>
-          <w:rFonts w:ascii="Arial" w:eastAsia="Times New Roman" w:hAnsi="Arial" w:cs="Arial"/>
-          <w:b/>
-          <w:bCs/>
-          <w:sz w:val="24"/>
-          <w:szCs w:val="24"/>
-        </w:rPr>
-        <w:t>IT Assistant</w:t>
-      </w:r>
-    </w:p>
-    <w:p>
-      <w:pPr>
-        <w:spacing w:line="240" w:lineRule="auto"/>
-        <w:rPr>
-          <w:rFonts w:ascii="Arial" w:eastAsia="Times New Roman" w:hAnsi="Arial" w:cs="Arial"/>
-          <w:sz w:val="24"/>
-          <w:szCs w:val="24"/>
-        </w:rPr>
-      </w:pPr>
-      <w:r>
-        <w:rPr>
-          <w:rFonts w:ascii="Arial" w:eastAsia="Times New Roman" w:hAnsi="Arial" w:cs="Arial"/>
-          <w:sz w:val="24"/>
-          <w:szCs w:val="24"/>
-        </w:rPr>
-        <w:t>Britannica United Motors | June 2025 – March 2026</w:t>
-      </w:r>
-    </w:p>
-    <w:p>
-      <w:pPr>
-        <w:numPr>
-          <w:ilvl w:val="0"/>
-          <w:numId w:val="23"/>
-        </w:numPr>
-        <w:spacing w:after="0" w:line="240" w:lineRule="auto"/>
-        <w:rPr>
-          <w:rFonts w:ascii="Arial" w:eastAsia="Times New Roman" w:hAnsi="Arial" w:cs="Arial"/>
-          <w:sz w:val="24"/>
-          <w:szCs w:val="24"/>
-        </w:rPr>
-      </w:pPr>
-      <w:r>
-        <w:rPr>
-          <w:rFonts w:ascii="Arial" w:eastAsia="Times New Roman" w:hAnsi="Arial" w:cs="Arial"/>
-          <w:sz w:val="24"/>
-          <w:szCs w:val="24"/>
-        </w:rPr>
-        <w:t xml:space="preserve">Provided remote and on-site support for staff across multiple branches </w:t>
-      </w:r>
-    </w:p>
-    <w:p>
-      <w:pPr>
-        <w:numPr>
-          <w:ilvl w:val="0"/>
-          <w:numId w:val="23"/>
-        </w:numPr>
-        <w:spacing w:after="0" w:line="240" w:lineRule="auto"/>
-        <w:rPr>
-          <w:rFonts w:ascii="Arial" w:eastAsia="Times New Roman" w:hAnsi="Arial" w:cs="Arial"/>
-          <w:sz w:val="24"/>
-          <w:szCs w:val="24"/>
-        </w:rPr>
-      </w:pPr>
-      <w:r>
-        <w:rPr>
-          <w:rFonts w:ascii="Arial" w:eastAsia="Times New Roman" w:hAnsi="Arial" w:cs="Arial"/>
-          <w:sz w:val="24"/>
-          <w:szCs w:val="24"/>
-        </w:rPr>
-        <w:t xml:space="preserve">Assisted employees with email, software, and system-related concerns </w:t>
-      </w:r>
-    </w:p>
-    <w:p>
-      <w:pPr>
-        <w:numPr>
-          <w:ilvl w:val="0"/>
-          <w:numId w:val="23"/>
-        </w:numPr>
-        <w:spacing w:after="0" w:line="240" w:lineRule="auto"/>
-        <w:rPr>
-          <w:rFonts w:ascii="Arial" w:eastAsia="Times New Roman" w:hAnsi="Arial" w:cs="Arial"/>
-          <w:sz w:val="24"/>
-          <w:szCs w:val="24"/>
-        </w:rPr>
-      </w:pPr>
-      <w:r>
-        <w:rPr>
-          <w:rFonts w:ascii="Arial" w:eastAsia="Times New Roman" w:hAnsi="Arial" w:cs="Arial"/>
-          <w:sz w:val="24"/>
-          <w:szCs w:val="24"/>
-        </w:rPr>
-        <w:t xml:space="preserve">Maintained organized digital records and documentation </w:t>
-      </w:r>
-    </w:p>
-    <w:p>
-      <w:pPr>
-        <w:numPr>
-          <w:ilvl w:val="0"/>
-          <w:numId w:val="23"/>
-        </w:numPr>
-        <w:spacing w:after="0" w:line="240" w:lineRule="auto"/>
-        <w:rPr>
-          <w:rFonts w:ascii="Arial" w:eastAsia="Times New Roman" w:hAnsi="Arial" w:cs="Arial"/>
-          <w:sz w:val="24"/>
-          <w:szCs w:val="24"/>
-        </w:rPr>
-      </w:pPr>
-      <w:r>
-        <w:rPr>
-          <w:rFonts w:ascii="Arial" w:eastAsia="Times New Roman" w:hAnsi="Arial" w:cs="Arial"/>
-          <w:sz w:val="24"/>
-          <w:szCs w:val="24"/>
-        </w:rPr>
-        <w:t xml:space="preserve">Coordinated technical requests and prioritized urgent tasks </w:t>
-      </w:r>
-    </w:p>
-    <w:p>
-      <w:pPr>
-        <w:numPr>
-          <w:ilvl w:val="0"/>
-          <w:numId w:val="23"/>
-        </w:numPr>
-        <w:spacing w:line="240" w:lineRule="auto"/>
-        <w:rPr>
-          <w:rFonts w:ascii="Arial" w:eastAsia="Times New Roman" w:hAnsi="Arial" w:cs="Arial"/>
-          <w:sz w:val="24"/>
-          <w:szCs w:val="24"/>
-        </w:rPr>
-      </w:pPr>
-      <w:r>
-        <w:rPr>
-          <w:rFonts w:ascii="Arial" w:eastAsia="Times New Roman" w:hAnsi="Arial" w:cs="Arial"/>
-          <w:sz w:val="24"/>
-          <w:szCs w:val="24"/>
-        </w:rPr>
-        <w:t xml:space="preserve">Supported daily business operations through timely issue resolution </w:t>
-      </w:r>
-    </w:p>
-    <w:p>
-      <w:pPr>
-        <w:spacing w:after="0" w:line="240" w:lineRule="auto"/>
-        <w:outlineLvl w:val="2"/>
-        <w:rPr>
-          <w:rFonts w:ascii="Arial" w:eastAsia="Times New Roman" w:hAnsi="Arial" w:cs="Arial"/>
-          <w:b/>
-          <w:bCs/>
-          <w:sz w:val="24"/>
-          <w:szCs w:val="24"/>
-        </w:rPr>
-      </w:pPr>
-      <w:r>
-        <w:rPr>
-          <w:rFonts w:ascii="Arial" w:eastAsia="Times New Roman" w:hAnsi="Arial" w:cs="Arial"/>
-          <w:b/>
-          <w:bCs/>
-          <w:sz w:val="24"/>
-          <w:szCs w:val="24"/>
-        </w:rPr>
-        <w:t>IT Support Staff</w:t>
-      </w:r>
-    </w:p>
-    <w:p>
-      <w:pPr>
-        <w:spacing w:line="240" w:lineRule="auto"/>
-        <w:rPr>
-          <w:rFonts w:ascii="Arial" w:eastAsia="Times New Roman" w:hAnsi="Arial" w:cs="Arial"/>
-          <w:sz w:val="24"/>
-          <w:szCs w:val="24"/>
-        </w:rPr>
-      </w:pPr>
-      <w:r>
-        <w:rPr>
-          <w:rFonts w:ascii="Arial" w:eastAsia="Times New Roman" w:hAnsi="Arial" w:cs="Arial"/>
-          <w:sz w:val="24"/>
-          <w:szCs w:val="24"/>
-        </w:rPr>
-        <w:t>Solid North Partylist | March 2025 – May 2025</w:t>
-      </w:r>
-    </w:p>
-    <w:p>
-      <w:pPr>
-        <w:numPr>
-          <w:ilvl w:val="0"/>
-          <w:numId w:val="24"/>
-        </w:numPr>
-        <w:spacing w:after="0" w:line="240" w:lineRule="auto"/>
-        <w:rPr>
-          <w:rFonts w:ascii="Arial" w:eastAsia="Times New Roman" w:hAnsi="Arial" w:cs="Arial"/>
-          <w:sz w:val="24"/>
-          <w:szCs w:val="24"/>
-        </w:rPr>
-      </w:pPr>
-      <w:r>
-        <w:rPr>
-          <w:rFonts w:ascii="Arial" w:eastAsia="Times New Roman" w:hAnsi="Arial" w:cs="Arial"/>
-          <w:sz w:val="24"/>
-          <w:szCs w:val="24"/>
-        </w:rPr>
-        <w:t xml:space="preserve">Assisted office staff with technical and administrative concerns </w:t>
-      </w:r>
-      <w:r>
-        <w:rPr>
-          <w:rFonts w:ascii="Arial" w:eastAsia="Times New Roman" w:hAnsi="Arial" w:cs="Arial"/>
-          <w:sz w:val="24"/>
-          <w:szCs w:val="24"/>
-        </w:rPr>
-        <w:t>around Benguet</w:t>
-      </w:r>
-    </w:p>
-    <w:p>
-      <w:pPr>
-        <w:numPr>
-          <w:ilvl w:val="0"/>
-          <w:numId w:val="24"/>
-        </w:numPr>
-        <w:spacing w:after="0" w:line="240" w:lineRule="auto"/>
-        <w:rPr>
-          <w:rFonts w:ascii="Arial" w:eastAsia="Times New Roman" w:hAnsi="Arial" w:cs="Arial"/>
-          <w:sz w:val="24"/>
-          <w:szCs w:val="24"/>
-        </w:rPr>
-      </w:pPr>
-      <w:r>
-        <w:rPr>
-          <w:rFonts w:ascii="Arial" w:eastAsia="Times New Roman" w:hAnsi="Arial" w:cs="Arial"/>
-          <w:sz w:val="24"/>
-          <w:szCs w:val="24"/>
-        </w:rPr>
-        <w:t>Maintained and updated digital records for multiple departments with accuracy and confidentiality.</w:t>
-      </w:r>
-    </w:p>
-    <w:p>
-      <w:pPr>
-        <w:numPr>
-          <w:ilvl w:val="0"/>
-          <w:numId w:val="24"/>
-        </w:numPr>
-        <w:spacing w:after="0" w:line="240" w:lineRule="auto"/>
-        <w:rPr>
-          <w:rFonts w:ascii="Arial" w:eastAsia="Times New Roman" w:hAnsi="Arial" w:cs="Arial"/>
-          <w:sz w:val="24"/>
-          <w:szCs w:val="24"/>
-        </w:rPr>
-      </w:pPr>
-      <w:r>
-        <w:rPr>
-          <w:rFonts w:ascii="Arial" w:eastAsia="Times New Roman" w:hAnsi="Arial" w:cs="Arial"/>
-          <w:sz w:val="24"/>
-          <w:szCs w:val="24"/>
-        </w:rPr>
-        <w:t xml:space="preserve">Helped ensure smooth day-to-day office operations </w:t>
-      </w:r>
-    </w:p>
-    <w:p>
-      <w:pPr>
-        <w:numPr>
-          <w:ilvl w:val="0"/>
-          <w:numId w:val="24"/>
-        </w:numPr>
-        <w:spacing w:line="240" w:lineRule="auto"/>
-        <w:rPr>
-          <w:rFonts w:ascii="Arial" w:eastAsia="Times New Roman" w:hAnsi="Arial" w:cs="Arial"/>
-          <w:sz w:val="24"/>
-          <w:szCs w:val="24"/>
-        </w:rPr>
-      </w:pPr>
-      <w:r>
-        <w:rPr>
-          <w:rFonts w:ascii="Arial" w:eastAsia="Times New Roman" w:hAnsi="Arial" w:cs="Arial"/>
-          <w:sz w:val="24"/>
-          <w:szCs w:val="24"/>
-        </w:rPr>
-        <w:t xml:space="preserve">Provided user support through clear communication and troubleshooting </w:t>
-      </w:r>
-    </w:p>
-    <w:p>
-      <w:pPr>
-        <w:spacing w:after="0" w:line="240" w:lineRule="auto"/>
-        <w:rPr>
-          <w:rFonts w:ascii="Arial" w:eastAsia="Times New Roman" w:hAnsi="Arial" w:cs="Arial"/>
-          <w:sz w:val="24"/>
-          <w:szCs w:val="24"/>
-        </w:rPr>
-      </w:pPr>
-    </w:p>
-    <w:p>
-      <w:pPr>
-        <w:pStyle w:val="NoSpacing"/>
-        <w:rPr>
-          <w:rFonts w:ascii="Arial" w:hAnsi="Arial" w:cs="Arial"/>
-          <w:b/>
-          <w:sz w:val="24"/>
-          <w:szCs w:val="24"/>
-        </w:rPr>
-      </w:pPr>
       <w:r>
         <w:rPr>
           <w:rFonts w:ascii="Arial" w:hAnsi="Arial" w:cs="Arial"/>
@@ -1152,21 +704,635 @@
           <w:sz w:val="24"/>
           <w:szCs w:val="24"/>
         </w:rPr>
+        <w:t xml:space="preserve"> </w:t>
+      </w:r>
+    </w:p>
+    <w:p>
+      <w:pPr>
+        <w:pStyle w:val="NormalWeb"/>
+        <w:spacing w:before="80" w:beforeAutospacing="0" w:after="80" w:afterAutospacing="0"/>
+        <w:rPr>
+          <w:rFonts w:ascii="Arial" w:hAnsi="Arial" w:cs="Arial"/>
+        </w:rPr>
+      </w:pPr>
+      <w:r>
+        <w:rPr>
+          <w:rStyle w:val="Strong"/>
+          <w:rFonts w:ascii="Arial" w:hAnsi="Arial" w:cs="Arial"/>
+        </w:rPr>
+        <w:t>Technical Support Representative</w:t>
+      </w:r>
+      <w:r>
+        <w:rPr>
+          <w:rFonts w:ascii="Arial" w:hAnsi="Arial" w:cs="Arial"/>
+        </w:rPr>
+        <w:br/>
+      </w:r>
+      <w:r>
+        <w:rPr>
+          <w:rStyle w:val="Strong"/>
+          <w:rFonts w:ascii="Arial" w:hAnsi="Arial" w:cs="Arial"/>
+        </w:rPr>
+        <w:t>Global Payments | June 2026 – September 2026 (Contractual)</w:t>
+      </w:r>
+    </w:p>
+    <w:p>
+      <w:pPr>
+        <w:pStyle w:val="NormalWeb"/>
+        <w:numPr>
+          <w:ilvl w:val="0"/>
+          <w:numId w:val="30"/>
+        </w:numPr>
+        <w:spacing w:before="0" w:beforeAutospacing="0" w:after="0" w:afterAutospacing="0"/>
+        <w:rPr>
+          <w:rFonts w:ascii="Arial" w:hAnsi="Arial" w:cs="Arial"/>
+        </w:rPr>
+      </w:pPr>
+      <w:r>
+        <w:rPr>
+          <w:rFonts w:ascii="Arial" w:hAnsi="Arial" w:cs="Arial"/>
+        </w:rPr>
+        <w:t xml:space="preserve">Supported </w:t>
+      </w:r>
+      <w:r>
+        <w:rPr>
+          <w:rStyle w:val="Strong"/>
+          <w:rFonts w:ascii="Arial" w:hAnsi="Arial" w:cs="Arial"/>
+        </w:rPr>
+        <w:t>Mosaic POS</w:t>
+      </w:r>
+      <w:r>
+        <w:rPr>
+          <w:rFonts w:ascii="Arial" w:hAnsi="Arial" w:cs="Arial"/>
+        </w:rPr>
+        <w:t xml:space="preserve"> for U.S. merchants, troubleshooting point-of-sale, reporting, and payment issues.</w:t>
+      </w:r>
+    </w:p>
+    <w:p>
+      <w:pPr>
+        <w:pStyle w:val="NormalWeb"/>
+        <w:numPr>
+          <w:ilvl w:val="0"/>
+          <w:numId w:val="30"/>
+        </w:numPr>
+        <w:spacing w:before="0" w:beforeAutospacing="0" w:after="0" w:afterAutospacing="0"/>
+        <w:rPr>
+          <w:rFonts w:ascii="Arial" w:hAnsi="Arial" w:cs="Arial"/>
+        </w:rPr>
+      </w:pPr>
+      <w:r>
+        <w:rPr>
+          <w:rFonts w:ascii="Arial" w:hAnsi="Arial" w:cs="Arial"/>
+        </w:rPr>
+        <w:t xml:space="preserve">Diagnosed </w:t>
+      </w:r>
+      <w:r>
+        <w:rPr>
+          <w:rStyle w:val="Strong"/>
+          <w:rFonts w:ascii="Arial" w:hAnsi="Arial" w:cs="Arial"/>
+        </w:rPr>
+        <w:t>software, hardware, connectivity, and transaction-related issues</w:t>
+      </w:r>
+      <w:r>
+        <w:rPr>
+          <w:rFonts w:ascii="Arial" w:hAnsi="Arial" w:cs="Arial"/>
+        </w:rPr>
+        <w:t>.</w:t>
+      </w:r>
+    </w:p>
+    <w:p>
+      <w:pPr>
+        <w:pStyle w:val="NormalWeb"/>
+        <w:numPr>
+          <w:ilvl w:val="0"/>
+          <w:numId w:val="30"/>
+        </w:numPr>
+        <w:spacing w:before="0" w:beforeAutospacing="0" w:after="0" w:afterAutospacing="0"/>
+        <w:rPr>
+          <w:rFonts w:ascii="Arial" w:hAnsi="Arial" w:cs="Arial"/>
+        </w:rPr>
+      </w:pPr>
+      <w:r>
+        <w:rPr>
+          <w:rFonts w:ascii="Arial" w:hAnsi="Arial" w:cs="Arial"/>
+        </w:rPr>
+        <w:t>Guided merchants through troubleshooting steps and technical solutions.</w:t>
+      </w:r>
+    </w:p>
+    <w:p>
+      <w:pPr>
+        <w:pStyle w:val="NormalWeb"/>
+        <w:numPr>
+          <w:ilvl w:val="0"/>
+          <w:numId w:val="30"/>
+        </w:numPr>
+        <w:spacing w:before="0" w:beforeAutospacing="0" w:after="0" w:afterAutospacing="0"/>
+        <w:rPr>
+          <w:rFonts w:ascii="Arial" w:hAnsi="Arial" w:cs="Arial"/>
+        </w:rPr>
+      </w:pPr>
+      <w:r>
+        <w:rPr>
+          <w:rFonts w:ascii="Arial" w:hAnsi="Arial" w:cs="Arial"/>
+        </w:rPr>
+        <w:t xml:space="preserve">Documented and managed support cases using </w:t>
+      </w:r>
+      <w:r>
+        <w:rPr>
+          <w:rStyle w:val="Strong"/>
+          <w:rFonts w:ascii="Arial" w:hAnsi="Arial" w:cs="Arial"/>
+        </w:rPr>
+        <w:t>Salesforce</w:t>
+      </w:r>
+      <w:r>
+        <w:rPr>
+          <w:rFonts w:ascii="Arial" w:hAnsi="Arial" w:cs="Arial"/>
+        </w:rPr>
+        <w:t>.</w:t>
+      </w:r>
+    </w:p>
+    <w:p>
+      <w:pPr>
+        <w:pStyle w:val="NormalWeb"/>
+        <w:numPr>
+          <w:ilvl w:val="0"/>
+          <w:numId w:val="30"/>
+        </w:numPr>
+        <w:spacing w:before="0" w:beforeAutospacing="0" w:after="0" w:afterAutospacing="0"/>
+        <w:rPr>
+          <w:rFonts w:ascii="Arial" w:hAnsi="Arial" w:cs="Arial"/>
+        </w:rPr>
+      </w:pPr>
+      <w:r>
+        <w:rPr>
+          <w:rFonts w:ascii="Arial" w:hAnsi="Arial" w:cs="Arial"/>
+        </w:rPr>
+        <w:t xml:space="preserve">Coordinated with internal teams through </w:t>
+      </w:r>
+      <w:r>
+        <w:rPr>
+          <w:rStyle w:val="Strong"/>
+          <w:rFonts w:ascii="Arial" w:hAnsi="Arial" w:cs="Arial"/>
+        </w:rPr>
+        <w:t>Slack</w:t>
+      </w:r>
+      <w:r>
+        <w:rPr>
+          <w:rFonts w:ascii="Arial" w:hAnsi="Arial" w:cs="Arial"/>
+        </w:rPr>
+        <w:t xml:space="preserve"> to resolve and escalate technical issues.</w:t>
+      </w:r>
+    </w:p>
+    <w:p>
+      <w:pPr>
+        <w:pStyle w:val="NormalWeb"/>
+        <w:numPr>
+          <w:ilvl w:val="0"/>
+          <w:numId w:val="30"/>
+        </w:numPr>
+        <w:spacing w:before="0" w:beforeAutospacing="0" w:after="120" w:afterAutospacing="0"/>
+        <w:rPr>
+          <w:rFonts w:ascii="Arial" w:hAnsi="Arial" w:cs="Arial"/>
+        </w:rPr>
+      </w:pPr>
+      <w:r>
+        <w:rPr>
+          <w:rFonts w:ascii="Arial" w:hAnsi="Arial" w:cs="Arial"/>
+        </w:rPr>
+        <w:t>Maintained accurate case documentation and followed up on unresolved issues.</w:t>
+      </w:r>
+    </w:p>
+    <w:p>
+      <w:pPr>
+        <w:pStyle w:val="NormalWeb"/>
+        <w:spacing w:before="80" w:beforeAutospacing="0" w:after="80" w:afterAutospacing="0"/>
+        <w:rPr>
+          <w:rFonts w:ascii="Arial" w:hAnsi="Arial" w:cs="Arial"/>
+        </w:rPr>
+      </w:pPr>
+      <w:r>
+        <w:rPr>
+          <w:rStyle w:val="Strong"/>
+          <w:rFonts w:ascii="Arial" w:hAnsi="Arial" w:cs="Arial"/>
+        </w:rPr>
+        <w:t>IT Assistant</w:t>
+      </w:r>
+      <w:r>
+        <w:rPr>
+          <w:rFonts w:ascii="Arial" w:hAnsi="Arial" w:cs="Arial"/>
+        </w:rPr>
+        <w:br/>
+      </w:r>
+      <w:r>
+        <w:rPr>
+          <w:rStyle w:val="Strong"/>
+          <w:rFonts w:ascii="Arial" w:hAnsi="Arial" w:cs="Arial"/>
+        </w:rPr>
+        <w:t>Britannica United Motors | June 2025 – March 2026</w:t>
+      </w:r>
+    </w:p>
+    <w:p>
+      <w:pPr>
+        <w:pStyle w:val="NormalWeb"/>
+        <w:numPr>
+          <w:ilvl w:val="0"/>
+          <w:numId w:val="28"/>
+        </w:numPr>
+        <w:spacing w:before="0" w:beforeAutospacing="0" w:after="0" w:afterAutospacing="0"/>
+        <w:rPr>
+          <w:rFonts w:ascii="Arial" w:hAnsi="Arial" w:cs="Arial"/>
+        </w:rPr>
+      </w:pPr>
+      <w:r>
+        <w:rPr>
+          <w:rFonts w:ascii="Arial" w:hAnsi="Arial" w:cs="Arial"/>
+        </w:rPr>
+        <w:t xml:space="preserve">Provided </w:t>
+      </w:r>
+      <w:r>
+        <w:rPr>
+          <w:rStyle w:val="Strong"/>
+          <w:rFonts w:ascii="Arial" w:hAnsi="Arial" w:cs="Arial"/>
+        </w:rPr>
+        <w:t>remote and on-site IT support</w:t>
+      </w:r>
+      <w:r>
+        <w:rPr>
+          <w:rFonts w:ascii="Arial" w:hAnsi="Arial" w:cs="Arial"/>
+        </w:rPr>
+        <w:t xml:space="preserve"> across </w:t>
+      </w:r>
+      <w:r>
+        <w:rPr>
+          <w:rFonts w:ascii="Arial" w:hAnsi="Arial" w:cs="Arial"/>
+        </w:rPr>
+        <w:t>9</w:t>
+      </w:r>
+      <w:r>
+        <w:rPr>
+          <w:rFonts w:ascii="Arial" w:hAnsi="Arial" w:cs="Arial"/>
+        </w:rPr>
+        <w:t xml:space="preserve"> branches</w:t>
+      </w:r>
+      <w:r>
+        <w:rPr>
+          <w:rFonts w:ascii="Arial" w:hAnsi="Arial" w:cs="Arial"/>
+        </w:rPr>
+        <w:t xml:space="preserve"> </w:t>
+      </w:r>
+      <w:r>
+        <w:rPr>
+          <w:rFonts w:ascii="Arial" w:hAnsi="Arial" w:cs="Arial"/>
+        </w:rPr>
+        <w:t>troubleshooting hardware, software, and network issues</w:t>
+      </w:r>
+      <w:r>
+        <w:rPr>
+          <w:rFonts w:ascii="Arial" w:hAnsi="Arial" w:cs="Arial"/>
+        </w:rPr>
+        <w:t>.</w:t>
+      </w:r>
+    </w:p>
+    <w:p>
+      <w:pPr>
+        <w:pStyle w:val="NormalWeb"/>
+        <w:numPr>
+          <w:ilvl w:val="0"/>
+          <w:numId w:val="28"/>
+        </w:numPr>
+        <w:spacing w:before="0" w:beforeAutospacing="0" w:after="0" w:afterAutospacing="0"/>
+        <w:rPr>
+          <w:rFonts w:ascii="Arial" w:hAnsi="Arial" w:cs="Arial"/>
+        </w:rPr>
+      </w:pPr>
+      <w:r>
+        <w:rPr>
+          <w:rFonts w:ascii="Arial" w:hAnsi="Arial" w:cs="Arial"/>
+        </w:rPr>
+        <w:t xml:space="preserve">Troubleshot </w:t>
+      </w:r>
+      <w:r>
+        <w:rPr>
+          <w:rStyle w:val="Strong"/>
+          <w:rFonts w:ascii="Arial" w:hAnsi="Arial" w:cs="Arial"/>
+        </w:rPr>
+        <w:t>hardware, software, network, and connectivity issues</w:t>
+      </w:r>
+      <w:r>
+        <w:rPr>
+          <w:rFonts w:ascii="Arial" w:hAnsi="Arial" w:cs="Arial"/>
+        </w:rPr>
+        <w:t>.</w:t>
+      </w:r>
+    </w:p>
+    <w:p>
+      <w:pPr>
+        <w:pStyle w:val="NormalWeb"/>
+        <w:numPr>
+          <w:ilvl w:val="0"/>
+          <w:numId w:val="28"/>
+        </w:numPr>
+        <w:spacing w:before="0" w:beforeAutospacing="0" w:after="0" w:afterAutospacing="0"/>
+        <w:rPr>
+          <w:rFonts w:ascii="Arial" w:hAnsi="Arial" w:cs="Arial"/>
+        </w:rPr>
+      </w:pPr>
+      <w:r>
+        <w:rPr>
+          <w:rFonts w:ascii="Arial" w:hAnsi="Arial" w:cs="Arial"/>
+        </w:rPr>
+        <w:t xml:space="preserve">Assisted employees with </w:t>
+      </w:r>
+      <w:r>
+        <w:rPr>
+          <w:rStyle w:val="Strong"/>
+          <w:rFonts w:ascii="Arial" w:hAnsi="Arial" w:cs="Arial"/>
+        </w:rPr>
+        <w:t>email, software, and system-related concerns</w:t>
+      </w:r>
+      <w:r>
+        <w:rPr>
+          <w:rFonts w:ascii="Arial" w:hAnsi="Arial" w:cs="Arial"/>
+        </w:rPr>
+        <w:t>.</w:t>
+      </w:r>
+    </w:p>
+    <w:p>
+      <w:pPr>
+        <w:pStyle w:val="NormalWeb"/>
+        <w:numPr>
+          <w:ilvl w:val="0"/>
+          <w:numId w:val="28"/>
+        </w:numPr>
+        <w:spacing w:before="0" w:beforeAutospacing="0" w:after="0" w:afterAutospacing="0"/>
+        <w:rPr>
+          <w:rFonts w:ascii="Arial" w:hAnsi="Arial" w:cs="Arial"/>
+        </w:rPr>
+      </w:pPr>
+      <w:r>
+        <w:rPr>
+          <w:rFonts w:ascii="Arial" w:hAnsi="Arial" w:cs="Arial"/>
+        </w:rPr>
+        <w:t xml:space="preserve">Maintained and organized </w:t>
+      </w:r>
+      <w:r>
+        <w:rPr>
+          <w:rStyle w:val="Strong"/>
+          <w:rFonts w:ascii="Arial" w:hAnsi="Arial" w:cs="Arial"/>
+        </w:rPr>
+        <w:t>IT records, inventory, and documentation</w:t>
+      </w:r>
+      <w:r>
+        <w:rPr>
+          <w:rFonts w:ascii="Arial" w:hAnsi="Arial" w:cs="Arial"/>
+        </w:rPr>
+        <w:t>.</w:t>
+      </w:r>
+    </w:p>
+    <w:p>
+      <w:pPr>
+        <w:pStyle w:val="NormalWeb"/>
+        <w:numPr>
+          <w:ilvl w:val="0"/>
+          <w:numId w:val="28"/>
+        </w:numPr>
+        <w:spacing w:before="0" w:beforeAutospacing="0" w:after="120" w:afterAutospacing="0"/>
+        <w:rPr>
+          <w:rFonts w:ascii="Arial" w:hAnsi="Arial" w:cs="Arial"/>
+        </w:rPr>
+      </w:pPr>
+      <w:r>
+        <w:rPr>
+          <w:rFonts w:ascii="Arial" w:hAnsi="Arial" w:cs="Arial"/>
+        </w:rPr>
+        <w:t>Managed technical requests and prioritized urgent IT issues.</w:t>
+      </w:r>
+    </w:p>
+    <w:p>
+      <w:pPr>
+        <w:pStyle w:val="NormalWeb"/>
+        <w:spacing w:before="80" w:beforeAutospacing="0" w:after="80" w:afterAutospacing="0"/>
+        <w:rPr>
+          <w:rFonts w:ascii="Arial" w:hAnsi="Arial" w:cs="Arial"/>
+        </w:rPr>
+      </w:pPr>
+      <w:r>
+        <w:rPr>
+          <w:rStyle w:val="Strong"/>
+          <w:rFonts w:ascii="Arial" w:hAnsi="Arial" w:cs="Arial"/>
+        </w:rPr>
+        <w:t>IT Support Staff</w:t>
+      </w:r>
+      <w:r>
+        <w:rPr>
+          <w:rFonts w:ascii="Arial" w:hAnsi="Arial" w:cs="Arial"/>
+        </w:rPr>
+        <w:br/>
+      </w:r>
+      <w:r>
+        <w:rPr>
+          <w:rStyle w:val="Strong"/>
+          <w:rFonts w:ascii="Arial" w:hAnsi="Arial" w:cs="Arial"/>
+        </w:rPr>
+        <w:t xml:space="preserve">Solid North </w:t>
+      </w:r>
+      <w:proofErr w:type="spellStart"/>
+      <w:r>
+        <w:rPr>
+          <w:rStyle w:val="Strong"/>
+          <w:rFonts w:ascii="Arial" w:hAnsi="Arial" w:cs="Arial"/>
+        </w:rPr>
+        <w:t>Partylist</w:t>
+      </w:r>
+      <w:proofErr w:type="spellEnd"/>
+      <w:r>
+        <w:rPr>
+          <w:rStyle w:val="Strong"/>
+          <w:rFonts w:ascii="Arial" w:hAnsi="Arial" w:cs="Arial"/>
+        </w:rPr>
+        <w:t xml:space="preserve"> | March 2025 – May 2025 (Contractual)</w:t>
+      </w:r>
+    </w:p>
+    <w:p>
+      <w:pPr>
+        <w:pStyle w:val="NormalWeb"/>
+        <w:numPr>
+          <w:ilvl w:val="0"/>
+          <w:numId w:val="29"/>
+        </w:numPr>
+        <w:spacing w:before="0" w:beforeAutospacing="0" w:after="0" w:afterAutospacing="0"/>
+        <w:rPr>
+          <w:rFonts w:ascii="Arial" w:hAnsi="Arial" w:cs="Arial"/>
+        </w:rPr>
+      </w:pPr>
+      <w:r>
+        <w:rPr>
+          <w:rFonts w:ascii="Arial" w:hAnsi="Arial" w:cs="Arial"/>
+        </w:rPr>
+        <w:t xml:space="preserve">Provided </w:t>
+      </w:r>
+      <w:r>
+        <w:rPr>
+          <w:rStyle w:val="Strong"/>
+          <w:rFonts w:ascii="Arial" w:hAnsi="Arial" w:cs="Arial"/>
+        </w:rPr>
+        <w:t>technical support and troubleshooting</w:t>
+      </w:r>
+      <w:r>
+        <w:rPr>
+          <w:rFonts w:ascii="Arial" w:hAnsi="Arial" w:cs="Arial"/>
+        </w:rPr>
+        <w:t xml:space="preserve"> for office staff.</w:t>
+      </w:r>
+    </w:p>
+    <w:p>
+      <w:pPr>
+        <w:pStyle w:val="NormalWeb"/>
+        <w:numPr>
+          <w:ilvl w:val="0"/>
+          <w:numId w:val="29"/>
+        </w:numPr>
+        <w:spacing w:before="0" w:beforeAutospacing="0" w:after="0" w:afterAutospacing="0"/>
+        <w:rPr>
+          <w:rFonts w:ascii="Arial" w:hAnsi="Arial" w:cs="Arial"/>
+        </w:rPr>
+      </w:pPr>
+      <w:r>
+        <w:rPr>
+          <w:rFonts w:ascii="Arial" w:hAnsi="Arial" w:cs="Arial"/>
+        </w:rPr>
+        <w:t xml:space="preserve">Assisted with </w:t>
+      </w:r>
+      <w:r>
+        <w:rPr>
+          <w:rStyle w:val="Strong"/>
+          <w:rFonts w:ascii="Arial" w:hAnsi="Arial" w:cs="Arial"/>
+        </w:rPr>
+        <w:t>hardware, software, and system-related issues</w:t>
+      </w:r>
+      <w:r>
+        <w:rPr>
+          <w:rFonts w:ascii="Arial" w:hAnsi="Arial" w:cs="Arial"/>
+        </w:rPr>
+        <w:t>.</w:t>
+      </w:r>
+    </w:p>
+    <w:p>
+      <w:pPr>
+        <w:pStyle w:val="NormalWeb"/>
+        <w:numPr>
+          <w:ilvl w:val="0"/>
+          <w:numId w:val="29"/>
+        </w:numPr>
+        <w:spacing w:before="0" w:beforeAutospacing="0" w:after="0" w:afterAutospacing="0"/>
+        <w:rPr>
+          <w:rFonts w:ascii="Arial" w:hAnsi="Arial" w:cs="Arial"/>
+        </w:rPr>
+      </w:pPr>
+      <w:r>
+        <w:rPr>
+          <w:rFonts w:ascii="Arial" w:hAnsi="Arial" w:cs="Arial"/>
+        </w:rPr>
+        <w:t xml:space="preserve">Maintained and updated </w:t>
+      </w:r>
+      <w:r>
+        <w:rPr>
+          <w:rStyle w:val="Strong"/>
+          <w:rFonts w:ascii="Arial" w:hAnsi="Arial" w:cs="Arial"/>
+        </w:rPr>
+        <w:t>digital records and documentation</w:t>
+      </w:r>
+      <w:r>
+        <w:rPr>
+          <w:rFonts w:ascii="Arial" w:hAnsi="Arial" w:cs="Arial"/>
+        </w:rPr>
+        <w:t>.</w:t>
+      </w:r>
+    </w:p>
+    <w:p>
+      <w:pPr>
+        <w:pStyle w:val="NormalWeb"/>
+        <w:numPr>
+          <w:ilvl w:val="0"/>
+          <w:numId w:val="29"/>
+        </w:numPr>
+        <w:spacing w:before="0" w:beforeAutospacing="0" w:after="0" w:afterAutospacing="0"/>
+        <w:rPr>
+          <w:rFonts w:ascii="Arial" w:hAnsi="Arial" w:cs="Arial"/>
+        </w:rPr>
+      </w:pPr>
+      <w:r>
+        <w:rPr>
+          <w:rFonts w:ascii="Arial" w:hAnsi="Arial" w:cs="Arial"/>
+        </w:rPr>
+        <w:t>Supported daily office operations by resolving technical concerns.</w:t>
+      </w:r>
+    </w:p>
+    <w:p>
+      <w:pPr>
+        <w:pStyle w:val="NormalWeb"/>
+        <w:numPr>
+          <w:ilvl w:val="0"/>
+          <w:numId w:val="29"/>
+        </w:numPr>
+        <w:spacing w:before="0" w:beforeAutospacing="0" w:after="120" w:afterAutospacing="0"/>
+        <w:ind w:left="714" w:hanging="357"/>
+        <w:rPr>
+          <w:rFonts w:ascii="Arial" w:hAnsi="Arial" w:cs="Arial"/>
+        </w:rPr>
+      </w:pPr>
+      <w:r>
+        <w:rPr>
+          <w:rFonts w:ascii="Arial" w:hAnsi="Arial" w:cs="Arial"/>
+        </w:rPr>
+        <w:t xml:space="preserve">Assisted with implementing and maintaining </w:t>
+      </w:r>
+      <w:r>
+        <w:rPr>
+          <w:rStyle w:val="Strong"/>
+          <w:rFonts w:ascii="Arial" w:hAnsi="Arial" w:cs="Arial"/>
+        </w:rPr>
+        <w:t>digital tagging and record-keeping systems</w:t>
+      </w:r>
+      <w:r>
+        <w:rPr>
+          <w:rFonts w:ascii="Arial" w:hAnsi="Arial" w:cs="Arial"/>
+        </w:rPr>
+        <w:t>.</w:t>
+      </w:r>
+    </w:p>
+    <w:p>
+      <w:pPr>
+        <w:pStyle w:val="NoSpacing"/>
+        <w:spacing w:after="120"/>
+        <w:rPr>
+          <w:rFonts w:ascii="Arial" w:hAnsi="Arial" w:cs="Arial"/>
+          <w:b/>
+          <w:sz w:val="24"/>
+          <w:szCs w:val="24"/>
+        </w:rPr>
+      </w:pPr>
+      <w:r>
+        <w:rPr>
+          <w:rFonts w:ascii="Arial" w:hAnsi="Arial" w:cs="Arial"/>
+          <w:b/>
+          <w:noProof/>
+        </w:rPr>
         <mc:AlternateContent>
           <mc:Choice Requires="wps">
             <w:drawing>
-              <wp:anchor distT="0" distB="0" distL="114300" distR="114300" simplePos="0" relativeHeight="251675648" behindDoc="0" locked="0" layoutInCell="1" allowOverlap="1" wp14:anchorId="708B4538" wp14:editId="29EB6729">
+              <wp:anchor distT="0" distB="0" distL="114300" distR="114300" simplePos="0" relativeHeight="251671552" behindDoc="0" locked="0" layoutInCell="1" allowOverlap="1" wp14:anchorId="40F50E02" wp14:editId="496C8CA8">
                 <wp:simplePos x="0" y="0"/>
                 <wp:positionH relativeFrom="margin">
-                  <wp:align>center</wp:align>
+                  <wp:align>right</wp:align>
                 </wp:positionH>
                 <wp:positionV relativeFrom="paragraph">
-                  <wp:posOffset>180340</wp:posOffset>
+                  <wp:posOffset>184906</wp:posOffset>
                 </wp:positionV>
-                <wp:extent cx="6311900" cy="38100"/>
-                <wp:effectExtent l="0" t="0" r="31750" b="19050"/>
+                <wp:extent cx="6851650" cy="19050"/>
+                <wp:effectExtent l="0" t="0" r="25400" b="19050"/>
                 <wp:wrapNone/>
-                <wp:docPr id="1295469915" name="Straight Connector 2"/>
+                <wp:docPr id="5" name="Straight Connector 2"/>
                 <wp:cNvGraphicFramePr/>
                 <a:graphic xmlns:a="http://schemas.openxmlformats.org/drawingml/2006/main">
                   <a:graphicData uri="http://schemas.microsoft.com/office/word/2010/wordprocessingShape">
@@ -1175,7 +1341,7 @@
                       <wps:spPr>
                         <a:xfrm flipV="1">
                           <a:off x="0" y="0"/>
-                          <a:ext cx="6311900" cy="38100"/>
+                          <a:ext cx="6851650" cy="19050"/>
                         </a:xfrm>
                         <a:prstGeom prst="line">
                           <a:avLst/>
@@ -1211,7 +1377,7 @@
           </mc:Choice>
           <mc:Fallback>
             <w:pict>
-              <v:line w14:anchorId="45AFC96B" id="Straight Connector 2" o:spid="_x0000_s1026" style="position:absolute;flip:y;z-index:251675648;visibility:visible;mso-wrap-style:square;mso-width-percent:0;mso-height-percent:0;mso-wrap-distance-left:9pt;mso-wrap-distance-top:0;mso-wrap-distance-right:9pt;mso-wrap-distance-bottom:0;mso-position-horizontal:center;mso-position-horizontal-relative:margin;mso-position-vertical:absolute;mso-position-vertical-relative:text;mso-width-percent:0;mso-height-percent:0;mso-width-relative:margin;mso-height-relative:margin" from="0,14.2pt" to="497pt,17.2pt" o:gfxdata="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" strokecolor="black [3200]" strokeweight="1.5pt">
+              <v:line w14:anchorId="141339C2" id="Straight Connector 2" o:spid="_x0000_s1026" style="position:absolute;flip:y;z-index:251671552;visibility:visible;mso-wrap-style:square;mso-width-percent:0;mso-height-percent:0;mso-wrap-distance-left:9pt;mso-wrap-distance-top:0;mso-wrap-distance-right:9pt;mso-wrap-distance-bottom:0;mso-position-horizontal:right;mso-position-horizontal-relative:margin;mso-position-vertical:absolute;mso-position-vertical-relative:text;mso-width-percent:0;mso-height-percent:0;mso-width-relative:margin;mso-height-relative:margin" from="488.3pt,14.55pt" to="1027.8pt,16.05pt" o:gfxdata="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" strokecolor="black [3200]" strokeweight="1.5pt">
                 <v:stroke joinstyle="miter"/>
                 <w10:wrap anchorx="margin"/>
               </v:line>
@@ -1242,27 +1408,47 @@
     <w:p>
       <w:pPr>
         <w:pStyle w:val="NoSpacing"/>
+        <w:spacing w:after="60"/>
+        <w:ind w:left="357"/>
+        <w:rPr>
+          <w:rFonts w:ascii="Arial" w:hAnsi="Arial" w:cs="Arial"/>
+          <w:bCs/>
+          <w:sz w:val="24"/>
+          <w:szCs w:val="24"/>
+        </w:rPr>
+      </w:pPr>
+      <w:r>
         <w:rPr>
           <w:rFonts w:ascii="Arial" w:hAnsi="Arial" w:cs="Arial"/>
           <w:b/>
           <w:sz w:val="24"/>
           <w:szCs w:val="24"/>
         </w:rPr>
-      </w:pPr>
-    </w:p>
-    <w:p>
-      <w:pPr>
-        <w:pStyle w:val="NoSpacing"/>
-        <w:spacing w:after="240"/>
-        <w:ind w:left="360"/>
+        <w:t>Associate in Computer Technologies</w:t>
+      </w:r>
+      <w:r>
         <w:rPr>
           <w:rFonts w:ascii="Arial" w:hAnsi="Arial" w:cs="Arial"/>
           <w:bCs/>
           <w:sz w:val="24"/>
           <w:szCs w:val="24"/>
         </w:rPr>
-      </w:pPr>
-      <w:proofErr w:type="gramStart"/>
+        <w:br/>
+        <w:t>STI College Marikina</w:t>
+      </w:r>
+    </w:p>
+    <w:p>
+      <w:pPr>
+        <w:pStyle w:val="NoSpacing"/>
+        <w:spacing w:after="120"/>
+        <w:ind w:left="360"/>
+        <w:rPr>
+          <w:rFonts w:ascii="Arial" w:hAnsi="Arial" w:cs="Arial"/>
+          <w:bCs/>
+          <w:sz w:val="24"/>
+          <w:szCs w:val="24"/>
+        </w:rPr>
+      </w:pPr>
       <w:r>
         <w:rPr>
           <w:rFonts w:ascii="Arial" w:hAnsi="Arial" w:cs="Arial"/>
@@ -1270,9 +1456,8 @@
           <w:sz w:val="24"/>
           <w:szCs w:val="24"/>
         </w:rPr>
-        <w:t>Associate in Computer Technologies</w:t>
-      </w:r>
-      <w:proofErr w:type="gramEnd"/>
+        <w:t>Senior High School – ICT Strand</w:t>
+      </w:r>
       <w:r>
         <w:rPr>
           <w:rFonts w:ascii="Arial" w:hAnsi="Arial" w:cs="Arial"/>
@@ -1281,44 +1466,13 @@
           <w:szCs w:val="24"/>
         </w:rPr>
         <w:br/>
-        <w:t>STI College Marikina</w:t>
+        <w:t>New Era University</w:t>
       </w:r>
     </w:p>
     <w:p>
       <w:pPr>
         <w:pStyle w:val="NoSpacing"/>
-        <w:spacing w:after="240"/>
-        <w:ind w:left="360"/>
-        <w:rPr>
-          <w:rFonts w:ascii="Arial" w:hAnsi="Arial" w:cs="Arial"/>
-          <w:bCs/>
-          <w:sz w:val="24"/>
-          <w:szCs w:val="24"/>
-        </w:rPr>
-      </w:pPr>
-      <w:r>
-        <w:rPr>
-          <w:rFonts w:ascii="Arial" w:hAnsi="Arial" w:cs="Arial"/>
-          <w:b/>
-          <w:sz w:val="24"/>
-          <w:szCs w:val="24"/>
-        </w:rPr>
-        <w:t>Senior High School – ICT Strand</w:t>
-      </w:r>
-      <w:r>
-        <w:rPr>
-          <w:rFonts w:ascii="Arial" w:hAnsi="Arial" w:cs="Arial"/>
-          <w:bCs/>
-          <w:sz w:val="24"/>
-          <w:szCs w:val="24"/>
-        </w:rPr>
-        <w:br/>
-        <w:t>New Era University</w:t>
-      </w:r>
-    </w:p>
-    <w:p>
-      <w:pPr>
-        <w:pStyle w:val="NoSpacing"/>
+        <w:spacing w:after="120"/>
         <w:rPr>
           <w:rFonts w:ascii="Arial" w:hAnsi="Arial" w:cs="Arial"/>
           <w:b/>
@@ -1337,18 +1491,18 @@
         <mc:AlternateContent>
           <mc:Choice Requires="wps">
             <w:drawing>
-              <wp:anchor distT="0" distB="0" distL="114300" distR="114300" simplePos="0" relativeHeight="251671552" behindDoc="0" locked="0" layoutInCell="1" allowOverlap="1" wp14:anchorId="1BD374D8" wp14:editId="1A3635CC">
+              <wp:anchor distT="0" distB="0" distL="114300" distR="114300" simplePos="0" relativeHeight="251673600" behindDoc="0" locked="0" layoutInCell="1" allowOverlap="1" wp14:anchorId="18ABA92D" wp14:editId="0BBDF8E1">
                 <wp:simplePos x="0" y="0"/>
                 <wp:positionH relativeFrom="margin">
-                  <wp:align>center</wp:align>
+                  <wp:align>right</wp:align>
                 </wp:positionH>
                 <wp:positionV relativeFrom="paragraph">
-                  <wp:posOffset>180340</wp:posOffset>
+                  <wp:posOffset>208907</wp:posOffset>
                 </wp:positionV>
-                <wp:extent cx="6311900" cy="38100"/>
-                <wp:effectExtent l="0" t="0" r="31750" b="19050"/>
+                <wp:extent cx="6851650" cy="19050"/>
+                <wp:effectExtent l="0" t="0" r="25400" b="19050"/>
                 <wp:wrapNone/>
-                <wp:docPr id="747646461" name="Straight Connector 2"/>
+                <wp:docPr id="6" name="Straight Connector 2"/>
                 <wp:cNvGraphicFramePr/>
                 <a:graphic xmlns:a="http://schemas.openxmlformats.org/drawingml/2006/main">
                   <a:graphicData uri="http://schemas.microsoft.com/office/word/2010/wordprocessingShape">
@@ -1357,7 +1511,7 @@
                       <wps:spPr>
                         <a:xfrm flipV="1">
                           <a:off x="0" y="0"/>
-                          <a:ext cx="6311900" cy="38100"/>
+                          <a:ext cx="6851650" cy="19050"/>
                         </a:xfrm>
                         <a:prstGeom prst="line">
                           <a:avLst/>
@@ -1393,7 +1547,7 @@
           </mc:Choice>
           <mc:Fallback>
             <w:pict>
-              <v:line w14:anchorId="0DB12A8B" id="Straight Connector 2" o:spid="_x0000_s1026" style="position:absolute;flip:y;z-index:251671552;visibility:visible;mso-wrap-style:square;mso-width-percent:0;mso-height-percent:0;mso-wrap-distance-left:9pt;mso-wrap-distance-top:0;mso-wrap-distance-right:9pt;mso-wrap-distance-bottom:0;mso-position-horizontal:center;mso-position-horizontal-relative:margin;mso-position-vertical:absolute;mso-position-vertical-relative:text;mso-width-percent:0;mso-height-percent:0;mso-width-relative:margin;mso-height-relative:margin" from="0,14.2pt" to="497pt,17.2pt" o:gfxdata="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" strokecolor="black [3200]" strokeweight="1.5pt">
+              <v:line w14:anchorId="0A4C4CCC" id="Straight Connector 2" o:spid="_x0000_s1026" style="position:absolute;flip:y;z-index:251673600;visibility:visible;mso-wrap-style:square;mso-width-percent:0;mso-height-percent:0;mso-wrap-distance-left:9pt;mso-wrap-distance-top:0;mso-wrap-distance-right:9pt;mso-wrap-distance-bottom:0;mso-position-horizontal:right;mso-position-horizontal-relative:margin;mso-position-vertical:absolute;mso-position-vertical-relative:text;mso-width-percent:0;mso-height-percent:0;mso-width-relative:margin;mso-height-relative:margin" from="488.3pt,16.45pt" to="1027.8pt,17.95pt" o:gfxdata="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" strokecolor="black [3200]" strokeweight="1.5pt">
                 <v:stroke joinstyle="miter"/>
                 <w10:wrap anchorx="margin"/>
               </v:line>
@@ -1410,16 +1564,6 @@
         </w:rPr>
         <w:t>CERTIFICATIONS</w:t>
       </w:r>
-    </w:p>
-    <w:p>
-      <w:pPr>
-        <w:pStyle w:val="NoSpacing"/>
-        <w:jc w:val="both"/>
-        <w:rPr>
-          <w:rFonts w:ascii="Arial" w:hAnsi="Arial" w:cs="Arial"/>
-          <w:color w:val="000000" w:themeColor="text1"/>
-        </w:rPr>
-      </w:pPr>
     </w:p>
     <w:tbl>
       <w:tblPr>
@@ -1489,7 +1633,7 @@
                 <w:ilvl w:val="0"/>
                 <w:numId w:val="16"/>
               </w:numPr>
-              <w:spacing w:after="120"/>
+              <w:spacing w:after="0" w:afterAutospacing="0"/>
               <w:rPr>
                 <w:rStyle w:val="Strong"/>
                 <w:rFonts w:ascii="Arial" w:hAnsi="Arial" w:cs="Arial"/>
@@ -1598,7 +1742,7 @@
     </w:p>
     <w:sectPr>
       <w:pgSz w:w="11906" w:h="16838" w:code="9"/>
-      <w:pgMar w:top="576" w:right="864" w:bottom="432" w:left="864" w:header="720" w:footer="720" w:gutter="0"/>
+      <w:pgMar w:top="567" w:right="567" w:bottom="510" w:left="567" w:header="720" w:footer="720" w:gutter="0"/>
       <w:cols w:space="720"/>
       <w:docGrid w:linePitch="360"/>
     </w:sectPr>
@@ -1607,7 +1751,7 @@
 </file>
 
 <file path=word/numbering.xml><?xml version="1.0" encoding="utf-8"?>
-<w:numbering xmlns:wpc="http://schemas.microsoft.com/office/word/2010/wordprocessingCanvas" xmlns:cx="http://schemas.microsoft.com/office/drawing/2014/chartex" xmlns:cx1="http://schemas.microsoft.com/office/drawing/2015/9/8/chartex" xmlns:cx2="http://schemas.microsoft.com/office/drawing/2015/10/21/chartex" xmlns:cx3="http://schemas.microsoft.com/office/drawing/2016/5/9/chartex" xmlns:cx4="http://schemas.microsoft.com/office/drawing/2016/5/10/chartex" xmlns:cx5="http://schemas.microsoft.com/office/drawing/2016/5/11/chartex" xmlns:cx6="http://schemas.microsoft.com/office/drawing/2016/5/12/chartex" xmlns:cx7="http://schemas.microsoft.com/office/drawing/2016/5/13/chartex" xmlns:cx8="http://schemas.microsoft.com/office/drawing/2016/5/14/chartex" xmlns:mc="http://schemas.openxmlformats.org/markup-compatibility/2006" xmlns:aink="http://schemas.microsoft.com/office/drawing/2016/ink" xmlns:am3d="http://schemas.microsoft.com/office/drawing/2017/model3d" xmlns:o="urn:schemas-microsoft-com:office:office" xmlns:oel="http://schemas.microsoft.com/office/2019/extlst" xmlns:r="http://schemas.openxmlformats.org/officeDocument/2006/relationships" xmlns:m="http://schemas.openxmlformats.org/officeDocument/2006/math" xmlns:v="urn:schemas-microsoft-com:vml" xmlns:wp14="http://schemas.microsoft.com/office/word/2010/wordprocessingDrawing" xmlns:wp="http://schemas.openxmlformats.org/drawingml/2006/wordprocessingDrawing" xmlns:w10="urn:schemas-microsoft-com:office:word" xmlns:w="http://schemas.openxmlformats.org/wordprocessingml/2006/main" xmlns:w14="http://schemas.microsoft.com/office/word/2010/wordml" xmlns:w15="http://schemas.microsoft.com/office/word/2012/wordml" xmlns:w16cex="http://schemas.microsoft.com/office/word/2018/wordml/cex" xmlns:w16cid="http://schemas.microsoft.com/office/word/2016/wordml/cid" xmlns:w16="http://schemas.microsoft.com/office/word/2018/wordml" xmlns:w16du="http://schemas.microsoft.com/office/word/2023/wordml/word16du" xmlns:w16sdtdh="http://schemas.microsoft.com/office/word/2020/wordml/sdtdatahash" xmlns:w16sdtfl="http://schemas.microsoft.com/office/word/2024/wordml/sdtformatlock" xmlns:w16se="http://schemas.microsoft.com/office/word/2015/wordml/symex" xmlns:wpg="http://schemas.microsoft.com/office/word/2010/wordprocessingGroup" xmlns:wpi="http://schemas.microsoft.com/office/word/2010/wordprocessingInk" xmlns:wne="http://schemas.microsoft.com/office/word/2006/wordml" xmlns:wps="http://schemas.microsoft.com/office/word/2010/wordprocessingShape" mc:Ignorable="w14 w15 w16se w16cid w16 w16cex w16sdtdh w16sdtfl w16du wp14">
+<w:numbering xmlns:wpc="http://schemas.microsoft.com/office/word/2010/wordprocessingCanvas" xmlns:cx="http://schemas.microsoft.com/office/drawing/2014/chartex" xmlns:cx1="http://schemas.microsoft.com/office/drawing/2015/9/8/chartex" xmlns:cx2="http://schemas.microsoft.com/office/drawing/2015/10/21/chartex" xmlns:cx3="http://schemas.microsoft.com/office/drawing/2016/5/9/chartex" xmlns:cx4="http://schemas.microsoft.com/office/drawing/2016/5/10/chartex" xmlns:cx5="http://schemas.microsoft.com/office/drawing/2016/5/11/chartex" xmlns:cx6="http://schemas.microsoft.com/office/drawing/2016/5/12/chartex" xmlns:cx7="http://schemas.microsoft.com/office/drawing/2016/5/13/chartex" xmlns:cx8="http://schemas.microsoft.com/office/drawing/2016/5/14/chartex" xmlns:mc="http://schemas.openxmlformats.org/markup-compatibility/2006" xmlns:aink="http://schemas.microsoft.com/office/drawing/2016/ink" xmlns:am3d="http://schemas.microsoft.com/office/drawing/2017/model3d" xmlns:o="urn:schemas-microsoft-com:office:office" xmlns:r="http://schemas.openxmlformats.org/officeDocument/2006/relationships" xmlns:m="http://schemas.openxmlformats.org/officeDocument/2006/math" xmlns:v="urn:schemas-microsoft-com:vml" xmlns:wp14="http://schemas.microsoft.com/office/word/2010/wordprocessingDrawing" xmlns:wp="http://schemas.openxmlformats.org/drawingml/2006/wordprocessingDrawing" xmlns:w10="urn:schemas-microsoft-com:office:word" xmlns:w="http://schemas.openxmlformats.org/wordprocessingml/2006/main" xmlns:w14="http://schemas.microsoft.com/office/word/2010/wordml" xmlns:w15="http://schemas.microsoft.com/office/word/2012/wordml" xmlns:w16cex="http://schemas.microsoft.com/office/word/2018/wordml/cex" xmlns:w16cid="http://schemas.microsoft.com/office/word/2016/wordml/cid" xmlns:w16="http://schemas.microsoft.com/office/word/2018/wordml" xmlns:w16sdtdh="http://schemas.microsoft.com/office/word/2020/wordml/sdtdatahash" xmlns:w16se="http://schemas.microsoft.com/office/word/2015/wordml/symex" xmlns:wpg="http://schemas.microsoft.com/office/word/2010/wordprocessingGroup" xmlns:wpi="http://schemas.microsoft.com/office/word/2010/wordprocessingInk" xmlns:wne="http://schemas.microsoft.com/office/word/2006/wordml" xmlns:wps="http://schemas.microsoft.com/office/word/2010/wordprocessingShape" mc:Ignorable="w14 w15 w16se w16cid w16 w16cex w16sdtdh wp14">
   <w:abstractNum w:abstractNumId="0" w15:restartNumberingAfterBreak="0">
     <w:nsid w:val="031F76EE"/>
     <w:multiLevelType w:val="multilevel"/>
@@ -2205,6 +2349,155 @@
     </w:lvl>
   </w:abstractNum>
   <w:abstractNum w:abstractNumId="4" w15:restartNumberingAfterBreak="0">
+    <w:nsid w:val="0F393A22"/>
+    <w:multiLevelType w:val="multilevel"/>
+    <w:tmpl w:val="B5B2F99A"/>
+    <w:lvl w:ilvl="0">
+      <w:start w:val="1"/>
+      <w:numFmt w:val="bullet"/>
+      <w:lvlText w:val=""/>
+      <w:lvlJc w:val="left"/>
+      <w:pPr>
+        <w:tabs>
+          <w:tab w:val="num" w:pos="720"/>
+        </w:tabs>
+        <w:ind w:left="720" w:hanging="360"/>
+      </w:pPr>
+      <w:rPr>
+        <w:rFonts w:ascii="Symbol" w:hAnsi="Symbol" w:hint="default"/>
+        <w:sz w:val="20"/>
+      </w:rPr>
+    </w:lvl>
+    <w:lvl w:ilvl="1" w:tentative="1">
+      <w:start w:val="1"/>
+      <w:numFmt w:val="bullet"/>
+      <w:lvlText w:val="o"/>
+      <w:lvlJc w:val="left"/>
+      <w:pPr>
+        <w:tabs>
+          <w:tab w:val="num" w:pos="1440"/>
+        </w:tabs>
+        <w:ind w:left="1440" w:hanging="360"/>
+      </w:pPr>
+      <w:rPr>
+        <w:rFonts w:ascii="Courier New" w:hAnsi="Courier New" w:hint="default"/>
+        <w:sz w:val="20"/>
+      </w:rPr>
+    </w:lvl>
+    <w:lvl w:ilvl="2" w:tentative="1">
+      <w:start w:val="1"/>
+      <w:numFmt w:val="bullet"/>
+      <w:lvlText w:val=""/>
+      <w:lvlJc w:val="left"/>
+      <w:pPr>
+        <w:tabs>
+          <w:tab w:val="num" w:pos="2160"/>
+        </w:tabs>
+        <w:ind w:left="2160" w:hanging="360"/>
+      </w:pPr>
+      <w:rPr>
+        <w:rFonts w:ascii="Wingdings" w:hAnsi="Wingdings" w:hint="default"/>
+        <w:sz w:val="20"/>
+      </w:rPr>
+    </w:lvl>
+    <w:lvl w:ilvl="3" w:tentative="1">
+      <w:start w:val="1"/>
+      <w:numFmt w:val="bullet"/>
+      <w:lvlText w:val=""/>
+      <w:lvlJc w:val="left"/>
+      <w:pPr>
+        <w:tabs>
+          <w:tab w:val="num" w:pos="2880"/>
+        </w:tabs>
+        <w:ind w:left="2880" w:hanging="360"/>
+      </w:pPr>
+      <w:rPr>
+        <w:rFonts w:ascii="Wingdings" w:hAnsi="Wingdings" w:hint="default"/>
+        <w:sz w:val="20"/>
+      </w:rPr>
+    </w:lvl>
+    <w:lvl w:ilvl="4" w:tentative="1">
+      <w:start w:val="1"/>
+      <w:numFmt w:val="bullet"/>
+      <w:lvlText w:val=""/>
+      <w:lvlJc w:val="left"/>
+      <w:pPr>
+        <w:tabs>
+          <w:tab w:val="num" w:pos="3600"/>
+        </w:tabs>
+        <w:ind w:left="3600" w:hanging="360"/>
+      </w:pPr>
+      <w:rPr>
+        <w:rFonts w:ascii="Wingdings" w:hAnsi="Wingdings" w:hint="default"/>
+        <w:sz w:val="20"/>
+      </w:rPr>
+    </w:lvl>
+    <w:lvl w:ilvl="5" w:tentative="1">
+      <w:start w:val="1"/>
+      <w:numFmt w:val="bullet"/>
+      <w:lvlText w:val=""/>
+      <w:lvlJc w:val="left"/>
+      <w:pPr>
+        <w:tabs>
+          <w:tab w:val="num" w:pos="4320"/>
+        </w:tabs>
+        <w:ind w:left="4320" w:hanging="360"/>
+      </w:pPr>
+      <w:rPr>
+        <w:rFonts w:ascii="Wingdings" w:hAnsi="Wingdings" w:hint="default"/>
+        <w:sz w:val="20"/>
+      </w:rPr>
+    </w:lvl>
+    <w:lvl w:ilvl="6" w:tentative="1">
+      <w:start w:val="1"/>
+      <w:numFmt w:val="bullet"/>
+      <w:lvlText w:val=""/>
+      <w:lvlJc w:val="left"/>
+      <w:pPr>
+        <w:tabs>
+          <w:tab w:val="num" w:pos="5040"/>
+        </w:tabs>
+        <w:ind w:left="5040" w:hanging="360"/>
+      </w:pPr>
+      <w:rPr>
+        <w:rFonts w:ascii="Wingdings" w:hAnsi="Wingdings" w:hint="default"/>
+        <w:sz w:val="20"/>
+      </w:rPr>
+    </w:lvl>
+    <w:lvl w:ilvl="7" w:tentative="1">
+      <w:start w:val="1"/>
+      <w:numFmt w:val="bullet"/>
+      <w:lvlText w:val=""/>
+      <w:lvlJc w:val="left"/>
+      <w:pPr>
+        <w:tabs>
+          <w:tab w:val="num" w:pos="5760"/>
+        </w:tabs>
+        <w:ind w:left="5760" w:hanging="360"/>
+      </w:pPr>
+      <w:rPr>
+        <w:rFonts w:ascii="Wingdings" w:hAnsi="Wingdings" w:hint="default"/>
+        <w:sz w:val="20"/>
+      </w:rPr>
+    </w:lvl>
+    <w:lvl w:ilvl="8" w:tentative="1">
+      <w:start w:val="1"/>
+      <w:numFmt w:val="bullet"/>
+      <w:lvlText w:val=""/>
+      <w:lvlJc w:val="left"/>
+      <w:pPr>
+        <w:tabs>
+          <w:tab w:val="num" w:pos="6480"/>
+        </w:tabs>
+        <w:ind w:left="6480" w:hanging="360"/>
+      </w:pPr>
+      <w:rPr>
+        <w:rFonts w:ascii="Wingdings" w:hAnsi="Wingdings" w:hint="default"/>
+        <w:sz w:val="20"/>
+      </w:rPr>
+    </w:lvl>
+  </w:abstractNum>
+  <w:abstractNum w:abstractNumId="5" w15:restartNumberingAfterBreak="0">
     <w:nsid w:val="195E64BF"/>
     <w:multiLevelType w:val="hybridMultilevel"/>
     <w:tmpl w:val="DB0E5F5E"/>
@@ -2317,7 +2610,7 @@
       </w:rPr>
     </w:lvl>
   </w:abstractNum>
-  <w:abstractNum w:abstractNumId="5" w15:restartNumberingAfterBreak="0">
+  <w:abstractNum w:abstractNumId="6" w15:restartNumberingAfterBreak="0">
     <w:nsid w:val="1FB64F28"/>
     <w:multiLevelType w:val="hybridMultilevel"/>
     <w:tmpl w:val="909AF55E"/>
@@ -2430,7 +2723,7 @@
       </w:rPr>
     </w:lvl>
   </w:abstractNum>
-  <w:abstractNum w:abstractNumId="6" w15:restartNumberingAfterBreak="0">
+  <w:abstractNum w:abstractNumId="7" w15:restartNumberingAfterBreak="0">
     <w:nsid w:val="1FFE1BD3"/>
     <w:multiLevelType w:val="hybridMultilevel"/>
     <w:tmpl w:val="384AF8F4"/>
@@ -2543,7 +2836,7 @@
       </w:rPr>
     </w:lvl>
   </w:abstractNum>
-  <w:abstractNum w:abstractNumId="7" w15:restartNumberingAfterBreak="0">
+  <w:abstractNum w:abstractNumId="8" w15:restartNumberingAfterBreak="0">
     <w:nsid w:val="23907989"/>
     <w:multiLevelType w:val="hybridMultilevel"/>
     <w:tmpl w:val="6F7E984C"/>
@@ -2655,7 +2948,156 @@
       </w:rPr>
     </w:lvl>
   </w:abstractNum>
-  <w:abstractNum w:abstractNumId="8" w15:restartNumberingAfterBreak="0">
+  <w:abstractNum w:abstractNumId="9" w15:restartNumberingAfterBreak="0">
+    <w:nsid w:val="2F602DF9"/>
+    <w:multiLevelType w:val="multilevel"/>
+    <w:tmpl w:val="BED80F9E"/>
+    <w:lvl w:ilvl="0">
+      <w:start w:val="1"/>
+      <w:numFmt w:val="bullet"/>
+      <w:lvlText w:val=""/>
+      <w:lvlJc w:val="left"/>
+      <w:pPr>
+        <w:tabs>
+          <w:tab w:val="num" w:pos="720"/>
+        </w:tabs>
+        <w:ind w:left="720" w:hanging="360"/>
+      </w:pPr>
+      <w:rPr>
+        <w:rFonts w:ascii="Symbol" w:hAnsi="Symbol" w:hint="default"/>
+        <w:sz w:val="20"/>
+      </w:rPr>
+    </w:lvl>
+    <w:lvl w:ilvl="1" w:tentative="1">
+      <w:start w:val="1"/>
+      <w:numFmt w:val="bullet"/>
+      <w:lvlText w:val="o"/>
+      <w:lvlJc w:val="left"/>
+      <w:pPr>
+        <w:tabs>
+          <w:tab w:val="num" w:pos="1440"/>
+        </w:tabs>
+        <w:ind w:left="1440" w:hanging="360"/>
+      </w:pPr>
+      <w:rPr>
+        <w:rFonts w:ascii="Courier New" w:hAnsi="Courier New" w:hint="default"/>
+        <w:sz w:val="20"/>
+      </w:rPr>
+    </w:lvl>
+    <w:lvl w:ilvl="2" w:tentative="1">
+      <w:start w:val="1"/>
+      <w:numFmt w:val="bullet"/>
+      <w:lvlText w:val=""/>
+      <w:lvlJc w:val="left"/>
+      <w:pPr>
+        <w:tabs>
+          <w:tab w:val="num" w:pos="2160"/>
+        </w:tabs>
+        <w:ind w:left="2160" w:hanging="360"/>
+      </w:pPr>
+      <w:rPr>
+        <w:rFonts w:ascii="Wingdings" w:hAnsi="Wingdings" w:hint="default"/>
+        <w:sz w:val="20"/>
+      </w:rPr>
+    </w:lvl>
+    <w:lvl w:ilvl="3" w:tentative="1">
+      <w:start w:val="1"/>
+      <w:numFmt w:val="bullet"/>
+      <w:lvlText w:val=""/>
+      <w:lvlJc w:val="left"/>
+      <w:pPr>
+        <w:tabs>
+          <w:tab w:val="num" w:pos="2880"/>
+        </w:tabs>
+        <w:ind w:left="2880" w:hanging="360"/>
+      </w:pPr>
+      <w:rPr>
+        <w:rFonts w:ascii="Wingdings" w:hAnsi="Wingdings" w:hint="default"/>
+        <w:sz w:val="20"/>
+      </w:rPr>
+    </w:lvl>
+    <w:lvl w:ilvl="4" w:tentative="1">
+      <w:start w:val="1"/>
+      <w:numFmt w:val="bullet"/>
+      <w:lvlText w:val=""/>
+      <w:lvlJc w:val="left"/>
+      <w:pPr>
+        <w:tabs>
+          <w:tab w:val="num" w:pos="3600"/>
+        </w:tabs>
+        <w:ind w:left="3600" w:hanging="360"/>
+      </w:pPr>
+      <w:rPr>
+        <w:rFonts w:ascii="Wingdings" w:hAnsi="Wingdings" w:hint="default"/>
+        <w:sz w:val="20"/>
+      </w:rPr>
+    </w:lvl>
+    <w:lvl w:ilvl="5" w:tentative="1">
+      <w:start w:val="1"/>
+      <w:numFmt w:val="bullet"/>
+      <w:lvlText w:val=""/>
+      <w:lvlJc w:val="left"/>
+      <w:pPr>
+        <w:tabs>
+          <w:tab w:val="num" w:pos="4320"/>
+        </w:tabs>
+        <w:ind w:left="4320" w:hanging="360"/>
+      </w:pPr>
+      <w:rPr>
+        <w:rFonts w:ascii="Wingdings" w:hAnsi="Wingdings" w:hint="default"/>
+        <w:sz w:val="20"/>
+      </w:rPr>
+    </w:lvl>
+    <w:lvl w:ilvl="6" w:tentative="1">
+      <w:start w:val="1"/>
+      <w:numFmt w:val="bullet"/>
+      <w:lvlText w:val=""/>
+      <w:lvlJc w:val="left"/>
+      <w:pPr>
+        <w:tabs>
+          <w:tab w:val="num" w:pos="5040"/>
+        </w:tabs>
+        <w:ind w:left="5040" w:hanging="360"/>
+      </w:pPr>
+      <w:rPr>
+        <w:rFonts w:ascii="Wingdings" w:hAnsi="Wingdings" w:hint="default"/>
+        <w:sz w:val="20"/>
+      </w:rPr>
+    </w:lvl>
+    <w:lvl w:ilvl="7" w:tentative="1">
+      <w:start w:val="1"/>
+      <w:numFmt w:val="bullet"/>
+      <w:lvlText w:val=""/>
+      <w:lvlJc w:val="left"/>
+      <w:pPr>
+        <w:tabs>
+          <w:tab w:val="num" w:pos="5760"/>
+        </w:tabs>
+        <w:ind w:left="5760" w:hanging="360"/>
+      </w:pPr>
+      <w:rPr>
+        <w:rFonts w:ascii="Wingdings" w:hAnsi="Wingdings" w:hint="default"/>
+        <w:sz w:val="20"/>
+      </w:rPr>
+    </w:lvl>
+    <w:lvl w:ilvl="8" w:tentative="1">
+      <w:start w:val="1"/>
+      <w:numFmt w:val="bullet"/>
+      <w:lvlText w:val=""/>
+      <w:lvlJc w:val="left"/>
+      <w:pPr>
+        <w:tabs>
+          <w:tab w:val="num" w:pos="6480"/>
+        </w:tabs>
+        <w:ind w:left="6480" w:hanging="360"/>
+      </w:pPr>
+      <w:rPr>
+        <w:rFonts w:ascii="Wingdings" w:hAnsi="Wingdings" w:hint="default"/>
+        <w:sz w:val="20"/>
+      </w:rPr>
+    </w:lvl>
+  </w:abstractNum>
+  <w:abstractNum w:abstractNumId="10" w15:restartNumberingAfterBreak="0">
     <w:nsid w:val="305F6CB4"/>
     <w:multiLevelType w:val="hybridMultilevel"/>
     <w:tmpl w:val="F4DAEBBC"/>
@@ -2767,7 +3209,7 @@
       </w:rPr>
     </w:lvl>
   </w:abstractNum>
-  <w:abstractNum w:abstractNumId="9" w15:restartNumberingAfterBreak="0">
+  <w:abstractNum w:abstractNumId="11" w15:restartNumberingAfterBreak="0">
     <w:nsid w:val="30920D83"/>
     <w:multiLevelType w:val="multilevel"/>
     <w:tmpl w:val="2BA492CC"/>
@@ -2916,7 +3358,156 @@
       </w:rPr>
     </w:lvl>
   </w:abstractNum>
-  <w:abstractNum w:abstractNumId="10" w15:restartNumberingAfterBreak="0">
+  <w:abstractNum w:abstractNumId="12" w15:restartNumberingAfterBreak="0">
+    <w:nsid w:val="431C4C98"/>
+    <w:multiLevelType w:val="multilevel"/>
+    <w:tmpl w:val="42E4A726"/>
+    <w:lvl w:ilvl="0">
+      <w:start w:val="1"/>
+      <w:numFmt w:val="bullet"/>
+      <w:lvlText w:val=""/>
+      <w:lvlJc w:val="left"/>
+      <w:pPr>
+        <w:tabs>
+          <w:tab w:val="num" w:pos="720"/>
+        </w:tabs>
+        <w:ind w:left="720" w:hanging="360"/>
+      </w:pPr>
+      <w:rPr>
+        <w:rFonts w:ascii="Symbol" w:hAnsi="Symbol" w:hint="default"/>
+        <w:sz w:val="20"/>
+      </w:rPr>
+    </w:lvl>
+    <w:lvl w:ilvl="1" w:tentative="1">
+      <w:start w:val="1"/>
+      <w:numFmt w:val="bullet"/>
+      <w:lvlText w:val="o"/>
+      <w:lvlJc w:val="left"/>
+      <w:pPr>
+        <w:tabs>
+          <w:tab w:val="num" w:pos="1440"/>
+        </w:tabs>
+        <w:ind w:left="1440" w:hanging="360"/>
+      </w:pPr>
+      <w:rPr>
+        <w:rFonts w:ascii="Courier New" w:hAnsi="Courier New" w:hint="default"/>
+        <w:sz w:val="20"/>
+      </w:rPr>
+    </w:lvl>
+    <w:lvl w:ilvl="2" w:tentative="1">
+      <w:start w:val="1"/>
+      <w:numFmt w:val="bullet"/>
+      <w:lvlText w:val=""/>
+      <w:lvlJc w:val="left"/>
+      <w:pPr>
+        <w:tabs>
+          <w:tab w:val="num" w:pos="2160"/>
+        </w:tabs>
+        <w:ind w:left="2160" w:hanging="360"/>
+      </w:pPr>
+      <w:rPr>
+        <w:rFonts w:ascii="Wingdings" w:hAnsi="Wingdings" w:hint="default"/>
+        <w:sz w:val="20"/>
+      </w:rPr>
+    </w:lvl>
+    <w:lvl w:ilvl="3" w:tentative="1">
+      <w:start w:val="1"/>
+      <w:numFmt w:val="bullet"/>
+      <w:lvlText w:val=""/>
+      <w:lvlJc w:val="left"/>
+      <w:pPr>
+        <w:tabs>
+          <w:tab w:val="num" w:pos="2880"/>
+        </w:tabs>
+        <w:ind w:left="2880" w:hanging="360"/>
+      </w:pPr>
+      <w:rPr>
+        <w:rFonts w:ascii="Wingdings" w:hAnsi="Wingdings" w:hint="default"/>
+        <w:sz w:val="20"/>
+      </w:rPr>
+    </w:lvl>
+    <w:lvl w:ilvl="4" w:tentative="1">
+      <w:start w:val="1"/>
+      <w:numFmt w:val="bullet"/>
+      <w:lvlText w:val=""/>
+      <w:lvlJc w:val="left"/>
+      <w:pPr>
+        <w:tabs>
+          <w:tab w:val="num" w:pos="3600"/>
+        </w:tabs>
+        <w:ind w:left="3600" w:hanging="360"/>
+      </w:pPr>
+      <w:rPr>
+        <w:rFonts w:ascii="Wingdings" w:hAnsi="Wingdings" w:hint="default"/>
+        <w:sz w:val="20"/>
+      </w:rPr>
+    </w:lvl>
+    <w:lvl w:ilvl="5" w:tentative="1">
+      <w:start w:val="1"/>
+      <w:numFmt w:val="bullet"/>
+      <w:lvlText w:val=""/>
+      <w:lvlJc w:val="left"/>
+      <w:pPr>
+        <w:tabs>
+          <w:tab w:val="num" w:pos="4320"/>
+        </w:tabs>
+        <w:ind w:left="4320" w:hanging="360"/>
+      </w:pPr>
+      <w:rPr>
+        <w:rFonts w:ascii="Wingdings" w:hAnsi="Wingdings" w:hint="default"/>
+        <w:sz w:val="20"/>
+      </w:rPr>
+    </w:lvl>
+    <w:lvl w:ilvl="6" w:tentative="1">
+      <w:start w:val="1"/>
+      <w:numFmt w:val="bullet"/>
+      <w:lvlText w:val=""/>
+      <w:lvlJc w:val="left"/>
+      <w:pPr>
+        <w:tabs>
+          <w:tab w:val="num" w:pos="5040"/>
+        </w:tabs>
+        <w:ind w:left="5040" w:hanging="360"/>
+      </w:pPr>
+      <w:rPr>
+        <w:rFonts w:ascii="Wingdings" w:hAnsi="Wingdings" w:hint="default"/>
+        <w:sz w:val="20"/>
+      </w:rPr>
+    </w:lvl>
+    <w:lvl w:ilvl="7" w:tentative="1">
+      <w:start w:val="1"/>
+      <w:numFmt w:val="bullet"/>
+      <w:lvlText w:val=""/>
+      <w:lvlJc w:val="left"/>
+      <w:pPr>
+        <w:tabs>
+          <w:tab w:val="num" w:pos="5760"/>
+        </w:tabs>
+        <w:ind w:left="5760" w:hanging="360"/>
+      </w:pPr>
+      <w:rPr>
+        <w:rFonts w:ascii="Wingdings" w:hAnsi="Wingdings" w:hint="default"/>
+        <w:sz w:val="20"/>
+      </w:rPr>
+    </w:lvl>
+    <w:lvl w:ilvl="8" w:tentative="1">
+      <w:start w:val="1"/>
+      <w:numFmt w:val="bullet"/>
+      <w:lvlText w:val=""/>
+      <w:lvlJc w:val="left"/>
+      <w:pPr>
+        <w:tabs>
+          <w:tab w:val="num" w:pos="6480"/>
+        </w:tabs>
+        <w:ind w:left="6480" w:hanging="360"/>
+      </w:pPr>
+      <w:rPr>
+        <w:rFonts w:ascii="Wingdings" w:hAnsi="Wingdings" w:hint="default"/>
+        <w:sz w:val="20"/>
+      </w:rPr>
+    </w:lvl>
+  </w:abstractNum>
+  <w:abstractNum w:abstractNumId="13" w15:restartNumberingAfterBreak="0">
     <w:nsid w:val="483A1F50"/>
     <w:multiLevelType w:val="hybridMultilevel"/>
     <w:tmpl w:val="FC3C25AE"/>
@@ -3029,7 +3620,7 @@
       </w:rPr>
     </w:lvl>
   </w:abstractNum>
-  <w:abstractNum w:abstractNumId="11" w15:restartNumberingAfterBreak="0">
+  <w:abstractNum w:abstractNumId="14" w15:restartNumberingAfterBreak="0">
     <w:nsid w:val="50EA74AA"/>
     <w:multiLevelType w:val="hybridMultilevel"/>
     <w:tmpl w:val="2636711E"/>
@@ -3141,7 +3732,7 @@
       </w:rPr>
     </w:lvl>
   </w:abstractNum>
-  <w:abstractNum w:abstractNumId="12" w15:restartNumberingAfterBreak="0">
+  <w:abstractNum w:abstractNumId="15" w15:restartNumberingAfterBreak="0">
     <w:nsid w:val="51903574"/>
     <w:multiLevelType w:val="multilevel"/>
     <w:tmpl w:val="D7403520"/>
@@ -3290,7 +3881,156 @@
       </w:rPr>
     </w:lvl>
   </w:abstractNum>
-  <w:abstractNum w:abstractNumId="13" w15:restartNumberingAfterBreak="0">
+  <w:abstractNum w:abstractNumId="16" w15:restartNumberingAfterBreak="0">
+    <w:nsid w:val="551A0BC3"/>
+    <w:multiLevelType w:val="multilevel"/>
+    <w:tmpl w:val="E6500F2C"/>
+    <w:lvl w:ilvl="0">
+      <w:start w:val="1"/>
+      <w:numFmt w:val="bullet"/>
+      <w:lvlText w:val=""/>
+      <w:lvlJc w:val="left"/>
+      <w:pPr>
+        <w:tabs>
+          <w:tab w:val="num" w:pos="720"/>
+        </w:tabs>
+        <w:ind w:left="720" w:hanging="360"/>
+      </w:pPr>
+      <w:rPr>
+        <w:rFonts w:ascii="Symbol" w:hAnsi="Symbol" w:hint="default"/>
+        <w:sz w:val="20"/>
+      </w:rPr>
+    </w:lvl>
+    <w:lvl w:ilvl="1" w:tentative="1">
+      <w:start w:val="1"/>
+      <w:numFmt w:val="bullet"/>
+      <w:lvlText w:val="o"/>
+      <w:lvlJc w:val="left"/>
+      <w:pPr>
+        <w:tabs>
+          <w:tab w:val="num" w:pos="1440"/>
+        </w:tabs>
+        <w:ind w:left="1440" w:hanging="360"/>
+      </w:pPr>
+      <w:rPr>
+        <w:rFonts w:ascii="Courier New" w:hAnsi="Courier New" w:hint="default"/>
+        <w:sz w:val="20"/>
+      </w:rPr>
+    </w:lvl>
+    <w:lvl w:ilvl="2" w:tentative="1">
+      <w:start w:val="1"/>
+      <w:numFmt w:val="bullet"/>
+      <w:lvlText w:val=""/>
+      <w:lvlJc w:val="left"/>
+      <w:pPr>
+        <w:tabs>
+          <w:tab w:val="num" w:pos="2160"/>
+        </w:tabs>
+        <w:ind w:left="2160" w:hanging="360"/>
+      </w:pPr>
+      <w:rPr>
+        <w:rFonts w:ascii="Wingdings" w:hAnsi="Wingdings" w:hint="default"/>
+        <w:sz w:val="20"/>
+      </w:rPr>
+    </w:lvl>
+    <w:lvl w:ilvl="3" w:tentative="1">
+      <w:start w:val="1"/>
+      <w:numFmt w:val="bullet"/>
+      <w:lvlText w:val=""/>
+      <w:lvlJc w:val="left"/>
+      <w:pPr>
+        <w:tabs>
+          <w:tab w:val="num" w:pos="2880"/>
+        </w:tabs>
+        <w:ind w:left="2880" w:hanging="360"/>
+      </w:pPr>
+      <w:rPr>
+        <w:rFonts w:ascii="Wingdings" w:hAnsi="Wingdings" w:hint="default"/>
+        <w:sz w:val="20"/>
+      </w:rPr>
+    </w:lvl>
+    <w:lvl w:ilvl="4" w:tentative="1">
+      <w:start w:val="1"/>
+      <w:numFmt w:val="bullet"/>
+      <w:lvlText w:val=""/>
+      <w:lvlJc w:val="left"/>
+      <w:pPr>
+        <w:tabs>
+          <w:tab w:val="num" w:pos="3600"/>
+        </w:tabs>
+        <w:ind w:left="3600" w:hanging="360"/>
+      </w:pPr>
+      <w:rPr>
+        <w:rFonts w:ascii="Wingdings" w:hAnsi="Wingdings" w:hint="default"/>
+        <w:sz w:val="20"/>
+      </w:rPr>
+    </w:lvl>
+    <w:lvl w:ilvl="5" w:tentative="1">
+      <w:start w:val="1"/>
+      <w:numFmt w:val="bullet"/>
+      <w:lvlText w:val=""/>
+      <w:lvlJc w:val="left"/>
+      <w:pPr>
+        <w:tabs>
+          <w:tab w:val="num" w:pos="4320"/>
+        </w:tabs>
+        <w:ind w:left="4320" w:hanging="360"/>
+      </w:pPr>
+      <w:rPr>
+        <w:rFonts w:ascii="Wingdings" w:hAnsi="Wingdings" w:hint="default"/>
+        <w:sz w:val="20"/>
+      </w:rPr>
+    </w:lvl>
+    <w:lvl w:ilvl="6" w:tentative="1">
+      <w:start w:val="1"/>
+      <w:numFmt w:val="bullet"/>
+      <w:lvlText w:val=""/>
+      <w:lvlJc w:val="left"/>
+      <w:pPr>
+        <w:tabs>
+          <w:tab w:val="num" w:pos="5040"/>
+        </w:tabs>
+        <w:ind w:left="5040" w:hanging="360"/>
+      </w:pPr>
+      <w:rPr>
+        <w:rFonts w:ascii="Wingdings" w:hAnsi="Wingdings" w:hint="default"/>
+        <w:sz w:val="20"/>
+      </w:rPr>
+    </w:lvl>
+    <w:lvl w:ilvl="7" w:tentative="1">
+      <w:start w:val="1"/>
+      <w:numFmt w:val="bullet"/>
+      <w:lvlText w:val=""/>
+      <w:lvlJc w:val="left"/>
+      <w:pPr>
+        <w:tabs>
+          <w:tab w:val="num" w:pos="5760"/>
+        </w:tabs>
+        <w:ind w:left="5760" w:hanging="360"/>
+      </w:pPr>
+      <w:rPr>
+        <w:rFonts w:ascii="Wingdings" w:hAnsi="Wingdings" w:hint="default"/>
+        <w:sz w:val="20"/>
+      </w:rPr>
+    </w:lvl>
+    <w:lvl w:ilvl="8" w:tentative="1">
+      <w:start w:val="1"/>
+      <w:numFmt w:val="bullet"/>
+      <w:lvlText w:val=""/>
+      <w:lvlJc w:val="left"/>
+      <w:pPr>
+        <w:tabs>
+          <w:tab w:val="num" w:pos="6480"/>
+        </w:tabs>
+        <w:ind w:left="6480" w:hanging="360"/>
+      </w:pPr>
+      <w:rPr>
+        <w:rFonts w:ascii="Wingdings" w:hAnsi="Wingdings" w:hint="default"/>
+        <w:sz w:val="20"/>
+      </w:rPr>
+    </w:lvl>
+  </w:abstractNum>
+  <w:abstractNum w:abstractNumId="17" w15:restartNumberingAfterBreak="0">
     <w:nsid w:val="60421A2B"/>
     <w:multiLevelType w:val="hybridMultilevel"/>
     <w:tmpl w:val="0E786180"/>
@@ -3403,7 +4143,7 @@
       </w:rPr>
     </w:lvl>
   </w:abstractNum>
-  <w:abstractNum w:abstractNumId="14" w15:restartNumberingAfterBreak="0">
+  <w:abstractNum w:abstractNumId="18" w15:restartNumberingAfterBreak="0">
     <w:nsid w:val="610A0447"/>
     <w:multiLevelType w:val="multilevel"/>
     <w:tmpl w:val="85C67A42"/>
@@ -3552,7 +4292,7 @@
       </w:rPr>
     </w:lvl>
   </w:abstractNum>
-  <w:abstractNum w:abstractNumId="15" w15:restartNumberingAfterBreak="0">
+  <w:abstractNum w:abstractNumId="19" w15:restartNumberingAfterBreak="0">
     <w:nsid w:val="6351585D"/>
     <w:multiLevelType w:val="hybridMultilevel"/>
     <w:tmpl w:val="F14C93D8"/>
@@ -3665,7 +4405,7 @@
       </w:rPr>
     </w:lvl>
   </w:abstractNum>
-  <w:abstractNum w:abstractNumId="16" w15:restartNumberingAfterBreak="0">
+  <w:abstractNum w:abstractNumId="20" w15:restartNumberingAfterBreak="0">
     <w:nsid w:val="66453770"/>
     <w:multiLevelType w:val="hybridMultilevel"/>
     <w:tmpl w:val="53787E42"/>
@@ -3778,7 +4518,7 @@
       </w:rPr>
     </w:lvl>
   </w:abstractNum>
-  <w:abstractNum w:abstractNumId="17" w15:restartNumberingAfterBreak="0">
+  <w:abstractNum w:abstractNumId="21" w15:restartNumberingAfterBreak="0">
     <w:nsid w:val="664E05D8"/>
     <w:multiLevelType w:val="hybridMultilevel"/>
     <w:tmpl w:val="BB0E7DDA"/>
@@ -3891,7 +4631,7 @@
       </w:rPr>
     </w:lvl>
   </w:abstractNum>
-  <w:abstractNum w:abstractNumId="18" w15:restartNumberingAfterBreak="0">
+  <w:abstractNum w:abstractNumId="22" w15:restartNumberingAfterBreak="0">
     <w:nsid w:val="6D551FF9"/>
     <w:multiLevelType w:val="multilevel"/>
     <w:tmpl w:val="9AEA8A5A"/>
@@ -4040,7 +4780,7 @@
       </w:rPr>
     </w:lvl>
   </w:abstractNum>
-  <w:abstractNum w:abstractNumId="19" w15:restartNumberingAfterBreak="0">
+  <w:abstractNum w:abstractNumId="23" w15:restartNumberingAfterBreak="0">
     <w:nsid w:val="6E546D74"/>
     <w:multiLevelType w:val="multilevel"/>
     <w:tmpl w:val="76D2B522"/>
@@ -4189,7 +4929,7 @@
       </w:rPr>
     </w:lvl>
   </w:abstractNum>
-  <w:abstractNum w:abstractNumId="20" w15:restartNumberingAfterBreak="0">
+  <w:abstractNum w:abstractNumId="24" w15:restartNumberingAfterBreak="0">
     <w:nsid w:val="70860E64"/>
     <w:multiLevelType w:val="hybridMultilevel"/>
     <w:tmpl w:val="523E8020"/>
@@ -4302,7 +5042,7 @@
       </w:rPr>
     </w:lvl>
   </w:abstractNum>
-  <w:abstractNum w:abstractNumId="21" w15:restartNumberingAfterBreak="0">
+  <w:abstractNum w:abstractNumId="25" w15:restartNumberingAfterBreak="0">
     <w:nsid w:val="717B4175"/>
     <w:multiLevelType w:val="multilevel"/>
     <w:tmpl w:val="BBA8D55A"/>
@@ -4451,7 +5191,7 @@
       </w:rPr>
     </w:lvl>
   </w:abstractNum>
-  <w:abstractNum w:abstractNumId="22" w15:restartNumberingAfterBreak="0">
+  <w:abstractNum w:abstractNumId="26" w15:restartNumberingAfterBreak="0">
     <w:nsid w:val="71BA4DDB"/>
     <w:multiLevelType w:val="hybridMultilevel"/>
     <w:tmpl w:val="A5D2FFB8"/>
@@ -4564,7 +5304,7 @@
       </w:rPr>
     </w:lvl>
   </w:abstractNum>
-  <w:abstractNum w:abstractNumId="23" w15:restartNumberingAfterBreak="0">
+  <w:abstractNum w:abstractNumId="27" w15:restartNumberingAfterBreak="0">
     <w:nsid w:val="74DC7506"/>
     <w:multiLevelType w:val="multilevel"/>
     <w:tmpl w:val="85FCBEC6"/>
@@ -4713,7 +5453,120 @@
       </w:rPr>
     </w:lvl>
   </w:abstractNum>
-  <w:abstractNum w:abstractNumId="24" w15:restartNumberingAfterBreak="0">
+  <w:abstractNum w:abstractNumId="28" w15:restartNumberingAfterBreak="0">
+    <w:nsid w:val="78CE5613"/>
+    <w:multiLevelType w:val="hybridMultilevel"/>
+    <w:tmpl w:val="09A684F2"/>
+    <w:lvl w:ilvl="0" w:tplc="08090001">
+      <w:start w:val="1"/>
+      <w:numFmt w:val="bullet"/>
+      <w:lvlText w:val=""/>
+      <w:lvlJc w:val="left"/>
+      <w:pPr>
+        <w:ind w:left="720" w:hanging="360"/>
+      </w:pPr>
+      <w:rPr>
+        <w:rFonts w:ascii="Symbol" w:hAnsi="Symbol" w:hint="default"/>
+      </w:rPr>
+    </w:lvl>
+    <w:lvl w:ilvl="1" w:tplc="08090003" w:tentative="1">
+      <w:start w:val="1"/>
+      <w:numFmt w:val="bullet"/>
+      <w:lvlText w:val="o"/>
+      <w:lvlJc w:val="left"/>
+      <w:pPr>
+        <w:ind w:left="1440" w:hanging="360"/>
+      </w:pPr>
+      <w:rPr>
+        <w:rFonts w:ascii="Courier New" w:hAnsi="Courier New" w:cs="Courier New" w:hint="default"/>
+      </w:rPr>
+    </w:lvl>
+    <w:lvl w:ilvl="2" w:tplc="08090005" w:tentative="1">
+      <w:start w:val="1"/>
+      <w:numFmt w:val="bullet"/>
+      <w:lvlText w:val=""/>
+      <w:lvlJc w:val="left"/>
+      <w:pPr>
+        <w:ind w:left="2160" w:hanging="360"/>
+      </w:pPr>
+      <w:rPr>
+        <w:rFonts w:ascii="Wingdings" w:hAnsi="Wingdings" w:hint="default"/>
+      </w:rPr>
+    </w:lvl>
+    <w:lvl w:ilvl="3" w:tplc="08090001" w:tentative="1">
+      <w:start w:val="1"/>
+      <w:numFmt w:val="bullet"/>
+      <w:lvlText w:val=""/>
+      <w:lvlJc w:val="left"/>
+      <w:pPr>
+        <w:ind w:left="2880" w:hanging="360"/>
+      </w:pPr>
+      <w:rPr>
+        <w:rFonts w:ascii="Symbol" w:hAnsi="Symbol" w:hint="default"/>
+      </w:rPr>
+    </w:lvl>
+    <w:lvl w:ilvl="4" w:tplc="08090003" w:tentative="1">
+      <w:start w:val="1"/>
+      <w:numFmt w:val="bullet"/>
+      <w:lvlText w:val="o"/>
+      <w:lvlJc w:val="left"/>
+      <w:pPr>
+        <w:ind w:left="3600" w:hanging="360"/>
+      </w:pPr>
+      <w:rPr>
+        <w:rFonts w:ascii="Courier New" w:hAnsi="Courier New" w:cs="Courier New" w:hint="default"/>
+      </w:rPr>
+    </w:lvl>
+    <w:lvl w:ilvl="5" w:tplc="08090005" w:tentative="1">
+      <w:start w:val="1"/>
+      <w:numFmt w:val="bullet"/>
+      <w:lvlText w:val=""/>
+      <w:lvlJc w:val="left"/>
+      <w:pPr>
+        <w:ind w:left="4320" w:hanging="360"/>
+      </w:pPr>
+      <w:rPr>
+        <w:rFonts w:ascii="Wingdings" w:hAnsi="Wingdings" w:hint="default"/>
+      </w:rPr>
+    </w:lvl>
+    <w:lvl w:ilvl="6" w:tplc="08090001" w:tentative="1">
+      <w:start w:val="1"/>
+      <w:numFmt w:val="bullet"/>
+      <w:lvlText w:val=""/>
+      <w:lvlJc w:val="left"/>
+      <w:pPr>
+        <w:ind w:left="5040" w:hanging="360"/>
+      </w:pPr>
+      <w:rPr>
+        <w:rFonts w:ascii="Symbol" w:hAnsi="Symbol" w:hint="default"/>
+      </w:rPr>
+    </w:lvl>
+    <w:lvl w:ilvl="7" w:tplc="08090003" w:tentative="1">
+      <w:start w:val="1"/>
+      <w:numFmt w:val="bullet"/>
+      <w:lvlText w:val="o"/>
+      <w:lvlJc w:val="left"/>
+      <w:pPr>
+        <w:ind w:left="5760" w:hanging="360"/>
+      </w:pPr>
+      <w:rPr>
+        <w:rFonts w:ascii="Courier New" w:hAnsi="Courier New" w:cs="Courier New" w:hint="default"/>
+      </w:rPr>
+    </w:lvl>
+    <w:lvl w:ilvl="8" w:tplc="08090005" w:tentative="1">
+      <w:start w:val="1"/>
+      <w:numFmt w:val="bullet"/>
+      <w:lvlText w:val=""/>
+      <w:lvlJc w:val="left"/>
+      <w:pPr>
+        <w:ind w:left="6480" w:hanging="360"/>
+      </w:pPr>
+      <w:rPr>
+        <w:rFonts w:ascii="Wingdings" w:hAnsi="Wingdings" w:hint="default"/>
+      </w:rPr>
+    </w:lvl>
+  </w:abstractNum>
+  <w:abstractNum w:abstractNumId="29" w15:restartNumberingAfterBreak="0">
     <w:nsid w:val="798A7909"/>
     <w:multiLevelType w:val="multilevel"/>
     <w:tmpl w:val="664E502E"/>
@@ -4862,86 +5715,101 @@
       </w:rPr>
     </w:lvl>
   </w:abstractNum>
-  <w:num w:numId="1" w16cid:durableId="1968120721">
+  <w:num w:numId="1">
+    <w:abstractNumId w:val="6"/>
+  </w:num>
+  <w:num w:numId="2">
     <w:abstractNumId w:val="5"/>
   </w:num>
-  <w:num w:numId="2" w16cid:durableId="106782199">
-    <w:abstractNumId w:val="4"/>
+  <w:num w:numId="3">
+    <w:abstractNumId w:val="17"/>
   </w:num>
-  <w:num w:numId="3" w16cid:durableId="655841941">
+  <w:num w:numId="4">
+    <w:abstractNumId w:val="26"/>
+  </w:num>
+  <w:num w:numId="5">
     <w:abstractNumId w:val="13"/>
   </w:num>
-  <w:num w:numId="4" w16cid:durableId="1176076269">
+  <w:num w:numId="6">
+    <w:abstractNumId w:val="25"/>
+  </w:num>
+  <w:num w:numId="7">
+    <w:abstractNumId w:val="11"/>
+  </w:num>
+  <w:num w:numId="8">
+    <w:abstractNumId w:val="23"/>
+  </w:num>
+  <w:num w:numId="9">
+    <w:abstractNumId w:val="2"/>
+  </w:num>
+  <w:num w:numId="10">
+    <w:abstractNumId w:val="0"/>
+  </w:num>
+  <w:num w:numId="11">
+    <w:abstractNumId w:val="8"/>
+  </w:num>
+  <w:num w:numId="12">
+    <w:abstractNumId w:val="10"/>
+  </w:num>
+  <w:num w:numId="13">
+    <w:abstractNumId w:val="19"/>
+  </w:num>
+  <w:num w:numId="14">
+    <w:abstractNumId w:val="21"/>
+  </w:num>
+  <w:num w:numId="15">
+    <w:abstractNumId w:val="14"/>
+  </w:num>
+  <w:num w:numId="16">
+    <w:abstractNumId w:val="24"/>
+  </w:num>
+  <w:num w:numId="17">
+    <w:abstractNumId w:val="27"/>
+  </w:num>
+  <w:num w:numId="18">
+    <w:abstractNumId w:val="29"/>
+  </w:num>
+  <w:num w:numId="19">
+    <w:abstractNumId w:val="15"/>
+  </w:num>
+  <w:num w:numId="20">
+    <w:abstractNumId w:val="18"/>
+  </w:num>
+  <w:num w:numId="21">
+    <w:abstractNumId w:val="7"/>
+  </w:num>
+  <w:num w:numId="22">
+    <w:abstractNumId w:val="20"/>
+  </w:num>
+  <w:num w:numId="23">
+    <w:abstractNumId w:val="1"/>
+  </w:num>
+  <w:num w:numId="24">
+    <w:abstractNumId w:val="3"/>
+  </w:num>
+  <w:num w:numId="25">
     <w:abstractNumId w:val="22"/>
   </w:num>
-  <w:num w:numId="5" w16cid:durableId="377779302">
-    <w:abstractNumId w:val="10"/>
+  <w:num w:numId="26">
+    <w:abstractNumId w:val="28"/>
   </w:num>
-  <w:num w:numId="6" w16cid:durableId="1164859303">
-    <w:abstractNumId w:val="21"/>
+  <w:num w:numId="27">
+    <w:abstractNumId w:val="16"/>
   </w:num>
-  <w:num w:numId="7" w16cid:durableId="607545283">
+  <w:num w:numId="28">
     <w:abstractNumId w:val="9"/>
   </w:num>
-  <w:num w:numId="8" w16cid:durableId="717319787">
-    <w:abstractNumId w:val="19"/>
-  </w:num>
-  <w:num w:numId="9" w16cid:durableId="1816487678">
-    <w:abstractNumId w:val="2"/>
-  </w:num>
-  <w:num w:numId="10" w16cid:durableId="1360469197">
-    <w:abstractNumId w:val="0"/>
-  </w:num>
-  <w:num w:numId="11" w16cid:durableId="840127272">
-    <w:abstractNumId w:val="7"/>
-  </w:num>
-  <w:num w:numId="12" w16cid:durableId="605504410">
-    <w:abstractNumId w:val="8"/>
-  </w:num>
-  <w:num w:numId="13" w16cid:durableId="1124426630">
-    <w:abstractNumId w:val="15"/>
-  </w:num>
-  <w:num w:numId="14" w16cid:durableId="96025549">
-    <w:abstractNumId w:val="17"/>
-  </w:num>
-  <w:num w:numId="15" w16cid:durableId="166872745">
-    <w:abstractNumId w:val="11"/>
-  </w:num>
-  <w:num w:numId="16" w16cid:durableId="779837826">
-    <w:abstractNumId w:val="20"/>
-  </w:num>
-  <w:num w:numId="17" w16cid:durableId="747774772">
-    <w:abstractNumId w:val="23"/>
-  </w:num>
-  <w:num w:numId="18" w16cid:durableId="849444816">
-    <w:abstractNumId w:val="24"/>
-  </w:num>
-  <w:num w:numId="19" w16cid:durableId="1177036865">
+  <w:num w:numId="29">
     <w:abstractNumId w:val="12"/>
   </w:num>
-  <w:num w:numId="20" w16cid:durableId="1532642521">
-    <w:abstractNumId w:val="14"/>
-  </w:num>
-  <w:num w:numId="21" w16cid:durableId="996229625">
-    <w:abstractNumId w:val="6"/>
-  </w:num>
-  <w:num w:numId="22" w16cid:durableId="774179412">
-    <w:abstractNumId w:val="16"/>
-  </w:num>
-  <w:num w:numId="23" w16cid:durableId="1311520004">
-    <w:abstractNumId w:val="1"/>
-  </w:num>
-  <w:num w:numId="24" w16cid:durableId="264729967">
-    <w:abstractNumId w:val="3"/>
-  </w:num>
-  <w:num w:numId="25" w16cid:durableId="425467857">
-    <w:abstractNumId w:val="18"/>
+  <w:num w:numId="30">
+    <w:abstractNumId w:val="4"/>
   </w:num>
 </w:numbering>
 </file>
 
 <file path=word/styles.xml><?xml version="1.0" encoding="utf-8"?>
-<w:styles xmlns:mc="http://schemas.openxmlformats.org/markup-compatibility/2006" xmlns:r="http://schemas.openxmlformats.org/officeDocument/2006/relationships" xmlns:w="http://schemas.openxmlformats.org/wordprocessingml/2006/main" xmlns:w14="http://schemas.microsoft.com/office/word/2010/wordml" xmlns:w15="http://schemas.microsoft.com/office/word/2012/wordml" xmlns:w16cex="http://schemas.microsoft.com/office/word/2018/wordml/cex" xmlns:w16cid="http://schemas.microsoft.com/office/word/2016/wordml/cid" xmlns:w16="http://schemas.microsoft.com/office/word/2018/wordml" xmlns:w16du="http://schemas.microsoft.com/office/word/2023/wordml/word16du" xmlns:w16sdtdh="http://schemas.microsoft.com/office/word/2020/wordml/sdtdatahash" xmlns:w16sdtfl="http://schemas.microsoft.com/office/word/2024/wordml/sdtformatlock" xmlns:w16se="http://schemas.microsoft.com/office/word/2015/wordml/symex" mc:Ignorable="w14 w15 w16se w16cid w16 w16cex w16sdtdh w16sdtfl w16du">
+<w:styles xmlns:mc="http://schemas.openxmlformats.org/markup-compatibility/2006" xmlns:r="http://schemas.openxmlformats.org/officeDocument/2006/relationships" xmlns:w="http://schemas.openxmlformats.org/wordprocessingml/2006/main" xmlns:w14="http://schemas.microsoft.com/office/word/2010/wordml" xmlns:w15="http://schemas.microsoft.com/office/word/2012/wordml" xmlns:w16cex="http://schemas.microsoft.com/office/word/2018/wordml/cex" xmlns:w16cid="http://schemas.microsoft.com/office/word/2016/wordml/cid" xmlns:w16="http://schemas.microsoft.com/office/word/2018/wordml" xmlns:w16sdtdh="http://schemas.microsoft.com/office/word/2020/wordml/sdtdatahash" xmlns:w16se="http://schemas.microsoft.com/office/word/2015/wordml/symex" mc:Ignorable="w14 w15 w16se w16cid w16 w16cex w16sdtdh">
   <w:docDefaults>
     <w:rPrDefault>
       <w:rPr>
@@ -5338,11 +6206,12 @@
   <w:style w:type="paragraph" w:default="1" w:styleId="Normal">
     <w:name w:val="Normal"/>
     <w:qFormat/>
-    <w:rsid w:val="007223E2"/>
+    <w:rsid w:val="00AE526A"/>
   </w:style>
   <w:style w:type="character" w:default="1" w:styleId="DefaultParagraphFont">
     <w:name w:val="Default Paragraph Font"/>
     <w:uiPriority w:val="1"/>
+    <w:semiHidden/>
     <w:unhideWhenUsed/>
   </w:style>
   <w:style w:type="table" w:default="1" w:styleId="TableNormal">
